--- a/Documenten/Dagboek.docx
+++ b/Documenten/Dagboek.docx
@@ -79,7 +79,25 @@
           <w:szCs w:val="28"/>
           <w:lang w:val="nl-NL"/>
         </w:rPr>
-        <w:t>ag gehad ik kreeg een plekje in een kleine kamer die ze hadden. Verder hebben we besproken waar ik aan ga werken. Dat gaat een Serious game zijn voor hun arcadekast en daar gaan we ook mijn eerste leerdoel op laten richten aangezien ik meer Unreal engine wil leren en dat de perfecte kans is voor mij is.</w:t>
+        <w:t xml:space="preserve">ag gehad ik kreeg een plekje in een kleine kamer die ze hadden. Verder hebben we besproken waar ik aan ga werken. Dat gaat een </w:t>
+      </w:r>
+      <w:proofErr w:type="spellStart"/>
+      <w:r>
+        <w:rPr>
+          <w:sz w:val="28"/>
+          <w:szCs w:val="28"/>
+          <w:lang w:val="nl-NL"/>
+        </w:rPr>
+        <w:t>Serious</w:t>
+      </w:r>
+      <w:proofErr w:type="spellEnd"/>
+      <w:r>
+        <w:rPr>
+          <w:sz w:val="28"/>
+          <w:szCs w:val="28"/>
+          <w:lang w:val="nl-NL"/>
+        </w:rPr>
+        <w:t xml:space="preserve"> game zijn voor hun arcadekast en daar gaan we ook mijn eerste leerdoel op laten richten aangezien ik meer Unreal engine wil leren en dat de perfecte kans is voor mij is.</w:t>
       </w:r>
     </w:p>
     <w:p>
@@ -372,6 +390,353 @@
           <w:szCs w:val="36"/>
           <w:lang w:val="nl-NL"/>
         </w:rPr>
+        <w:t>Donderdag 5 Maart</w:t>
+      </w:r>
+    </w:p>
+    <w:p>
+      <w:pPr>
+        <w:rPr>
+          <w:sz w:val="28"/>
+          <w:szCs w:val="28"/>
+          <w:lang w:val="nl-NL"/>
+        </w:rPr>
+      </w:pPr>
+      <w:r>
+        <w:rPr>
+          <w:sz w:val="28"/>
+          <w:szCs w:val="28"/>
+          <w:lang w:val="nl-NL"/>
+        </w:rPr>
+        <w:t xml:space="preserve">Vandaag ben ik bezig geweest met </w:t>
+      </w:r>
+      <w:proofErr w:type="spellStart"/>
+      <w:r>
+        <w:rPr>
+          <w:sz w:val="28"/>
+          <w:szCs w:val="28"/>
+          <w:lang w:val="nl-NL"/>
+        </w:rPr>
+        <w:t>bugfixes</w:t>
+      </w:r>
+      <w:proofErr w:type="spellEnd"/>
+      <w:r>
+        <w:rPr>
+          <w:sz w:val="28"/>
+          <w:szCs w:val="28"/>
+          <w:lang w:val="nl-NL"/>
+        </w:rPr>
+        <w:t xml:space="preserve"> rond de UI omdat dat nog niet helemaal werkt. Net zoals elke andere Donderdag werk ik vandaag vanuit huis.</w:t>
+      </w:r>
+    </w:p>
+    <w:p>
+      <w:pPr>
+        <w:rPr>
+          <w:sz w:val="28"/>
+          <w:szCs w:val="28"/>
+          <w:lang w:val="nl-NL"/>
+        </w:rPr>
+      </w:pPr>
+    </w:p>
+    <w:p>
+      <w:pPr>
+        <w:rPr>
+          <w:sz w:val="28"/>
+          <w:szCs w:val="28"/>
+          <w:lang w:val="nl-NL"/>
+        </w:rPr>
+      </w:pPr>
+      <w:r>
+        <w:rPr>
+          <w:b/>
+          <w:bCs/>
+          <w:sz w:val="36"/>
+          <w:szCs w:val="36"/>
+          <w:lang w:val="nl-NL"/>
+        </w:rPr>
+        <w:t>Vrijdag 6 Maart</w:t>
+      </w:r>
+    </w:p>
+    <w:p>
+      <w:pPr>
+        <w:rPr>
+          <w:sz w:val="28"/>
+          <w:szCs w:val="28"/>
+          <w:lang w:val="nl-NL"/>
+        </w:rPr>
+      </w:pPr>
+      <w:r>
+        <w:rPr>
+          <w:sz w:val="28"/>
+          <w:szCs w:val="28"/>
+          <w:lang w:val="nl-NL"/>
+        </w:rPr>
+        <w:t xml:space="preserve">Vandaag heb ik nog meer </w:t>
+      </w:r>
+      <w:proofErr w:type="spellStart"/>
+      <w:r>
+        <w:rPr>
+          <w:sz w:val="28"/>
+          <w:szCs w:val="28"/>
+          <w:lang w:val="nl-NL"/>
+        </w:rPr>
+        <w:t>bugfixes</w:t>
+      </w:r>
+      <w:proofErr w:type="spellEnd"/>
+      <w:r>
+        <w:rPr>
+          <w:sz w:val="28"/>
+          <w:szCs w:val="28"/>
+          <w:lang w:val="nl-NL"/>
+        </w:rPr>
+        <w:t xml:space="preserve"> gedaan. Naast dat heb ik ook gezeten met meneer Hofland om te kijken hoe de week is gegaan. Daaruit kwam dat ik meer moet letten op mijn GitHub en Trello omdat ik deze week daar niet enorm op heb gelet.</w:t>
+      </w:r>
+    </w:p>
+    <w:p>
+      <w:pPr>
+        <w:rPr>
+          <w:sz w:val="28"/>
+          <w:szCs w:val="28"/>
+          <w:lang w:val="nl-NL"/>
+        </w:rPr>
+      </w:pPr>
+    </w:p>
+    <w:p>
+      <w:pPr>
+        <w:rPr>
+          <w:b/>
+          <w:bCs/>
+          <w:sz w:val="36"/>
+          <w:szCs w:val="36"/>
+          <w:lang w:val="nl-NL"/>
+        </w:rPr>
+      </w:pPr>
+    </w:p>
+    <w:p>
+      <w:pPr>
+        <w:rPr>
+          <w:b/>
+          <w:bCs/>
+          <w:sz w:val="36"/>
+          <w:szCs w:val="36"/>
+          <w:lang w:val="nl-NL"/>
+        </w:rPr>
+      </w:pPr>
+    </w:p>
+    <w:p>
+      <w:pPr>
+        <w:rPr>
+          <w:sz w:val="28"/>
+          <w:szCs w:val="28"/>
+          <w:lang w:val="nl-NL"/>
+        </w:rPr>
+      </w:pPr>
+      <w:r>
+        <w:rPr>
+          <w:b/>
+          <w:bCs/>
+          <w:sz w:val="36"/>
+          <w:szCs w:val="36"/>
+          <w:lang w:val="nl-NL"/>
+        </w:rPr>
+        <w:lastRenderedPageBreak/>
+        <w:t>Maandag 9 Maart</w:t>
+      </w:r>
+    </w:p>
+    <w:p>
+      <w:pPr>
+        <w:rPr>
+          <w:sz w:val="28"/>
+          <w:szCs w:val="28"/>
+          <w:lang w:val="nl-NL"/>
+        </w:rPr>
+      </w:pPr>
+      <w:r>
+        <w:rPr>
+          <w:sz w:val="28"/>
+          <w:szCs w:val="28"/>
+          <w:lang w:val="nl-NL"/>
+        </w:rPr>
+        <w:t>Vandaag heb ik GitHub problemen zitten fixen en de laatste puntjes op de I gezet bij de UI. Ook heb ik Trello in elkaar gezet zodat ik die kan consistent gebruiken</w:t>
+      </w:r>
+    </w:p>
+    <w:p>
+      <w:pPr>
+        <w:rPr>
+          <w:sz w:val="28"/>
+          <w:szCs w:val="28"/>
+          <w:lang w:val="nl-NL"/>
+        </w:rPr>
+      </w:pPr>
+    </w:p>
+    <w:p>
+      <w:pPr>
+        <w:rPr>
+          <w:sz w:val="28"/>
+          <w:szCs w:val="28"/>
+          <w:lang w:val="nl-NL"/>
+        </w:rPr>
+      </w:pPr>
+      <w:r>
+        <w:rPr>
+          <w:b/>
+          <w:bCs/>
+          <w:sz w:val="36"/>
+          <w:szCs w:val="36"/>
+          <w:lang w:val="nl-NL"/>
+        </w:rPr>
+        <w:t>Dinsdag</w:t>
+      </w:r>
+      <w:r>
+        <w:rPr>
+          <w:b/>
+          <w:bCs/>
+          <w:sz w:val="36"/>
+          <w:szCs w:val="36"/>
+          <w:lang w:val="nl-NL"/>
+        </w:rPr>
+        <w:t xml:space="preserve"> </w:t>
+      </w:r>
+      <w:r>
+        <w:rPr>
+          <w:b/>
+          <w:bCs/>
+          <w:sz w:val="36"/>
+          <w:szCs w:val="36"/>
+          <w:lang w:val="nl-NL"/>
+        </w:rPr>
+        <w:t>10 Maart</w:t>
+      </w:r>
+    </w:p>
+    <w:p>
+      <w:pPr>
+        <w:rPr>
+          <w:sz w:val="28"/>
+          <w:szCs w:val="28"/>
+          <w:lang w:val="nl-NL"/>
+        </w:rPr>
+      </w:pPr>
+      <w:r>
+        <w:rPr>
+          <w:sz w:val="28"/>
+          <w:szCs w:val="28"/>
+          <w:lang w:val="nl-NL"/>
+        </w:rPr>
+        <w:t xml:space="preserve">Vandaag heb ik alle game art gedaan van de geschiedenis minigame gedaan. Dat is namelijk het klaslokaal en een simpel bos die je kan zien als je het raam </w:t>
+      </w:r>
+      <w:r>
+        <w:rPr>
+          <w:sz w:val="28"/>
+          <w:szCs w:val="28"/>
+          <w:lang w:val="nl-NL"/>
+        </w:rPr>
+        <w:t>uitkijkt</w:t>
+      </w:r>
+      <w:r>
+        <w:rPr>
+          <w:sz w:val="28"/>
+          <w:szCs w:val="28"/>
+          <w:lang w:val="nl-NL"/>
+        </w:rPr>
+        <w:t>.</w:t>
+      </w:r>
+    </w:p>
+    <w:p>
+      <w:pPr>
+        <w:rPr>
+          <w:sz w:val="28"/>
+          <w:szCs w:val="28"/>
+          <w:lang w:val="nl-NL"/>
+        </w:rPr>
+      </w:pPr>
+    </w:p>
+    <w:p>
+      <w:pPr>
+        <w:rPr>
+          <w:sz w:val="28"/>
+          <w:szCs w:val="28"/>
+          <w:lang w:val="nl-NL"/>
+        </w:rPr>
+      </w:pPr>
+      <w:r>
+        <w:rPr>
+          <w:b/>
+          <w:bCs/>
+          <w:sz w:val="36"/>
+          <w:szCs w:val="36"/>
+          <w:lang w:val="nl-NL"/>
+        </w:rPr>
+        <w:t>Woensdag</w:t>
+      </w:r>
+      <w:r>
+        <w:rPr>
+          <w:b/>
+          <w:bCs/>
+          <w:sz w:val="36"/>
+          <w:szCs w:val="36"/>
+          <w:lang w:val="nl-NL"/>
+        </w:rPr>
+        <w:t xml:space="preserve"> </w:t>
+      </w:r>
+      <w:r>
+        <w:rPr>
+          <w:b/>
+          <w:bCs/>
+          <w:sz w:val="36"/>
+          <w:szCs w:val="36"/>
+          <w:lang w:val="nl-NL"/>
+        </w:rPr>
+        <w:t>11 Maart</w:t>
+      </w:r>
+    </w:p>
+    <w:p>
+      <w:pPr>
+        <w:rPr>
+          <w:sz w:val="28"/>
+          <w:szCs w:val="28"/>
+          <w:lang w:val="nl-NL"/>
+        </w:rPr>
+      </w:pPr>
+      <w:r>
+        <w:rPr>
+          <w:sz w:val="28"/>
+          <w:szCs w:val="28"/>
+          <w:lang w:val="nl-NL"/>
+        </w:rPr>
+        <w:t>Vandaag heb ik een startscherm gemaakt voor de geschiedenis minigame. Ook heb ik daarna zitten bug fixen omdat dat startscherm ervoor zorgde dat ik niet meer in de map kon, Dat is nu gefikst. Daarna heb ik meer bureaus toegevoegd aan het lokaal. Vervolgens heb ik audio toegevoegd waaronder achtergrondmuziek en deuntjes bij goed en fout geantwoord. Als laatst heb ik posters op de muren gezet (dit duurde veel te lang voor geen reden).</w:t>
+      </w:r>
+    </w:p>
+    <w:p>
+      <w:pPr>
+        <w:rPr>
+          <w:sz w:val="28"/>
+          <w:szCs w:val="28"/>
+          <w:lang w:val="nl-NL"/>
+        </w:rPr>
+      </w:pPr>
+      <w:r>
+        <w:rPr>
+          <w:sz w:val="28"/>
+          <w:szCs w:val="28"/>
+          <w:lang w:val="nl-NL"/>
+        </w:rPr>
+        <w:br/>
+      </w:r>
+      <w:r>
+        <w:rPr>
+          <w:sz w:val="28"/>
+          <w:szCs w:val="28"/>
+          <w:lang w:val="nl-NL"/>
+        </w:rPr>
+        <w:br/>
+      </w:r>
+      <w:r>
+        <w:rPr>
+          <w:b/>
+          <w:bCs/>
+          <w:sz w:val="36"/>
+          <w:szCs w:val="36"/>
+          <w:lang w:val="nl-NL"/>
+        </w:rPr>
         <w:t>Donderdag</w:t>
       </w:r>
       <w:r>
@@ -392,7 +757,17 @@
           <w:szCs w:val="36"/>
           <w:lang w:val="nl-NL"/>
         </w:rPr>
-        <w:t>5</w:t>
+        <w:t>1</w:t>
+      </w:r>
+      <w:r>
+        <w:rPr>
+          <w:b/>
+          <w:bCs/>
+          <w:sz w:val="36"/>
+          <w:szCs w:val="36"/>
+          <w:lang w:val="nl-NL"/>
+        </w:rPr>
+        <w:t>2</w:t>
       </w:r>
       <w:r>
         <w:rPr>
@@ -419,55 +794,71 @@
           <w:szCs w:val="28"/>
           <w:lang w:val="nl-NL"/>
         </w:rPr>
-        <w:t>Vandaag ben ik bezig geweest met bugfixes rond de UI omdat dat nog niet helemaal werkt. Net zoals elke andere Donderdag werk ik vandaag vanuit huis.</w:t>
-      </w:r>
-    </w:p>
-    <w:p>
-      <w:pPr>
-        <w:rPr>
-          <w:sz w:val="28"/>
-          <w:szCs w:val="28"/>
-          <w:lang w:val="nl-NL"/>
-        </w:rPr>
-      </w:pPr>
-    </w:p>
-    <w:p>
-      <w:pPr>
-        <w:rPr>
-          <w:sz w:val="28"/>
-          <w:szCs w:val="28"/>
-          <w:lang w:val="nl-NL"/>
-        </w:rPr>
-      </w:pPr>
-      <w:r>
-        <w:rPr>
-          <w:b/>
-          <w:bCs/>
-          <w:sz w:val="36"/>
-          <w:szCs w:val="36"/>
-          <w:lang w:val="nl-NL"/>
-        </w:rPr>
-        <w:t>Vrij</w:t>
-      </w:r>
-      <w:r>
-        <w:rPr>
-          <w:b/>
-          <w:bCs/>
-          <w:sz w:val="36"/>
-          <w:szCs w:val="36"/>
-          <w:lang w:val="nl-NL"/>
-        </w:rPr>
-        <w:t xml:space="preserve">dag </w:t>
-      </w:r>
-      <w:r>
-        <w:rPr>
-          <w:b/>
-          <w:bCs/>
-          <w:sz w:val="36"/>
-          <w:szCs w:val="36"/>
-          <w:lang w:val="nl-NL"/>
-        </w:rPr>
-        <w:t>6</w:t>
+        <w:t>Vandaag heb ik niet enorm veel gedaan omdat ik heel snel afgeleid werd thuis.</w:t>
+      </w:r>
+      <w:r>
+        <w:rPr>
+          <w:sz w:val="28"/>
+          <w:szCs w:val="28"/>
+          <w:lang w:val="nl-NL"/>
+        </w:rPr>
+        <w:br/>
+      </w:r>
+    </w:p>
+    <w:p>
+      <w:pPr>
+        <w:rPr>
+          <w:sz w:val="28"/>
+          <w:szCs w:val="28"/>
+          <w:lang w:val="nl-NL"/>
+        </w:rPr>
+      </w:pPr>
+    </w:p>
+    <w:p>
+      <w:pPr>
+        <w:rPr>
+          <w:sz w:val="28"/>
+          <w:szCs w:val="28"/>
+          <w:lang w:val="nl-NL"/>
+        </w:rPr>
+      </w:pPr>
+    </w:p>
+    <w:p>
+      <w:pPr>
+        <w:rPr>
+          <w:sz w:val="28"/>
+          <w:szCs w:val="28"/>
+          <w:lang w:val="nl-NL"/>
+        </w:rPr>
+      </w:pPr>
+    </w:p>
+    <w:p>
+      <w:pPr>
+        <w:rPr>
+          <w:sz w:val="28"/>
+          <w:szCs w:val="28"/>
+          <w:lang w:val="nl-NL"/>
+        </w:rPr>
+      </w:pPr>
+    </w:p>
+    <w:p>
+      <w:pPr>
+        <w:rPr>
+          <w:sz w:val="28"/>
+          <w:szCs w:val="28"/>
+          <w:lang w:val="nl-NL"/>
+        </w:rPr>
+      </w:pPr>
+      <w:r>
+        <w:rPr>
+          <w:b/>
+          <w:bCs/>
+          <w:sz w:val="36"/>
+          <w:szCs w:val="36"/>
+          <w:lang w:val="nl-NL"/>
+        </w:rPr>
+        <w:lastRenderedPageBreak/>
+        <w:t>Vrijdag 13</w:t>
       </w:r>
       <w:r>
         <w:rPr>
@@ -494,95 +885,7 @@
           <w:szCs w:val="28"/>
           <w:lang w:val="nl-NL"/>
         </w:rPr>
-        <w:t>Vandaag heb ik nog meer bugfixes gedaan. Naast dat heb ik ook gezeten met meneer Hofland om te kijken hoe de week is gegaan. Daaruit kwam dat ik meer moet letten op mijn GitHub en Trello omdat ik deze week daar niet enorm op heb gelet.</w:t>
-      </w:r>
-    </w:p>
-    <w:p>
-      <w:pPr>
-        <w:rPr>
-          <w:sz w:val="28"/>
-          <w:szCs w:val="28"/>
-          <w:lang w:val="nl-NL"/>
-        </w:rPr>
-      </w:pPr>
-    </w:p>
-    <w:p>
-      <w:pPr>
-        <w:rPr>
-          <w:b/>
-          <w:bCs/>
-          <w:sz w:val="36"/>
-          <w:szCs w:val="36"/>
-          <w:lang w:val="nl-NL"/>
-        </w:rPr>
-      </w:pPr>
-    </w:p>
-    <w:p>
-      <w:pPr>
-        <w:rPr>
-          <w:b/>
-          <w:bCs/>
-          <w:sz w:val="36"/>
-          <w:szCs w:val="36"/>
-          <w:lang w:val="nl-NL"/>
-        </w:rPr>
-      </w:pPr>
-    </w:p>
-    <w:p>
-      <w:pPr>
-        <w:rPr>
-          <w:sz w:val="28"/>
-          <w:szCs w:val="28"/>
-          <w:lang w:val="nl-NL"/>
-        </w:rPr>
-      </w:pPr>
-      <w:r>
-        <w:rPr>
-          <w:b/>
-          <w:bCs/>
-          <w:sz w:val="36"/>
-          <w:szCs w:val="36"/>
-          <w:lang w:val="nl-NL"/>
-        </w:rPr>
-        <w:lastRenderedPageBreak/>
-        <w:t xml:space="preserve">Maandag </w:t>
-      </w:r>
-      <w:r>
-        <w:rPr>
-          <w:b/>
-          <w:bCs/>
-          <w:sz w:val="36"/>
-          <w:szCs w:val="36"/>
-          <w:lang w:val="nl-NL"/>
-        </w:rPr>
-        <w:t>9</w:t>
-      </w:r>
-      <w:r>
-        <w:rPr>
-          <w:b/>
-          <w:bCs/>
-          <w:sz w:val="36"/>
-          <w:szCs w:val="36"/>
-          <w:lang w:val="nl-NL"/>
-        </w:rPr>
-        <w:t xml:space="preserve"> Maart</w:t>
-      </w:r>
-    </w:p>
-    <w:p>
-      <w:pPr>
-        <w:rPr>
-          <w:sz w:val="28"/>
-          <w:szCs w:val="28"/>
-          <w:lang w:val="nl-NL"/>
-        </w:rPr>
-      </w:pPr>
-      <w:r>
-        <w:rPr>
-          <w:sz w:val="28"/>
-          <w:szCs w:val="28"/>
-          <w:lang w:val="nl-NL"/>
-        </w:rPr>
-        <w:t>wewew</w:t>
+        <w:t>Vandaag heb ik de geschiedenis minigame afgerond en 1 playtest gedaan met meneer Dukers omdat meneer koppelaar niet aanwezig was vandaag.</w:t>
       </w:r>
     </w:p>
     <w:sectPr>

--- a/Documenten/Dagboek.docx
+++ b/Documenten/Dagboek.docx
@@ -757,17 +757,153 @@
           <w:szCs w:val="36"/>
           <w:lang w:val="nl-NL"/>
         </w:rPr>
-        <w:t>1</w:t>
-      </w:r>
-      <w:r>
-        <w:rPr>
-          <w:b/>
-          <w:bCs/>
-          <w:sz w:val="36"/>
-          <w:szCs w:val="36"/>
-          <w:lang w:val="nl-NL"/>
-        </w:rPr>
-        <w:t>2</w:t>
+        <w:t>12 Maart</w:t>
+      </w:r>
+    </w:p>
+    <w:p>
+      <w:pPr>
+        <w:rPr>
+          <w:sz w:val="28"/>
+          <w:szCs w:val="28"/>
+          <w:lang w:val="nl-NL"/>
+        </w:rPr>
+      </w:pPr>
+      <w:r>
+        <w:rPr>
+          <w:sz w:val="28"/>
+          <w:szCs w:val="28"/>
+          <w:lang w:val="nl-NL"/>
+        </w:rPr>
+        <w:t>Vandaag heb ik niet enorm veel gedaan omdat ik heel snel afgeleid werd thuis.</w:t>
+      </w:r>
+      <w:r>
+        <w:rPr>
+          <w:sz w:val="28"/>
+          <w:szCs w:val="28"/>
+          <w:lang w:val="nl-NL"/>
+        </w:rPr>
+        <w:br/>
+      </w:r>
+    </w:p>
+    <w:p>
+      <w:pPr>
+        <w:rPr>
+          <w:sz w:val="28"/>
+          <w:szCs w:val="28"/>
+          <w:lang w:val="nl-NL"/>
+        </w:rPr>
+      </w:pPr>
+    </w:p>
+    <w:p>
+      <w:pPr>
+        <w:rPr>
+          <w:sz w:val="28"/>
+          <w:szCs w:val="28"/>
+          <w:lang w:val="nl-NL"/>
+        </w:rPr>
+      </w:pPr>
+    </w:p>
+    <w:p>
+      <w:pPr>
+        <w:rPr>
+          <w:sz w:val="28"/>
+          <w:szCs w:val="28"/>
+          <w:lang w:val="nl-NL"/>
+        </w:rPr>
+      </w:pPr>
+    </w:p>
+    <w:p>
+      <w:pPr>
+        <w:rPr>
+          <w:sz w:val="28"/>
+          <w:szCs w:val="28"/>
+          <w:lang w:val="nl-NL"/>
+        </w:rPr>
+      </w:pPr>
+    </w:p>
+    <w:p>
+      <w:pPr>
+        <w:rPr>
+          <w:sz w:val="28"/>
+          <w:szCs w:val="28"/>
+          <w:lang w:val="nl-NL"/>
+        </w:rPr>
+      </w:pPr>
+      <w:r>
+        <w:rPr>
+          <w:b/>
+          <w:bCs/>
+          <w:sz w:val="36"/>
+          <w:szCs w:val="36"/>
+          <w:lang w:val="nl-NL"/>
+        </w:rPr>
+        <w:lastRenderedPageBreak/>
+        <w:t>Vrijdag 13 Maart</w:t>
+      </w:r>
+    </w:p>
+    <w:p>
+      <w:pPr>
+        <w:rPr>
+          <w:sz w:val="28"/>
+          <w:szCs w:val="28"/>
+          <w:lang w:val="nl-NL"/>
+        </w:rPr>
+      </w:pPr>
+      <w:r>
+        <w:rPr>
+          <w:sz w:val="28"/>
+          <w:szCs w:val="28"/>
+          <w:lang w:val="nl-NL"/>
+        </w:rPr>
+        <w:t>Vandaag heb ik de geschiedenis minigame afgerond en 1 playtest gedaan met meneer Dukers omdat meneer koppelaar niet aanwezig was vandaag.</w:t>
+      </w:r>
+    </w:p>
+    <w:p>
+      <w:pPr>
+        <w:rPr>
+          <w:sz w:val="28"/>
+          <w:szCs w:val="28"/>
+          <w:lang w:val="nl-NL"/>
+        </w:rPr>
+      </w:pPr>
+    </w:p>
+    <w:p>
+      <w:pPr>
+        <w:rPr>
+          <w:sz w:val="28"/>
+          <w:szCs w:val="28"/>
+          <w:lang w:val="nl-NL"/>
+        </w:rPr>
+      </w:pPr>
+      <w:r>
+        <w:rPr>
+          <w:b/>
+          <w:bCs/>
+          <w:sz w:val="36"/>
+          <w:szCs w:val="36"/>
+          <w:lang w:val="nl-NL"/>
+        </w:rPr>
+        <w:t>Maandag</w:t>
+      </w:r>
+      <w:r>
+        <w:rPr>
+          <w:b/>
+          <w:bCs/>
+          <w:sz w:val="36"/>
+          <w:szCs w:val="36"/>
+          <w:lang w:val="nl-NL"/>
+        </w:rPr>
+        <w:t xml:space="preserve"> </w:t>
+      </w:r>
+      <w:r>
+        <w:rPr>
+          <w:b/>
+          <w:bCs/>
+          <w:sz w:val="36"/>
+          <w:szCs w:val="36"/>
+          <w:lang w:val="nl-NL"/>
+        </w:rPr>
+        <w:t>16</w:t>
       </w:r>
       <w:r>
         <w:rPr>
@@ -794,99 +930,17 @@
           <w:szCs w:val="28"/>
           <w:lang w:val="nl-NL"/>
         </w:rPr>
-        <w:t>Vandaag heb ik niet enorm veel gedaan omdat ik heel snel afgeleid werd thuis.</w:t>
-      </w:r>
-      <w:r>
-        <w:rPr>
-          <w:sz w:val="28"/>
-          <w:szCs w:val="28"/>
-          <w:lang w:val="nl-NL"/>
-        </w:rPr>
-        <w:br/>
-      </w:r>
-    </w:p>
-    <w:p>
-      <w:pPr>
-        <w:rPr>
-          <w:sz w:val="28"/>
-          <w:szCs w:val="28"/>
-          <w:lang w:val="nl-NL"/>
-        </w:rPr>
-      </w:pPr>
-    </w:p>
-    <w:p>
-      <w:pPr>
-        <w:rPr>
-          <w:sz w:val="28"/>
-          <w:szCs w:val="28"/>
-          <w:lang w:val="nl-NL"/>
-        </w:rPr>
-      </w:pPr>
-    </w:p>
-    <w:p>
-      <w:pPr>
-        <w:rPr>
-          <w:sz w:val="28"/>
-          <w:szCs w:val="28"/>
-          <w:lang w:val="nl-NL"/>
-        </w:rPr>
-      </w:pPr>
-    </w:p>
-    <w:p>
-      <w:pPr>
-        <w:rPr>
-          <w:sz w:val="28"/>
-          <w:szCs w:val="28"/>
-          <w:lang w:val="nl-NL"/>
-        </w:rPr>
-      </w:pPr>
-    </w:p>
-    <w:p>
-      <w:pPr>
-        <w:rPr>
-          <w:sz w:val="28"/>
-          <w:szCs w:val="28"/>
-          <w:lang w:val="nl-NL"/>
-        </w:rPr>
-      </w:pPr>
-      <w:r>
-        <w:rPr>
-          <w:b/>
-          <w:bCs/>
-          <w:sz w:val="36"/>
-          <w:szCs w:val="36"/>
-          <w:lang w:val="nl-NL"/>
-        </w:rPr>
-        <w:lastRenderedPageBreak/>
-        <w:t>Vrijdag 13</w:t>
-      </w:r>
-      <w:r>
-        <w:rPr>
-          <w:b/>
-          <w:bCs/>
-          <w:sz w:val="36"/>
-          <w:szCs w:val="36"/>
-          <w:lang w:val="nl-NL"/>
-        </w:rPr>
-        <w:t xml:space="preserve"> Maart</w:t>
-      </w:r>
-    </w:p>
-    <w:p>
-      <w:pPr>
-        <w:rPr>
-          <w:sz w:val="28"/>
-          <w:szCs w:val="28"/>
-          <w:lang w:val="nl-NL"/>
-        </w:rPr>
-      </w:pPr>
-      <w:r>
-        <w:rPr>
-          <w:sz w:val="28"/>
-          <w:szCs w:val="28"/>
-          <w:lang w:val="nl-NL"/>
-        </w:rPr>
-        <w:t>Vandaag heb ik de geschiedenis minigame afgerond en 1 playtest gedaan met meneer Dukers omdat meneer koppelaar niet aanwezig was vandaag.</w:t>
-      </w:r>
+        <w:t>Vandaag ben ik op het idee gekomen voor de biologie minigame. Daaruit kwam dat het een game beetje zoals Overcooked gaat worden waar je cellen moet mixen en matchen om de correcte cel te krijgen. Ook heb ik de playtest met meneer koppelaar gedaan. Dat was allemaal heel succesvol gelukt.</w:t>
+      </w:r>
+    </w:p>
+    <w:p>
+      <w:pPr>
+        <w:rPr>
+          <w:sz w:val="28"/>
+          <w:szCs w:val="28"/>
+          <w:lang w:val="nl-NL"/>
+        </w:rPr>
+      </w:pPr>
     </w:p>
     <w:sectPr>
       <w:pgSz w:w="12240" w:h="15840"/>

--- a/Documenten/Dagboek.docx
+++ b/Documenten/Dagboek.docx
@@ -79,25 +79,7 @@
           <w:szCs w:val="28"/>
           <w:lang w:val="nl-NL"/>
         </w:rPr>
-        <w:t xml:space="preserve">ag gehad ik kreeg een plekje in een kleine kamer die ze hadden. Verder hebben we besproken waar ik aan ga werken. Dat gaat een </w:t>
-      </w:r>
-      <w:proofErr w:type="spellStart"/>
-      <w:r>
-        <w:rPr>
-          <w:sz w:val="28"/>
-          <w:szCs w:val="28"/>
-          <w:lang w:val="nl-NL"/>
-        </w:rPr>
-        <w:t>Serious</w:t>
-      </w:r>
-      <w:proofErr w:type="spellEnd"/>
-      <w:r>
-        <w:rPr>
-          <w:sz w:val="28"/>
-          <w:szCs w:val="28"/>
-          <w:lang w:val="nl-NL"/>
-        </w:rPr>
-        <w:t xml:space="preserve"> game zijn voor hun arcadekast en daar gaan we ook mijn eerste leerdoel op laten richten aangezien ik meer Unreal engine wil leren en dat de perfecte kans is voor mij is.</w:t>
+        <w:t>ag gehad ik kreeg een plekje in een kleine kamer die ze hadden. Verder hebben we besproken waar ik aan ga werken. Dat gaat een Serious game zijn voor hun arcadekast en daar gaan we ook mijn eerste leerdoel op laten richten aangezien ik meer Unreal engine wil leren en dat de perfecte kans is voor mij is.</w:t>
       </w:r>
     </w:p>
     <w:p>
@@ -407,25 +389,7 @@
           <w:szCs w:val="28"/>
           <w:lang w:val="nl-NL"/>
         </w:rPr>
-        <w:t xml:space="preserve">Vandaag ben ik bezig geweest met </w:t>
-      </w:r>
-      <w:proofErr w:type="spellStart"/>
-      <w:r>
-        <w:rPr>
-          <w:sz w:val="28"/>
-          <w:szCs w:val="28"/>
-          <w:lang w:val="nl-NL"/>
-        </w:rPr>
-        <w:t>bugfixes</w:t>
-      </w:r>
-      <w:proofErr w:type="spellEnd"/>
-      <w:r>
-        <w:rPr>
-          <w:sz w:val="28"/>
-          <w:szCs w:val="28"/>
-          <w:lang w:val="nl-NL"/>
-        </w:rPr>
-        <w:t xml:space="preserve"> rond de UI omdat dat nog niet helemaal werkt. Net zoals elke andere Donderdag werk ik vandaag vanuit huis.</w:t>
+        <w:t>Vandaag ben ik bezig geweest met bugfixes rond de UI omdat dat nog niet helemaal werkt. Net zoals elke andere Donderdag werk ik vandaag vanuit huis.</w:t>
       </w:r>
     </w:p>
     <w:p>
@@ -470,25 +434,7 @@
           <w:szCs w:val="28"/>
           <w:lang w:val="nl-NL"/>
         </w:rPr>
-        <w:t xml:space="preserve">Vandaag heb ik nog meer </w:t>
-      </w:r>
-      <w:proofErr w:type="spellStart"/>
-      <w:r>
-        <w:rPr>
-          <w:sz w:val="28"/>
-          <w:szCs w:val="28"/>
-          <w:lang w:val="nl-NL"/>
-        </w:rPr>
-        <w:t>bugfixes</w:t>
-      </w:r>
-      <w:proofErr w:type="spellEnd"/>
-      <w:r>
-        <w:rPr>
-          <w:sz w:val="28"/>
-          <w:szCs w:val="28"/>
-          <w:lang w:val="nl-NL"/>
-        </w:rPr>
-        <w:t xml:space="preserve"> gedaan. Naast dat heb ik ook gezeten met meneer Hofland om te kijken hoe de week is gegaan. Daaruit kwam dat ik meer moet letten op mijn GitHub en Trello omdat ik deze week daar niet enorm op heb gelet.</w:t>
+        <w:t>Vandaag heb ik nog meer bugfixes gedaan. Naast dat heb ik ook gezeten met meneer Hofland om te kijken hoe de week is gegaan. Daaruit kwam dat ik meer moet letten op mijn GitHub en Trello omdat ik deze week daar niet enorm op heb gelet.</w:t>
       </w:r>
     </w:p>
     <w:p>
@@ -883,27 +829,72 @@
           <w:szCs w:val="36"/>
           <w:lang w:val="nl-NL"/>
         </w:rPr>
-        <w:t>Maandag</w:t>
-      </w:r>
-      <w:r>
-        <w:rPr>
-          <w:b/>
-          <w:bCs/>
-          <w:sz w:val="36"/>
-          <w:szCs w:val="36"/>
-          <w:lang w:val="nl-NL"/>
-        </w:rPr>
-        <w:t xml:space="preserve"> </w:t>
-      </w:r>
-      <w:r>
-        <w:rPr>
-          <w:b/>
-          <w:bCs/>
-          <w:sz w:val="36"/>
-          <w:szCs w:val="36"/>
-          <w:lang w:val="nl-NL"/>
-        </w:rPr>
-        <w:t>16</w:t>
+        <w:t>Maandag 16 Maart</w:t>
+      </w:r>
+    </w:p>
+    <w:p>
+      <w:pPr>
+        <w:rPr>
+          <w:sz w:val="28"/>
+          <w:szCs w:val="28"/>
+          <w:lang w:val="nl-NL"/>
+        </w:rPr>
+      </w:pPr>
+      <w:r>
+        <w:rPr>
+          <w:sz w:val="28"/>
+          <w:szCs w:val="28"/>
+          <w:lang w:val="nl-NL"/>
+        </w:rPr>
+        <w:t>Vandaag ben ik op het idee gekomen voor de biologie minigame. Daaruit kwam dat het een game beetje zoals Overcooked gaat worden waar je cellen moet mixen en matchen om de correcte cel te krijgen. Ook heb ik de playtest met meneer koppelaar gedaan. Dat was allemaal heel succesvol gelukt.</w:t>
+      </w:r>
+    </w:p>
+    <w:p>
+      <w:pPr>
+        <w:rPr>
+          <w:sz w:val="28"/>
+          <w:szCs w:val="28"/>
+          <w:lang w:val="nl-NL"/>
+        </w:rPr>
+      </w:pPr>
+    </w:p>
+    <w:p>
+      <w:pPr>
+        <w:rPr>
+          <w:sz w:val="28"/>
+          <w:szCs w:val="28"/>
+          <w:lang w:val="nl-NL"/>
+        </w:rPr>
+      </w:pPr>
+      <w:r>
+        <w:rPr>
+          <w:b/>
+          <w:bCs/>
+          <w:sz w:val="36"/>
+          <w:szCs w:val="36"/>
+          <w:lang w:val="nl-NL"/>
+        </w:rPr>
+        <w:t>Dins</w:t>
+      </w:r>
+      <w:r>
+        <w:rPr>
+          <w:b/>
+          <w:bCs/>
+          <w:sz w:val="36"/>
+          <w:szCs w:val="36"/>
+          <w:lang w:val="nl-NL"/>
+        </w:rPr>
+        <w:t>dag 1</w:t>
+      </w:r>
+      <w:r>
+        <w:rPr>
+          <w:b/>
+          <w:bCs/>
+          <w:sz w:val="36"/>
+          <w:szCs w:val="36"/>
+          <w:lang w:val="nl-NL"/>
+        </w:rPr>
+        <w:t>7</w:t>
       </w:r>
       <w:r>
         <w:rPr>
@@ -930,7 +921,7 @@
           <w:szCs w:val="28"/>
           <w:lang w:val="nl-NL"/>
         </w:rPr>
-        <w:t>Vandaag ben ik op het idee gekomen voor de biologie minigame. Daaruit kwam dat het een game beetje zoals Overcooked gaat worden waar je cellen moet mixen en matchen om de correcte cel te krijgen. Ook heb ik de playtest met meneer koppelaar gedaan. Dat was allemaal heel succesvol gelukt.</w:t>
+        <w:t>Vandaag heb een lesje klaargezet voor de toekomstige Unreal lessen die ik aan student ga geven. Ook heb ik daarvoor een vragenlijst gemaakt voor na de les zodat de studenten hun kennis kunnen testen</w:t>
       </w:r>
     </w:p>
     <w:p>

--- a/Documenten/Dagboek.docx
+++ b/Documenten/Dagboek.docx
@@ -389,7 +389,25 @@
           <w:szCs w:val="28"/>
           <w:lang w:val="nl-NL"/>
         </w:rPr>
-        <w:t>Vandaag ben ik bezig geweest met bugfixes rond de UI omdat dat nog niet helemaal werkt. Net zoals elke andere Donderdag werk ik vandaag vanuit huis.</w:t>
+        <w:t xml:space="preserve">Vandaag ben ik bezig geweest met </w:t>
+      </w:r>
+      <w:proofErr w:type="spellStart"/>
+      <w:r>
+        <w:rPr>
+          <w:sz w:val="28"/>
+          <w:szCs w:val="28"/>
+          <w:lang w:val="nl-NL"/>
+        </w:rPr>
+        <w:t>bugfixes</w:t>
+      </w:r>
+      <w:proofErr w:type="spellEnd"/>
+      <w:r>
+        <w:rPr>
+          <w:sz w:val="28"/>
+          <w:szCs w:val="28"/>
+          <w:lang w:val="nl-NL"/>
+        </w:rPr>
+        <w:t xml:space="preserve"> rond de UI omdat dat nog niet helemaal werkt. Net zoals elke andere Donderdag werk ik vandaag vanuit huis.</w:t>
       </w:r>
     </w:p>
     <w:p>
@@ -434,7 +452,25 @@
           <w:szCs w:val="28"/>
           <w:lang w:val="nl-NL"/>
         </w:rPr>
-        <w:t>Vandaag heb ik nog meer bugfixes gedaan. Naast dat heb ik ook gezeten met meneer Hofland om te kijken hoe de week is gegaan. Daaruit kwam dat ik meer moet letten op mijn GitHub en Trello omdat ik deze week daar niet enorm op heb gelet.</w:t>
+        <w:t xml:space="preserve">Vandaag heb ik nog meer </w:t>
+      </w:r>
+      <w:proofErr w:type="spellStart"/>
+      <w:r>
+        <w:rPr>
+          <w:sz w:val="28"/>
+          <w:szCs w:val="28"/>
+          <w:lang w:val="nl-NL"/>
+        </w:rPr>
+        <w:t>bugfixes</w:t>
+      </w:r>
+      <w:proofErr w:type="spellEnd"/>
+      <w:r>
+        <w:rPr>
+          <w:sz w:val="28"/>
+          <w:szCs w:val="28"/>
+          <w:lang w:val="nl-NL"/>
+        </w:rPr>
+        <w:t xml:space="preserve"> gedaan. Naast dat heb ik ook gezeten met meneer Hofland om te kijken hoe de week is gegaan. Daaruit kwam dat ik meer moet letten op mijn GitHub en Trello omdat ik deze week daar niet enorm op heb gelet.</w:t>
       </w:r>
     </w:p>
     <w:p>
@@ -922,6 +958,89 @@
           <w:lang w:val="nl-NL"/>
         </w:rPr>
         <w:t>Vandaag heb een lesje klaargezet voor de toekomstige Unreal lessen die ik aan student ga geven. Ook heb ik daarvoor een vragenlijst gemaakt voor na de les zodat de studenten hun kennis kunnen testen</w:t>
+      </w:r>
+    </w:p>
+    <w:p>
+      <w:pPr>
+        <w:rPr>
+          <w:sz w:val="28"/>
+          <w:szCs w:val="28"/>
+          <w:lang w:val="nl-NL"/>
+        </w:rPr>
+      </w:pPr>
+    </w:p>
+    <w:p>
+      <w:pPr>
+        <w:rPr>
+          <w:sz w:val="28"/>
+          <w:szCs w:val="28"/>
+          <w:lang w:val="nl-NL"/>
+        </w:rPr>
+      </w:pPr>
+      <w:r>
+        <w:rPr>
+          <w:b/>
+          <w:bCs/>
+          <w:sz w:val="36"/>
+          <w:szCs w:val="36"/>
+          <w:lang w:val="nl-NL"/>
+        </w:rPr>
+        <w:t xml:space="preserve">Woensdag </w:t>
+      </w:r>
+      <w:r>
+        <w:rPr>
+          <w:b/>
+          <w:bCs/>
+          <w:sz w:val="36"/>
+          <w:szCs w:val="36"/>
+          <w:lang w:val="nl-NL"/>
+        </w:rPr>
+        <w:t>1</w:t>
+      </w:r>
+      <w:r>
+        <w:rPr>
+          <w:b/>
+          <w:bCs/>
+          <w:sz w:val="36"/>
+          <w:szCs w:val="36"/>
+          <w:lang w:val="nl-NL"/>
+        </w:rPr>
+        <w:t>8</w:t>
+      </w:r>
+      <w:r>
+        <w:rPr>
+          <w:b/>
+          <w:bCs/>
+          <w:sz w:val="36"/>
+          <w:szCs w:val="36"/>
+          <w:lang w:val="nl-NL"/>
+        </w:rPr>
+        <w:t xml:space="preserve"> Maart</w:t>
+      </w:r>
+    </w:p>
+    <w:p>
+      <w:pPr>
+        <w:rPr>
+          <w:sz w:val="28"/>
+          <w:szCs w:val="28"/>
+          <w:lang w:val="nl-NL"/>
+        </w:rPr>
+      </w:pPr>
+      <w:r>
+        <w:rPr>
+          <w:sz w:val="28"/>
+          <w:szCs w:val="28"/>
+          <w:lang w:val="nl-NL"/>
+        </w:rPr>
+        <w:t>Vandaag heb ik de beginselen van de biologie minigame klaargezet waaronder: De basis voor interactie met de Items/Cellen en de Inventory UI die daaruit komt. Ook heb ik kunnen observeren hoe meneer Hofland de eerste les doet en daar feedback vanuit gekregen die ik volgende week dinsdag ga integreren</w:t>
+      </w:r>
+      <w:r>
+        <w:rPr>
+          <w:sz w:val="28"/>
+          <w:szCs w:val="28"/>
+          <w:lang w:val="nl-NL"/>
+        </w:rPr>
+        <w:t>.</w:t>
       </w:r>
     </w:p>
     <w:p>

--- a/Documenten/Dagboek.docx
+++ b/Documenten/Dagboek.docx
@@ -389,25 +389,7 @@
           <w:szCs w:val="28"/>
           <w:lang w:val="nl-NL"/>
         </w:rPr>
-        <w:t xml:space="preserve">Vandaag ben ik bezig geweest met </w:t>
-      </w:r>
-      <w:proofErr w:type="spellStart"/>
-      <w:r>
-        <w:rPr>
-          <w:sz w:val="28"/>
-          <w:szCs w:val="28"/>
-          <w:lang w:val="nl-NL"/>
-        </w:rPr>
-        <w:t>bugfixes</w:t>
-      </w:r>
-      <w:proofErr w:type="spellEnd"/>
-      <w:r>
-        <w:rPr>
-          <w:sz w:val="28"/>
-          <w:szCs w:val="28"/>
-          <w:lang w:val="nl-NL"/>
-        </w:rPr>
-        <w:t xml:space="preserve"> rond de UI omdat dat nog niet helemaal werkt. Net zoals elke andere Donderdag werk ik vandaag vanuit huis.</w:t>
+        <w:t>Vandaag ben ik bezig geweest met bugfixes rond de UI omdat dat nog niet helemaal werkt. Net zoals elke andere Donderdag werk ik vandaag vanuit huis.</w:t>
       </w:r>
     </w:p>
     <w:p>
@@ -452,25 +434,7 @@
           <w:szCs w:val="28"/>
           <w:lang w:val="nl-NL"/>
         </w:rPr>
-        <w:t xml:space="preserve">Vandaag heb ik nog meer </w:t>
-      </w:r>
-      <w:proofErr w:type="spellStart"/>
-      <w:r>
-        <w:rPr>
-          <w:sz w:val="28"/>
-          <w:szCs w:val="28"/>
-          <w:lang w:val="nl-NL"/>
-        </w:rPr>
-        <w:t>bugfixes</w:t>
-      </w:r>
-      <w:proofErr w:type="spellEnd"/>
-      <w:r>
-        <w:rPr>
-          <w:sz w:val="28"/>
-          <w:szCs w:val="28"/>
-          <w:lang w:val="nl-NL"/>
-        </w:rPr>
-        <w:t xml:space="preserve"> gedaan. Naast dat heb ik ook gezeten met meneer Hofland om te kijken hoe de week is gegaan. Daaruit kwam dat ik meer moet letten op mijn GitHub en Trello omdat ik deze week daar niet enorm op heb gelet.</w:t>
+        <w:t>Vandaag heb ik nog meer bugfixes gedaan. Naast dat heb ik ook gezeten met meneer Hofland om te kijken hoe de week is gegaan. Daaruit kwam dat ik meer moet letten op mijn GitHub en Trello omdat ik deze week daar niet enorm op heb gelet.</w:t>
       </w:r>
     </w:p>
     <w:p>
@@ -910,27 +874,125 @@
           <w:szCs w:val="36"/>
           <w:lang w:val="nl-NL"/>
         </w:rPr>
-        <w:t>Dins</w:t>
-      </w:r>
-      <w:r>
-        <w:rPr>
-          <w:b/>
-          <w:bCs/>
-          <w:sz w:val="36"/>
-          <w:szCs w:val="36"/>
-          <w:lang w:val="nl-NL"/>
-        </w:rPr>
-        <w:t>dag 1</w:t>
-      </w:r>
-      <w:r>
-        <w:rPr>
-          <w:b/>
-          <w:bCs/>
-          <w:sz w:val="36"/>
-          <w:szCs w:val="36"/>
-          <w:lang w:val="nl-NL"/>
-        </w:rPr>
-        <w:t>7</w:t>
+        <w:t>Dinsdag 17 Maart</w:t>
+      </w:r>
+    </w:p>
+    <w:p>
+      <w:pPr>
+        <w:rPr>
+          <w:sz w:val="28"/>
+          <w:szCs w:val="28"/>
+          <w:lang w:val="nl-NL"/>
+        </w:rPr>
+      </w:pPr>
+      <w:r>
+        <w:rPr>
+          <w:sz w:val="28"/>
+          <w:szCs w:val="28"/>
+          <w:lang w:val="nl-NL"/>
+        </w:rPr>
+        <w:t>Vandaag heb een lesje klaargezet voor de toekomstige Unreal lessen die ik aan student ga geven. Ook heb ik daarvoor een vragenlijst gemaakt voor na de les zodat de studenten hun kennis kunnen testen</w:t>
+      </w:r>
+    </w:p>
+    <w:p>
+      <w:pPr>
+        <w:rPr>
+          <w:sz w:val="28"/>
+          <w:szCs w:val="28"/>
+          <w:lang w:val="nl-NL"/>
+        </w:rPr>
+      </w:pPr>
+    </w:p>
+    <w:p>
+      <w:pPr>
+        <w:rPr>
+          <w:sz w:val="28"/>
+          <w:szCs w:val="28"/>
+          <w:lang w:val="nl-NL"/>
+        </w:rPr>
+      </w:pPr>
+      <w:r>
+        <w:rPr>
+          <w:b/>
+          <w:bCs/>
+          <w:sz w:val="36"/>
+          <w:szCs w:val="36"/>
+          <w:lang w:val="nl-NL"/>
+        </w:rPr>
+        <w:t>Woensdag 18 Maart</w:t>
+      </w:r>
+    </w:p>
+    <w:p>
+      <w:pPr>
+        <w:rPr>
+          <w:sz w:val="28"/>
+          <w:szCs w:val="28"/>
+          <w:lang w:val="nl-NL"/>
+        </w:rPr>
+      </w:pPr>
+      <w:r>
+        <w:rPr>
+          <w:sz w:val="28"/>
+          <w:szCs w:val="28"/>
+          <w:lang w:val="nl-NL"/>
+        </w:rPr>
+        <w:t>Vandaag heb ik de beginselen van de biologie minigame klaargezet waaronder: De basis voor interactie met de Items/Cellen en de Inventory UI die daaruit komt. Ook heb ik kunnen observeren hoe meneer Hofland de eerste les doet en daar feedback vanuit gekregen die ik volgende week dinsdag ga integreren</w:t>
+      </w:r>
+      <w:r>
+        <w:rPr>
+          <w:sz w:val="28"/>
+          <w:szCs w:val="28"/>
+          <w:lang w:val="nl-NL"/>
+        </w:rPr>
+        <w:t>.</w:t>
+      </w:r>
+    </w:p>
+    <w:p>
+      <w:pPr>
+        <w:rPr>
+          <w:sz w:val="28"/>
+          <w:szCs w:val="28"/>
+          <w:lang w:val="nl-NL"/>
+        </w:rPr>
+      </w:pPr>
+    </w:p>
+    <w:p>
+      <w:pPr>
+        <w:rPr>
+          <w:sz w:val="28"/>
+          <w:szCs w:val="28"/>
+          <w:lang w:val="nl-NL"/>
+        </w:rPr>
+      </w:pPr>
+      <w:r>
+        <w:rPr>
+          <w:b/>
+          <w:bCs/>
+          <w:sz w:val="36"/>
+          <w:szCs w:val="36"/>
+          <w:lang w:val="nl-NL"/>
+        </w:rPr>
+        <w:t>Donderdag</w:t>
+      </w:r>
+      <w:r>
+        <w:rPr>
+          <w:b/>
+          <w:bCs/>
+          <w:sz w:val="36"/>
+          <w:szCs w:val="36"/>
+          <w:lang w:val="nl-NL"/>
+        </w:rPr>
+        <w:t xml:space="preserve"> 1</w:t>
+      </w:r>
+      <w:r>
+        <w:rPr>
+          <w:b/>
+          <w:bCs/>
+          <w:sz w:val="36"/>
+          <w:szCs w:val="36"/>
+          <w:lang w:val="nl-NL"/>
+        </w:rPr>
+        <w:t>9</w:t>
       </w:r>
       <w:r>
         <w:rPr>
@@ -957,55 +1019,47 @@
           <w:szCs w:val="28"/>
           <w:lang w:val="nl-NL"/>
         </w:rPr>
-        <w:t>Vandaag heb een lesje klaargezet voor de toekomstige Unreal lessen die ik aan student ga geven. Ook heb ik daarvoor een vragenlijst gemaakt voor na de les zodat de studenten hun kennis kunnen testen</w:t>
-      </w:r>
-    </w:p>
-    <w:p>
-      <w:pPr>
-        <w:rPr>
-          <w:sz w:val="28"/>
-          <w:szCs w:val="28"/>
-          <w:lang w:val="nl-NL"/>
-        </w:rPr>
-      </w:pPr>
-    </w:p>
-    <w:p>
-      <w:pPr>
-        <w:rPr>
-          <w:sz w:val="28"/>
-          <w:szCs w:val="28"/>
-          <w:lang w:val="nl-NL"/>
-        </w:rPr>
-      </w:pPr>
-      <w:r>
-        <w:rPr>
-          <w:b/>
-          <w:bCs/>
-          <w:sz w:val="36"/>
-          <w:szCs w:val="36"/>
-          <w:lang w:val="nl-NL"/>
-        </w:rPr>
-        <w:t xml:space="preserve">Woensdag </w:t>
-      </w:r>
-      <w:r>
-        <w:rPr>
-          <w:b/>
-          <w:bCs/>
-          <w:sz w:val="36"/>
-          <w:szCs w:val="36"/>
-          <w:lang w:val="nl-NL"/>
-        </w:rPr>
-        <w:t>1</w:t>
-      </w:r>
-      <w:r>
-        <w:rPr>
-          <w:b/>
-          <w:bCs/>
-          <w:sz w:val="36"/>
-          <w:szCs w:val="36"/>
-          <w:lang w:val="nl-NL"/>
-        </w:rPr>
-        <w:t>8</w:t>
+        <w:t>Vandaag heb ik aan mijn portfolio gewerkt omdat de tweede sollicitatieperiode eraan komt en ik wil mijn portfolio graag klaar hebben zodat ik zo snel mogelijk weer kan solliciteren bij mijn volgende stagebedrijf.</w:t>
+      </w:r>
+    </w:p>
+    <w:p>
+      <w:pPr>
+        <w:rPr>
+          <w:sz w:val="28"/>
+          <w:szCs w:val="28"/>
+          <w:lang w:val="nl-NL"/>
+        </w:rPr>
+      </w:pPr>
+      <w:r>
+        <w:rPr>
+          <w:b/>
+          <w:bCs/>
+          <w:sz w:val="36"/>
+          <w:szCs w:val="36"/>
+          <w:lang w:val="nl-NL"/>
+        </w:rPr>
+        <w:lastRenderedPageBreak/>
+        <w:t>Vrijdag</w:t>
+      </w:r>
+      <w:r>
+        <w:rPr>
+          <w:b/>
+          <w:bCs/>
+          <w:sz w:val="36"/>
+          <w:szCs w:val="36"/>
+          <w:lang w:val="nl-NL"/>
+        </w:rPr>
+        <w:t xml:space="preserve"> </w:t>
+      </w:r>
+      <w:r>
+        <w:rPr>
+          <w:b/>
+          <w:bCs/>
+          <w:sz w:val="36"/>
+          <w:szCs w:val="36"/>
+          <w:lang w:val="nl-NL"/>
+        </w:rPr>
+        <w:t>20</w:t>
       </w:r>
       <w:r>
         <w:rPr>
@@ -1032,25 +1086,44 @@
           <w:szCs w:val="28"/>
           <w:lang w:val="nl-NL"/>
         </w:rPr>
-        <w:t>Vandaag heb ik de beginselen van de biologie minigame klaargezet waaronder: De basis voor interactie met de Items/Cellen en de Inventory UI die daaruit komt. Ook heb ik kunnen observeren hoe meneer Hofland de eerste les doet en daar feedback vanuit gekregen die ik volgende week dinsdag ga integreren</w:t>
-      </w:r>
-      <w:r>
-        <w:rPr>
-          <w:sz w:val="28"/>
-          <w:szCs w:val="28"/>
-          <w:lang w:val="nl-NL"/>
-        </w:rPr>
-        <w:t>.</w:t>
-      </w:r>
-    </w:p>
-    <w:p>
-      <w:pPr>
-        <w:rPr>
-          <w:sz w:val="28"/>
-          <w:szCs w:val="28"/>
-          <w:lang w:val="nl-NL"/>
-        </w:rPr>
-      </w:pPr>
+        <w:t xml:space="preserve">Vandaag heb ik veel progressie gemaakt naar het prototype van de biologie minigame waaronder het hele gedoe van dingen oppakken en in je </w:t>
+      </w:r>
+      <w:proofErr w:type="spellStart"/>
+      <w:r>
+        <w:rPr>
+          <w:sz w:val="28"/>
+          <w:szCs w:val="28"/>
+          <w:lang w:val="nl-NL"/>
+        </w:rPr>
+        <w:t>inventory</w:t>
+      </w:r>
+      <w:proofErr w:type="spellEnd"/>
+      <w:r>
+        <w:rPr>
+          <w:sz w:val="28"/>
+          <w:szCs w:val="28"/>
+          <w:lang w:val="nl-NL"/>
+        </w:rPr>
+        <w:t xml:space="preserve"> stoppen ook heb ik een start gemaakt aan het gedoe van spullen op het </w:t>
+      </w:r>
+      <w:proofErr w:type="spellStart"/>
+      <w:r>
+        <w:rPr>
+          <w:sz w:val="28"/>
+          <w:szCs w:val="28"/>
+          <w:lang w:val="nl-NL"/>
+        </w:rPr>
+        <w:t>crafting</w:t>
+      </w:r>
+      <w:proofErr w:type="spellEnd"/>
+      <w:r>
+        <w:rPr>
+          <w:sz w:val="28"/>
+          <w:szCs w:val="28"/>
+          <w:lang w:val="nl-NL"/>
+        </w:rPr>
+        <w:t xml:space="preserve"> bureau gemaakt dus dat.</w:t>
+      </w:r>
     </w:p>
     <w:sectPr>
       <w:pgSz w:w="12240" w:h="15840"/>

--- a/Documenten/Dagboek.docx
+++ b/Documenten/Dagboek.docx
@@ -972,27 +972,107 @@
           <w:szCs w:val="36"/>
           <w:lang w:val="nl-NL"/>
         </w:rPr>
-        <w:t>Donderdag</w:t>
-      </w:r>
-      <w:r>
-        <w:rPr>
-          <w:b/>
-          <w:bCs/>
-          <w:sz w:val="36"/>
-          <w:szCs w:val="36"/>
-          <w:lang w:val="nl-NL"/>
-        </w:rPr>
-        <w:t xml:space="preserve"> 1</w:t>
-      </w:r>
-      <w:r>
-        <w:rPr>
-          <w:b/>
-          <w:bCs/>
-          <w:sz w:val="36"/>
-          <w:szCs w:val="36"/>
-          <w:lang w:val="nl-NL"/>
-        </w:rPr>
-        <w:t>9</w:t>
+        <w:t>Donderdag 19 Maart</w:t>
+      </w:r>
+    </w:p>
+    <w:p>
+      <w:pPr>
+        <w:rPr>
+          <w:sz w:val="28"/>
+          <w:szCs w:val="28"/>
+          <w:lang w:val="nl-NL"/>
+        </w:rPr>
+      </w:pPr>
+      <w:r>
+        <w:rPr>
+          <w:sz w:val="28"/>
+          <w:szCs w:val="28"/>
+          <w:lang w:val="nl-NL"/>
+        </w:rPr>
+        <w:t>Vandaag heb ik aan mijn portfolio gewerkt omdat de tweede sollicitatieperiode eraan komt en ik wil mijn portfolio graag klaar hebben zodat ik zo snel mogelijk weer kan solliciteren bij mijn volgende stagebedrijf.</w:t>
+      </w:r>
+    </w:p>
+    <w:p>
+      <w:pPr>
+        <w:rPr>
+          <w:sz w:val="28"/>
+          <w:szCs w:val="28"/>
+          <w:lang w:val="nl-NL"/>
+        </w:rPr>
+      </w:pPr>
+      <w:r>
+        <w:rPr>
+          <w:b/>
+          <w:bCs/>
+          <w:sz w:val="36"/>
+          <w:szCs w:val="36"/>
+          <w:lang w:val="nl-NL"/>
+        </w:rPr>
+        <w:lastRenderedPageBreak/>
+        <w:t>Vrijdag 20 Maart</w:t>
+      </w:r>
+    </w:p>
+    <w:p>
+      <w:pPr>
+        <w:rPr>
+          <w:sz w:val="28"/>
+          <w:szCs w:val="28"/>
+          <w:lang w:val="nl-NL"/>
+        </w:rPr>
+      </w:pPr>
+      <w:r>
+        <w:rPr>
+          <w:sz w:val="28"/>
+          <w:szCs w:val="28"/>
+          <w:lang w:val="nl-NL"/>
+        </w:rPr>
+        <w:t>Vandaag heb ik veel progressie gemaakt naar het prototype van de biologie minigame waaronder het hele gedoe van dingen oppakken en in je inventory stoppen ook heb ik een start gemaakt aan het gedoe van spullen op het crafting bureau gemaakt dus dat.</w:t>
+      </w:r>
+      <w:r>
+        <w:rPr>
+          <w:sz w:val="28"/>
+          <w:szCs w:val="28"/>
+          <w:lang w:val="nl-NL"/>
+        </w:rPr>
+        <w:br/>
+      </w:r>
+      <w:r>
+        <w:rPr>
+          <w:sz w:val="28"/>
+          <w:szCs w:val="28"/>
+          <w:lang w:val="nl-NL"/>
+        </w:rPr>
+        <w:br/>
+      </w:r>
+      <w:r>
+        <w:rPr>
+          <w:b/>
+          <w:bCs/>
+          <w:sz w:val="36"/>
+          <w:szCs w:val="36"/>
+          <w:lang w:val="nl-NL"/>
+        </w:rPr>
+        <w:t>Maan</w:t>
+      </w:r>
+      <w:r>
+        <w:rPr>
+          <w:b/>
+          <w:bCs/>
+          <w:sz w:val="36"/>
+          <w:szCs w:val="36"/>
+          <w:lang w:val="nl-NL"/>
+        </w:rPr>
+        <w:t>dag 2</w:t>
+      </w:r>
+      <w:r>
+        <w:rPr>
+          <w:b/>
+          <w:bCs/>
+          <w:sz w:val="36"/>
+          <w:szCs w:val="36"/>
+          <w:lang w:val="nl-NL"/>
+        </w:rPr>
+        <w:t>3</w:t>
       </w:r>
       <w:r>
         <w:rPr>
@@ -1019,47 +1099,63 @@
           <w:szCs w:val="28"/>
           <w:lang w:val="nl-NL"/>
         </w:rPr>
-        <w:t>Vandaag heb ik aan mijn portfolio gewerkt omdat de tweede sollicitatieperiode eraan komt en ik wil mijn portfolio graag klaar hebben zodat ik zo snel mogelijk weer kan solliciteren bij mijn volgende stagebedrijf.</w:t>
-      </w:r>
-    </w:p>
-    <w:p>
-      <w:pPr>
-        <w:rPr>
-          <w:sz w:val="28"/>
-          <w:szCs w:val="28"/>
-          <w:lang w:val="nl-NL"/>
-        </w:rPr>
-      </w:pPr>
-      <w:r>
-        <w:rPr>
-          <w:b/>
-          <w:bCs/>
-          <w:sz w:val="36"/>
-          <w:szCs w:val="36"/>
-          <w:lang w:val="nl-NL"/>
-        </w:rPr>
-        <w:lastRenderedPageBreak/>
-        <w:t>Vrijdag</w:t>
-      </w:r>
-      <w:r>
-        <w:rPr>
-          <w:b/>
-          <w:bCs/>
-          <w:sz w:val="36"/>
-          <w:szCs w:val="36"/>
-          <w:lang w:val="nl-NL"/>
-        </w:rPr>
-        <w:t xml:space="preserve"> </w:t>
-      </w:r>
-      <w:r>
-        <w:rPr>
-          <w:b/>
-          <w:bCs/>
-          <w:sz w:val="36"/>
-          <w:szCs w:val="36"/>
-          <w:lang w:val="nl-NL"/>
-        </w:rPr>
-        <w:t>20</w:t>
+        <w:t>Vandaag heb ik veel progressie gemaakt richting de core mechanics van de biologie game waaronder het oppakken en neerzetten van objecten en het systeem van de crafting table</w:t>
+      </w:r>
+      <w:r>
+        <w:rPr>
+          <w:sz w:val="28"/>
+          <w:szCs w:val="28"/>
+          <w:lang w:val="nl-NL"/>
+        </w:rPr>
+        <w:t xml:space="preserve"> en het mix en matchen van de items die er op neergezet wordt.</w:t>
+      </w:r>
+    </w:p>
+    <w:p>
+      <w:pPr>
+        <w:rPr>
+          <w:sz w:val="28"/>
+          <w:szCs w:val="28"/>
+          <w:lang w:val="nl-NL"/>
+        </w:rPr>
+      </w:pPr>
+    </w:p>
+    <w:p>
+      <w:pPr>
+        <w:rPr>
+          <w:sz w:val="28"/>
+          <w:szCs w:val="28"/>
+          <w:lang w:val="nl-NL"/>
+        </w:rPr>
+      </w:pPr>
+      <w:r>
+        <w:rPr>
+          <w:b/>
+          <w:bCs/>
+          <w:sz w:val="36"/>
+          <w:szCs w:val="36"/>
+          <w:lang w:val="nl-NL"/>
+        </w:rPr>
+        <w:t>Dins</w:t>
+      </w:r>
+      <w:r>
+        <w:rPr>
+          <w:b/>
+          <w:bCs/>
+          <w:sz w:val="36"/>
+          <w:szCs w:val="36"/>
+          <w:lang w:val="nl-NL"/>
+        </w:rPr>
+        <w:t>dag 2</w:t>
+      </w:r>
+      <w:r>
+        <w:rPr>
+          <w:b/>
+          <w:bCs/>
+          <w:sz w:val="36"/>
+          <w:szCs w:val="36"/>
+          <w:lang w:val="nl-NL"/>
+        </w:rPr>
+        <w:t>4</w:t>
       </w:r>
       <w:r>
         <w:rPr>
@@ -1080,50 +1176,6 @@
           <w:lang w:val="nl-NL"/>
         </w:rPr>
       </w:pPr>
-      <w:r>
-        <w:rPr>
-          <w:sz w:val="28"/>
-          <w:szCs w:val="28"/>
-          <w:lang w:val="nl-NL"/>
-        </w:rPr>
-        <w:t xml:space="preserve">Vandaag heb ik veel progressie gemaakt naar het prototype van de biologie minigame waaronder het hele gedoe van dingen oppakken en in je </w:t>
-      </w:r>
-      <w:proofErr w:type="spellStart"/>
-      <w:r>
-        <w:rPr>
-          <w:sz w:val="28"/>
-          <w:szCs w:val="28"/>
-          <w:lang w:val="nl-NL"/>
-        </w:rPr>
-        <w:t>inventory</w:t>
-      </w:r>
-      <w:proofErr w:type="spellEnd"/>
-      <w:r>
-        <w:rPr>
-          <w:sz w:val="28"/>
-          <w:szCs w:val="28"/>
-          <w:lang w:val="nl-NL"/>
-        </w:rPr>
-        <w:t xml:space="preserve"> stoppen ook heb ik een start gemaakt aan het gedoe van spullen op het </w:t>
-      </w:r>
-      <w:proofErr w:type="spellStart"/>
-      <w:r>
-        <w:rPr>
-          <w:sz w:val="28"/>
-          <w:szCs w:val="28"/>
-          <w:lang w:val="nl-NL"/>
-        </w:rPr>
-        <w:t>crafting</w:t>
-      </w:r>
-      <w:proofErr w:type="spellEnd"/>
-      <w:r>
-        <w:rPr>
-          <w:sz w:val="28"/>
-          <w:szCs w:val="28"/>
-          <w:lang w:val="nl-NL"/>
-        </w:rPr>
-        <w:t xml:space="preserve"> bureau gemaakt dus dat.</w:t>
-      </w:r>
     </w:p>
     <w:sectPr>
       <w:pgSz w:w="12240" w:h="15840"/>

--- a/Documenten/Dagboek.docx
+++ b/Documenten/Dagboek.docx
@@ -1026,7 +1026,25 @@
           <w:szCs w:val="28"/>
           <w:lang w:val="nl-NL"/>
         </w:rPr>
-        <w:t>Vandaag heb ik veel progressie gemaakt naar het prototype van de biologie minigame waaronder het hele gedoe van dingen oppakken en in je inventory stoppen ook heb ik een start gemaakt aan het gedoe van spullen op het crafting bureau gemaakt dus dat.</w:t>
+        <w:t xml:space="preserve">Vandaag heb ik veel progressie gemaakt naar het prototype van de biologie minigame waaronder het hele gedoe van dingen oppakken en in je </w:t>
+      </w:r>
+      <w:proofErr w:type="spellStart"/>
+      <w:r>
+        <w:rPr>
+          <w:sz w:val="28"/>
+          <w:szCs w:val="28"/>
+          <w:lang w:val="nl-NL"/>
+        </w:rPr>
+        <w:t>inventory</w:t>
+      </w:r>
+      <w:proofErr w:type="spellEnd"/>
+      <w:r>
+        <w:rPr>
+          <w:sz w:val="28"/>
+          <w:szCs w:val="28"/>
+          <w:lang w:val="nl-NL"/>
+        </w:rPr>
+        <w:t xml:space="preserve"> stoppen ook heb ik een start gemaakt aan het gedoe van spullen op het crafting bureau gemaakt dus dat.</w:t>
       </w:r>
       <w:r>
         <w:rPr>
@@ -1176,6 +1194,62 @@
           <w:lang w:val="nl-NL"/>
         </w:rPr>
       </w:pPr>
+      <w:r>
+        <w:rPr>
+          <w:sz w:val="28"/>
+          <w:szCs w:val="28"/>
+          <w:lang w:val="nl-NL"/>
+        </w:rPr>
+        <w:t>Vandaag heb ik een hele lange</w:t>
+      </w:r>
+      <w:r>
+        <w:rPr>
+          <w:sz w:val="28"/>
+          <w:szCs w:val="28"/>
+          <w:lang w:val="nl-NL"/>
+        </w:rPr>
+        <w:t xml:space="preserve"> </w:t>
+      </w:r>
+      <w:r>
+        <w:rPr>
+          <w:sz w:val="28"/>
+          <w:szCs w:val="28"/>
+          <w:lang w:val="nl-NL"/>
+        </w:rPr>
+        <w:t xml:space="preserve">tijd zitten bug fixen rondom de crafting mechanic. Ook heb ik </w:t>
+      </w:r>
+      <w:r>
+        <w:rPr>
+          <w:sz w:val="28"/>
+          <w:szCs w:val="28"/>
+          <w:lang w:val="nl-NL"/>
+        </w:rPr>
+        <w:t>het script</w:t>
+      </w:r>
+      <w:r>
+        <w:rPr>
+          <w:sz w:val="28"/>
+          <w:szCs w:val="28"/>
+          <w:lang w:val="nl-NL"/>
+        </w:rPr>
+        <w:t xml:space="preserve"> gemaakt waar de target item wordt </w:t>
+      </w:r>
+      <w:r>
+        <w:rPr>
+          <w:sz w:val="28"/>
+          <w:szCs w:val="28"/>
+          <w:lang w:val="nl-NL"/>
+        </w:rPr>
+        <w:t>gedisplayd</w:t>
+      </w:r>
+      <w:r>
+        <w:rPr>
+          <w:sz w:val="28"/>
+          <w:szCs w:val="28"/>
+          <w:lang w:val="nl-NL"/>
+        </w:rPr>
+        <w:t xml:space="preserve"> en dat je daar items kan inleveren en dan checkt ie of het de goeie is, zo ja dan geeft een punt anders heb je pech.</w:t>
+      </w:r>
     </w:p>
     <w:sectPr>
       <w:pgSz w:w="12240" w:h="15840"/>

--- a/Documenten/Dagboek.docx
+++ b/Documenten/Dagboek.docx
@@ -1026,25 +1026,7 @@
           <w:szCs w:val="28"/>
           <w:lang w:val="nl-NL"/>
         </w:rPr>
-        <w:t xml:space="preserve">Vandaag heb ik veel progressie gemaakt naar het prototype van de biologie minigame waaronder het hele gedoe van dingen oppakken en in je </w:t>
-      </w:r>
-      <w:proofErr w:type="spellStart"/>
-      <w:r>
-        <w:rPr>
-          <w:sz w:val="28"/>
-          <w:szCs w:val="28"/>
-          <w:lang w:val="nl-NL"/>
-        </w:rPr>
-        <w:t>inventory</w:t>
-      </w:r>
-      <w:proofErr w:type="spellEnd"/>
-      <w:r>
-        <w:rPr>
-          <w:sz w:val="28"/>
-          <w:szCs w:val="28"/>
-          <w:lang w:val="nl-NL"/>
-        </w:rPr>
-        <w:t xml:space="preserve"> stoppen ook heb ik een start gemaakt aan het gedoe van spullen op het crafting bureau gemaakt dus dat.</w:t>
+        <w:t>Vandaag heb ik veel progressie gemaakt naar het prototype van de biologie minigame waaronder het hele gedoe van dingen oppakken en in je inventory stoppen ook heb ik een start gemaakt aan het gedoe van spullen op het crafting bureau gemaakt dus dat.</w:t>
       </w:r>
       <w:r>
         <w:rPr>
@@ -1070,27 +1052,173 @@
           <w:szCs w:val="36"/>
           <w:lang w:val="nl-NL"/>
         </w:rPr>
-        <w:t>Maan</w:t>
-      </w:r>
-      <w:r>
-        <w:rPr>
-          <w:b/>
-          <w:bCs/>
-          <w:sz w:val="36"/>
-          <w:szCs w:val="36"/>
-          <w:lang w:val="nl-NL"/>
-        </w:rPr>
-        <w:t>dag 2</w:t>
-      </w:r>
-      <w:r>
-        <w:rPr>
-          <w:b/>
-          <w:bCs/>
-          <w:sz w:val="36"/>
-          <w:szCs w:val="36"/>
-          <w:lang w:val="nl-NL"/>
-        </w:rPr>
-        <w:t>3</w:t>
+        <w:t>Maandag 23 Maart</w:t>
+      </w:r>
+    </w:p>
+    <w:p>
+      <w:pPr>
+        <w:rPr>
+          <w:sz w:val="28"/>
+          <w:szCs w:val="28"/>
+          <w:lang w:val="nl-NL"/>
+        </w:rPr>
+      </w:pPr>
+      <w:r>
+        <w:rPr>
+          <w:sz w:val="28"/>
+          <w:szCs w:val="28"/>
+          <w:lang w:val="nl-NL"/>
+        </w:rPr>
+        <w:t>Vandaag heb ik veel progressie gemaakt richting de core mechanics van de biologie game waaronder het oppakken en neerzetten van objecten en het systeem van de crafting table</w:t>
+      </w:r>
+      <w:r>
+        <w:rPr>
+          <w:sz w:val="28"/>
+          <w:szCs w:val="28"/>
+          <w:lang w:val="nl-NL"/>
+        </w:rPr>
+        <w:t xml:space="preserve"> en het mix en matchen van de items die er op neergezet wordt.</w:t>
+      </w:r>
+    </w:p>
+    <w:p>
+      <w:pPr>
+        <w:rPr>
+          <w:sz w:val="28"/>
+          <w:szCs w:val="28"/>
+          <w:lang w:val="nl-NL"/>
+        </w:rPr>
+      </w:pPr>
+    </w:p>
+    <w:p>
+      <w:pPr>
+        <w:rPr>
+          <w:sz w:val="28"/>
+          <w:szCs w:val="28"/>
+          <w:lang w:val="nl-NL"/>
+        </w:rPr>
+      </w:pPr>
+      <w:r>
+        <w:rPr>
+          <w:b/>
+          <w:bCs/>
+          <w:sz w:val="36"/>
+          <w:szCs w:val="36"/>
+          <w:lang w:val="nl-NL"/>
+        </w:rPr>
+        <w:t>Dinsdag 24 Maart</w:t>
+      </w:r>
+    </w:p>
+    <w:p>
+      <w:pPr>
+        <w:rPr>
+          <w:sz w:val="28"/>
+          <w:szCs w:val="28"/>
+          <w:lang w:val="nl-NL"/>
+        </w:rPr>
+      </w:pPr>
+      <w:r>
+        <w:rPr>
+          <w:sz w:val="28"/>
+          <w:szCs w:val="28"/>
+          <w:lang w:val="nl-NL"/>
+        </w:rPr>
+        <w:t>Vandaag heb ik een hele lange</w:t>
+      </w:r>
+      <w:r>
+        <w:rPr>
+          <w:sz w:val="28"/>
+          <w:szCs w:val="28"/>
+          <w:lang w:val="nl-NL"/>
+        </w:rPr>
+        <w:t xml:space="preserve"> </w:t>
+      </w:r>
+      <w:r>
+        <w:rPr>
+          <w:sz w:val="28"/>
+          <w:szCs w:val="28"/>
+          <w:lang w:val="nl-NL"/>
+        </w:rPr>
+        <w:t xml:space="preserve">tijd zitten bug fixen rondom de crafting mechanic. Ook heb ik </w:t>
+      </w:r>
+      <w:r>
+        <w:rPr>
+          <w:sz w:val="28"/>
+          <w:szCs w:val="28"/>
+          <w:lang w:val="nl-NL"/>
+        </w:rPr>
+        <w:t>het script</w:t>
+      </w:r>
+      <w:r>
+        <w:rPr>
+          <w:sz w:val="28"/>
+          <w:szCs w:val="28"/>
+          <w:lang w:val="nl-NL"/>
+        </w:rPr>
+        <w:t xml:space="preserve"> gemaakt waar de target item wordt </w:t>
+      </w:r>
+      <w:r>
+        <w:rPr>
+          <w:sz w:val="28"/>
+          <w:szCs w:val="28"/>
+          <w:lang w:val="nl-NL"/>
+        </w:rPr>
+        <w:t>gedisplayd</w:t>
+      </w:r>
+      <w:r>
+        <w:rPr>
+          <w:sz w:val="28"/>
+          <w:szCs w:val="28"/>
+          <w:lang w:val="nl-NL"/>
+        </w:rPr>
+        <w:t xml:space="preserve"> en dat je daar items kan inleveren en dan checkt ie of het de goeie is, zo ja dan geeft een punt anders heb je pech.</w:t>
+      </w:r>
+    </w:p>
+    <w:p>
+      <w:pPr>
+        <w:rPr>
+          <w:sz w:val="28"/>
+          <w:szCs w:val="28"/>
+          <w:lang w:val="nl-NL"/>
+        </w:rPr>
+      </w:pPr>
+    </w:p>
+    <w:p>
+      <w:pPr>
+        <w:rPr>
+          <w:sz w:val="28"/>
+          <w:szCs w:val="28"/>
+          <w:lang w:val="nl-NL"/>
+        </w:rPr>
+      </w:pPr>
+      <w:r>
+        <w:rPr>
+          <w:b/>
+          <w:bCs/>
+          <w:sz w:val="36"/>
+          <w:szCs w:val="36"/>
+          <w:lang w:val="nl-NL"/>
+        </w:rPr>
+        <w:t>Woen</w:t>
+      </w:r>
+      <w:r>
+        <w:rPr>
+          <w:b/>
+          <w:bCs/>
+          <w:sz w:val="36"/>
+          <w:szCs w:val="36"/>
+          <w:lang w:val="nl-NL"/>
+        </w:rPr>
+        <w:t>sdag 2</w:t>
+      </w:r>
+      <w:r>
+        <w:rPr>
+          <w:b/>
+          <w:bCs/>
+          <w:sz w:val="36"/>
+          <w:szCs w:val="36"/>
+          <w:lang w:val="nl-NL"/>
+        </w:rPr>
+        <w:t>5</w:t>
       </w:r>
       <w:r>
         <w:rPr>
@@ -1117,139 +1245,25 @@
           <w:szCs w:val="28"/>
           <w:lang w:val="nl-NL"/>
         </w:rPr>
-        <w:t>Vandaag heb ik veel progressie gemaakt richting de core mechanics van de biologie game waaronder het oppakken en neerzetten van objecten en het systeem van de crafting table</w:t>
-      </w:r>
-      <w:r>
-        <w:rPr>
-          <w:sz w:val="28"/>
-          <w:szCs w:val="28"/>
-          <w:lang w:val="nl-NL"/>
-        </w:rPr>
-        <w:t xml:space="preserve"> en het mix en matchen van de items die er op neergezet wordt.</w:t>
-      </w:r>
-    </w:p>
-    <w:p>
-      <w:pPr>
-        <w:rPr>
-          <w:sz w:val="28"/>
-          <w:szCs w:val="28"/>
-          <w:lang w:val="nl-NL"/>
-        </w:rPr>
-      </w:pPr>
-    </w:p>
-    <w:p>
-      <w:pPr>
-        <w:rPr>
-          <w:sz w:val="28"/>
-          <w:szCs w:val="28"/>
-          <w:lang w:val="nl-NL"/>
-        </w:rPr>
-      </w:pPr>
-      <w:r>
-        <w:rPr>
-          <w:b/>
-          <w:bCs/>
-          <w:sz w:val="36"/>
-          <w:szCs w:val="36"/>
-          <w:lang w:val="nl-NL"/>
-        </w:rPr>
-        <w:t>Dins</w:t>
-      </w:r>
-      <w:r>
-        <w:rPr>
-          <w:b/>
-          <w:bCs/>
-          <w:sz w:val="36"/>
-          <w:szCs w:val="36"/>
-          <w:lang w:val="nl-NL"/>
-        </w:rPr>
-        <w:t>dag 2</w:t>
-      </w:r>
-      <w:r>
-        <w:rPr>
-          <w:b/>
-          <w:bCs/>
-          <w:sz w:val="36"/>
-          <w:szCs w:val="36"/>
-          <w:lang w:val="nl-NL"/>
-        </w:rPr>
-        <w:t>4</w:t>
-      </w:r>
-      <w:r>
-        <w:rPr>
-          <w:b/>
-          <w:bCs/>
-          <w:sz w:val="36"/>
-          <w:szCs w:val="36"/>
-          <w:lang w:val="nl-NL"/>
-        </w:rPr>
-        <w:t xml:space="preserve"> Maart</w:t>
-      </w:r>
-    </w:p>
-    <w:p>
-      <w:pPr>
-        <w:rPr>
-          <w:sz w:val="28"/>
-          <w:szCs w:val="28"/>
-          <w:lang w:val="nl-NL"/>
-        </w:rPr>
-      </w:pPr>
-      <w:r>
-        <w:rPr>
-          <w:sz w:val="28"/>
-          <w:szCs w:val="28"/>
-          <w:lang w:val="nl-NL"/>
-        </w:rPr>
-        <w:t>Vandaag heb ik een hele lange</w:t>
-      </w:r>
-      <w:r>
-        <w:rPr>
-          <w:sz w:val="28"/>
-          <w:szCs w:val="28"/>
-          <w:lang w:val="nl-NL"/>
-        </w:rPr>
-        <w:t xml:space="preserve"> </w:t>
-      </w:r>
-      <w:r>
-        <w:rPr>
-          <w:sz w:val="28"/>
-          <w:szCs w:val="28"/>
-          <w:lang w:val="nl-NL"/>
-        </w:rPr>
-        <w:t xml:space="preserve">tijd zitten bug fixen rondom de crafting mechanic. Ook heb ik </w:t>
-      </w:r>
-      <w:r>
-        <w:rPr>
-          <w:sz w:val="28"/>
-          <w:szCs w:val="28"/>
-          <w:lang w:val="nl-NL"/>
-        </w:rPr>
-        <w:t>het script</w:t>
-      </w:r>
-      <w:r>
-        <w:rPr>
-          <w:sz w:val="28"/>
-          <w:szCs w:val="28"/>
-          <w:lang w:val="nl-NL"/>
-        </w:rPr>
-        <w:t xml:space="preserve"> gemaakt waar de target item wordt </w:t>
-      </w:r>
-      <w:r>
-        <w:rPr>
-          <w:sz w:val="28"/>
-          <w:szCs w:val="28"/>
-          <w:lang w:val="nl-NL"/>
-        </w:rPr>
-        <w:t>gedisplayd</w:t>
-      </w:r>
-      <w:r>
-        <w:rPr>
-          <w:sz w:val="28"/>
-          <w:szCs w:val="28"/>
-          <w:lang w:val="nl-NL"/>
-        </w:rPr>
-        <w:t xml:space="preserve"> en dat je daar items kan inleveren en dan checkt ie of het de goeie is, zo ja dan geeft een punt anders heb je pech.</w:t>
-      </w:r>
+        <w:t xml:space="preserve">Vandaag is Rogier langsgekomen en hebben we het PAP besproken. Daaruit kwam dat er wel wat meer detail in moet maar grotendeels is het idee goed. Ook ben ik aan mijn portfolio </w:t>
+      </w:r>
+      <w:r>
+        <w:rPr>
+          <w:sz w:val="28"/>
+          <w:szCs w:val="28"/>
+          <w:lang w:val="nl-NL"/>
+        </w:rPr>
+        <w:t>gaan werken</w:t>
+      </w:r>
+    </w:p>
+    <w:p>
+      <w:pPr>
+        <w:rPr>
+          <w:sz w:val="28"/>
+          <w:szCs w:val="28"/>
+          <w:lang w:val="nl-NL"/>
+        </w:rPr>
+      </w:pPr>
     </w:p>
     <w:sectPr>
       <w:pgSz w:w="12240" w:h="15840"/>

--- a/Documenten/Dagboek.docx
+++ b/Documenten/Dagboek.docx
@@ -1264,6 +1264,148 @@
           <w:lang w:val="nl-NL"/>
         </w:rPr>
       </w:pPr>
+    </w:p>
+    <w:p>
+      <w:pPr>
+        <w:rPr>
+          <w:sz w:val="28"/>
+          <w:szCs w:val="28"/>
+          <w:lang w:val="nl-NL"/>
+        </w:rPr>
+      </w:pPr>
+      <w:r>
+        <w:rPr>
+          <w:b/>
+          <w:bCs/>
+          <w:sz w:val="36"/>
+          <w:szCs w:val="36"/>
+          <w:lang w:val="nl-NL"/>
+        </w:rPr>
+        <w:t>Donderdag</w:t>
+      </w:r>
+      <w:r>
+        <w:rPr>
+          <w:b/>
+          <w:bCs/>
+          <w:sz w:val="36"/>
+          <w:szCs w:val="36"/>
+          <w:lang w:val="nl-NL"/>
+        </w:rPr>
+        <w:t xml:space="preserve"> 2</w:t>
+      </w:r>
+      <w:r>
+        <w:rPr>
+          <w:b/>
+          <w:bCs/>
+          <w:sz w:val="36"/>
+          <w:szCs w:val="36"/>
+          <w:lang w:val="nl-NL"/>
+        </w:rPr>
+        <w:t>6</w:t>
+      </w:r>
+      <w:r>
+        <w:rPr>
+          <w:b/>
+          <w:bCs/>
+          <w:sz w:val="36"/>
+          <w:szCs w:val="36"/>
+          <w:lang w:val="nl-NL"/>
+        </w:rPr>
+        <w:t xml:space="preserve"> Maart</w:t>
+      </w:r>
+    </w:p>
+    <w:p>
+      <w:pPr>
+        <w:rPr>
+          <w:sz w:val="28"/>
+          <w:szCs w:val="28"/>
+          <w:lang w:val="nl-NL"/>
+        </w:rPr>
+      </w:pPr>
+      <w:r>
+        <w:rPr>
+          <w:sz w:val="28"/>
+          <w:szCs w:val="28"/>
+          <w:lang w:val="nl-NL"/>
+        </w:rPr>
+        <w:t>Vandaag heb ik aan mijn portfolio gewerkt en de biologie pagine gebouwt.</w:t>
+      </w:r>
+    </w:p>
+    <w:p>
+      <w:pPr>
+        <w:rPr>
+          <w:sz w:val="28"/>
+          <w:szCs w:val="28"/>
+          <w:lang w:val="nl-NL"/>
+        </w:rPr>
+      </w:pPr>
+    </w:p>
+    <w:p>
+      <w:pPr>
+        <w:rPr>
+          <w:sz w:val="28"/>
+          <w:szCs w:val="28"/>
+          <w:lang w:val="nl-NL"/>
+        </w:rPr>
+      </w:pPr>
+      <w:r>
+        <w:rPr>
+          <w:b/>
+          <w:bCs/>
+          <w:sz w:val="36"/>
+          <w:szCs w:val="36"/>
+          <w:lang w:val="nl-NL"/>
+        </w:rPr>
+        <w:lastRenderedPageBreak/>
+        <w:t>Vrijdag</w:t>
+      </w:r>
+      <w:r>
+        <w:rPr>
+          <w:b/>
+          <w:bCs/>
+          <w:sz w:val="36"/>
+          <w:szCs w:val="36"/>
+          <w:lang w:val="nl-NL"/>
+        </w:rPr>
+        <w:t xml:space="preserve"> 2</w:t>
+      </w:r>
+      <w:r>
+        <w:rPr>
+          <w:b/>
+          <w:bCs/>
+          <w:sz w:val="36"/>
+          <w:szCs w:val="36"/>
+          <w:lang w:val="nl-NL"/>
+        </w:rPr>
+        <w:t>7</w:t>
+      </w:r>
+      <w:r>
+        <w:rPr>
+          <w:b/>
+          <w:bCs/>
+          <w:sz w:val="36"/>
+          <w:szCs w:val="36"/>
+          <w:lang w:val="nl-NL"/>
+        </w:rPr>
+        <w:t xml:space="preserve"> Maart</w:t>
+      </w:r>
+    </w:p>
+    <w:p>
+      <w:pPr>
+        <w:rPr>
+          <w:sz w:val="28"/>
+          <w:szCs w:val="28"/>
+          <w:lang w:val="nl-NL"/>
+        </w:rPr>
+      </w:pPr>
+      <w:r>
+        <w:rPr>
+          <w:sz w:val="28"/>
+          <w:szCs w:val="28"/>
+          <w:lang w:val="nl-NL"/>
+        </w:rPr>
+        <w:t>Vandaag heb ik de rest van mijn portfolio gemaakt en heb ik referentie foto’s genomen voor de map in de biologie minigame.</w:t>
+      </w:r>
     </w:p>
     <w:sectPr>
       <w:pgSz w:w="12240" w:h="15840"/>

--- a/Documenten/Dagboek.docx
+++ b/Documenten/Dagboek.docx
@@ -1281,27 +1281,118 @@
           <w:szCs w:val="36"/>
           <w:lang w:val="nl-NL"/>
         </w:rPr>
-        <w:t>Donderdag</w:t>
-      </w:r>
-      <w:r>
-        <w:rPr>
-          <w:b/>
-          <w:bCs/>
-          <w:sz w:val="36"/>
-          <w:szCs w:val="36"/>
-          <w:lang w:val="nl-NL"/>
-        </w:rPr>
-        <w:t xml:space="preserve"> 2</w:t>
-      </w:r>
-      <w:r>
-        <w:rPr>
-          <w:b/>
-          <w:bCs/>
-          <w:sz w:val="36"/>
-          <w:szCs w:val="36"/>
-          <w:lang w:val="nl-NL"/>
-        </w:rPr>
-        <w:t>6</w:t>
+        <w:t>Donderdag 26 Maart</w:t>
+      </w:r>
+    </w:p>
+    <w:p>
+      <w:pPr>
+        <w:rPr>
+          <w:sz w:val="28"/>
+          <w:szCs w:val="28"/>
+          <w:lang w:val="nl-NL"/>
+        </w:rPr>
+      </w:pPr>
+      <w:r>
+        <w:rPr>
+          <w:sz w:val="28"/>
+          <w:szCs w:val="28"/>
+          <w:lang w:val="nl-NL"/>
+        </w:rPr>
+        <w:t>Vandaag heb ik aan mijn portfolio gewerkt en de biologie pagine gebouwt.</w:t>
+      </w:r>
+    </w:p>
+    <w:p>
+      <w:pPr>
+        <w:rPr>
+          <w:sz w:val="28"/>
+          <w:szCs w:val="28"/>
+          <w:lang w:val="nl-NL"/>
+        </w:rPr>
+      </w:pPr>
+    </w:p>
+    <w:p>
+      <w:pPr>
+        <w:rPr>
+          <w:sz w:val="28"/>
+          <w:szCs w:val="28"/>
+          <w:lang w:val="nl-NL"/>
+        </w:rPr>
+      </w:pPr>
+      <w:r>
+        <w:rPr>
+          <w:b/>
+          <w:bCs/>
+          <w:sz w:val="36"/>
+          <w:szCs w:val="36"/>
+          <w:lang w:val="nl-NL"/>
+        </w:rPr>
+        <w:lastRenderedPageBreak/>
+        <w:t>Vrijdag 27 Maart</w:t>
+      </w:r>
+    </w:p>
+    <w:p>
+      <w:pPr>
+        <w:rPr>
+          <w:sz w:val="28"/>
+          <w:szCs w:val="28"/>
+          <w:lang w:val="nl-NL"/>
+        </w:rPr>
+      </w:pPr>
+      <w:r>
+        <w:rPr>
+          <w:sz w:val="28"/>
+          <w:szCs w:val="28"/>
+          <w:lang w:val="nl-NL"/>
+        </w:rPr>
+        <w:t>Vandaag heb ik de rest van mijn portfolio gemaakt en heb ik referentie foto’s genomen voor de map in de biologie minigame.</w:t>
+      </w:r>
+    </w:p>
+    <w:p>
+      <w:pPr>
+        <w:rPr>
+          <w:sz w:val="28"/>
+          <w:szCs w:val="28"/>
+          <w:lang w:val="nl-NL"/>
+        </w:rPr>
+      </w:pPr>
+    </w:p>
+    <w:p>
+      <w:pPr>
+        <w:rPr>
+          <w:sz w:val="28"/>
+          <w:szCs w:val="28"/>
+          <w:lang w:val="nl-NL"/>
+        </w:rPr>
+      </w:pPr>
+      <w:r>
+        <w:rPr>
+          <w:b/>
+          <w:bCs/>
+          <w:sz w:val="36"/>
+          <w:szCs w:val="36"/>
+          <w:lang w:val="nl-NL"/>
+        </w:rPr>
+        <w:t>Maan</w:t>
+      </w:r>
+      <w:r>
+        <w:rPr>
+          <w:b/>
+          <w:bCs/>
+          <w:sz w:val="36"/>
+          <w:szCs w:val="36"/>
+          <w:lang w:val="nl-NL"/>
+        </w:rPr>
+        <w:t xml:space="preserve">dag </w:t>
+      </w:r>
+      <w:r>
+        <w:rPr>
+          <w:b/>
+          <w:bCs/>
+          <w:sz w:val="36"/>
+          <w:szCs w:val="36"/>
+          <w:lang w:val="nl-NL"/>
+        </w:rPr>
+        <w:t>30</w:t>
       </w:r>
       <w:r>
         <w:rPr>
@@ -1328,84 +1419,17 @@
           <w:szCs w:val="28"/>
           <w:lang w:val="nl-NL"/>
         </w:rPr>
-        <w:t>Vandaag heb ik aan mijn portfolio gewerkt en de biologie pagine gebouwt.</w:t>
-      </w:r>
-    </w:p>
-    <w:p>
-      <w:pPr>
-        <w:rPr>
-          <w:sz w:val="28"/>
-          <w:szCs w:val="28"/>
-          <w:lang w:val="nl-NL"/>
-        </w:rPr>
-      </w:pPr>
-    </w:p>
-    <w:p>
-      <w:pPr>
-        <w:rPr>
-          <w:sz w:val="28"/>
-          <w:szCs w:val="28"/>
-          <w:lang w:val="nl-NL"/>
-        </w:rPr>
-      </w:pPr>
-      <w:r>
-        <w:rPr>
-          <w:b/>
-          <w:bCs/>
-          <w:sz w:val="36"/>
-          <w:szCs w:val="36"/>
-          <w:lang w:val="nl-NL"/>
-        </w:rPr>
-        <w:lastRenderedPageBreak/>
-        <w:t>Vrijdag</w:t>
-      </w:r>
-      <w:r>
-        <w:rPr>
-          <w:b/>
-          <w:bCs/>
-          <w:sz w:val="36"/>
-          <w:szCs w:val="36"/>
-          <w:lang w:val="nl-NL"/>
-        </w:rPr>
-        <w:t xml:space="preserve"> 2</w:t>
-      </w:r>
-      <w:r>
-        <w:rPr>
-          <w:b/>
-          <w:bCs/>
-          <w:sz w:val="36"/>
-          <w:szCs w:val="36"/>
-          <w:lang w:val="nl-NL"/>
-        </w:rPr>
-        <w:t>7</w:t>
-      </w:r>
-      <w:r>
-        <w:rPr>
-          <w:b/>
-          <w:bCs/>
-          <w:sz w:val="36"/>
-          <w:szCs w:val="36"/>
-          <w:lang w:val="nl-NL"/>
-        </w:rPr>
-        <w:t xml:space="preserve"> Maart</w:t>
-      </w:r>
-    </w:p>
-    <w:p>
-      <w:pPr>
-        <w:rPr>
-          <w:sz w:val="28"/>
-          <w:szCs w:val="28"/>
-          <w:lang w:val="nl-NL"/>
-        </w:rPr>
-      </w:pPr>
-      <w:r>
-        <w:rPr>
-          <w:sz w:val="28"/>
-          <w:szCs w:val="28"/>
-          <w:lang w:val="nl-NL"/>
-        </w:rPr>
-        <w:t>Vandaag heb ik de rest van mijn portfolio gemaakt en heb ik referentie foto’s genomen voor de map in de biologie minigame.</w:t>
-      </w:r>
+        <w:t>Vandaag heb ik gesolliciteerd voor stage bij SimCenMar, XRLabs en Parallel. Ook heb ik vandaag met Hofland gezeten om te bespreken over de PAP aangezien hij het enorm druk had vrijdag.</w:t>
+      </w:r>
+    </w:p>
+    <w:p>
+      <w:pPr>
+        <w:rPr>
+          <w:sz w:val="28"/>
+          <w:szCs w:val="28"/>
+          <w:lang w:val="nl-NL"/>
+        </w:rPr>
+      </w:pPr>
     </w:p>
     <w:sectPr>
       <w:pgSz w:w="12240" w:h="15840"/>

--- a/Documenten/Dagboek.docx
+++ b/Documenten/Dagboek.docx
@@ -79,7 +79,25 @@
           <w:szCs w:val="28"/>
           <w:lang w:val="nl-NL"/>
         </w:rPr>
-        <w:t>ag gehad ik kreeg een plekje in een kleine kamer die ze hadden. Verder hebben we besproken waar ik aan ga werken. Dat gaat een Serious game zijn voor hun arcadekast en daar gaan we ook mijn eerste leerdoel op laten richten aangezien ik meer Unreal engine wil leren en dat de perfecte kans is voor mij is.</w:t>
+        <w:t xml:space="preserve">ag gehad ik kreeg een plekje in een kleine kamer die ze hadden. Verder hebben we besproken waar ik aan ga werken. Dat gaat een </w:t>
+      </w:r>
+      <w:proofErr w:type="spellStart"/>
+      <w:r>
+        <w:rPr>
+          <w:sz w:val="28"/>
+          <w:szCs w:val="28"/>
+          <w:lang w:val="nl-NL"/>
+        </w:rPr>
+        <w:t>Serious</w:t>
+      </w:r>
+      <w:proofErr w:type="spellEnd"/>
+      <w:r>
+        <w:rPr>
+          <w:sz w:val="28"/>
+          <w:szCs w:val="28"/>
+          <w:lang w:val="nl-NL"/>
+        </w:rPr>
+        <w:t xml:space="preserve"> game zijn voor hun arcadekast en daar gaan we ook mijn eerste leerdoel op laten richten aangezien ik meer Unreal engine wil leren en dat de perfecte kans is voor mij is.</w:t>
       </w:r>
     </w:p>
     <w:p>
@@ -389,7 +407,25 @@
           <w:szCs w:val="28"/>
           <w:lang w:val="nl-NL"/>
         </w:rPr>
-        <w:t>Vandaag ben ik bezig geweest met bugfixes rond de UI omdat dat nog niet helemaal werkt. Net zoals elke andere Donderdag werk ik vandaag vanuit huis.</w:t>
+        <w:t xml:space="preserve">Vandaag ben ik bezig geweest met </w:t>
+      </w:r>
+      <w:proofErr w:type="spellStart"/>
+      <w:r>
+        <w:rPr>
+          <w:sz w:val="28"/>
+          <w:szCs w:val="28"/>
+          <w:lang w:val="nl-NL"/>
+        </w:rPr>
+        <w:t>bugfixes</w:t>
+      </w:r>
+      <w:proofErr w:type="spellEnd"/>
+      <w:r>
+        <w:rPr>
+          <w:sz w:val="28"/>
+          <w:szCs w:val="28"/>
+          <w:lang w:val="nl-NL"/>
+        </w:rPr>
+        <w:t xml:space="preserve"> rond de UI omdat dat nog niet helemaal werkt. Net zoals elke andere Donderdag werk ik vandaag vanuit huis.</w:t>
       </w:r>
     </w:p>
     <w:p>
@@ -434,7 +470,25 @@
           <w:szCs w:val="28"/>
           <w:lang w:val="nl-NL"/>
         </w:rPr>
-        <w:t>Vandaag heb ik nog meer bugfixes gedaan. Naast dat heb ik ook gezeten met meneer Hofland om te kijken hoe de week is gegaan. Daaruit kwam dat ik meer moet letten op mijn GitHub en Trello omdat ik deze week daar niet enorm op heb gelet.</w:t>
+        <w:t xml:space="preserve">Vandaag heb ik nog meer </w:t>
+      </w:r>
+      <w:proofErr w:type="spellStart"/>
+      <w:r>
+        <w:rPr>
+          <w:sz w:val="28"/>
+          <w:szCs w:val="28"/>
+          <w:lang w:val="nl-NL"/>
+        </w:rPr>
+        <w:t>bugfixes</w:t>
+      </w:r>
+      <w:proofErr w:type="spellEnd"/>
+      <w:r>
+        <w:rPr>
+          <w:sz w:val="28"/>
+          <w:szCs w:val="28"/>
+          <w:lang w:val="nl-NL"/>
+        </w:rPr>
+        <w:t xml:space="preserve"> gedaan. Naast dat heb ik ook gezeten met meneer Hofland om te kijken hoe de week is gegaan. Daaruit kwam dat ik meer moet letten op mijn GitHub en Trello omdat ik deze week daar niet enorm op heb gelet.</w:t>
       </w:r>
     </w:p>
     <w:p>
@@ -801,7 +855,25 @@
           <w:szCs w:val="28"/>
           <w:lang w:val="nl-NL"/>
         </w:rPr>
-        <w:t>Vandaag heb ik de geschiedenis minigame afgerond en 1 playtest gedaan met meneer Dukers omdat meneer koppelaar niet aanwezig was vandaag.</w:t>
+        <w:t xml:space="preserve">Vandaag heb ik de geschiedenis minigame afgerond en 1 </w:t>
+      </w:r>
+      <w:proofErr w:type="spellStart"/>
+      <w:r>
+        <w:rPr>
+          <w:sz w:val="28"/>
+          <w:szCs w:val="28"/>
+          <w:lang w:val="nl-NL"/>
+        </w:rPr>
+        <w:t>playtest</w:t>
+      </w:r>
+      <w:proofErr w:type="spellEnd"/>
+      <w:r>
+        <w:rPr>
+          <w:sz w:val="28"/>
+          <w:szCs w:val="28"/>
+          <w:lang w:val="nl-NL"/>
+        </w:rPr>
+        <w:t xml:space="preserve"> gedaan met meneer Dukers omdat meneer koppelaar niet aanwezig was vandaag.</w:t>
       </w:r>
     </w:p>
     <w:p>
@@ -846,7 +918,43 @@
           <w:szCs w:val="28"/>
           <w:lang w:val="nl-NL"/>
         </w:rPr>
-        <w:t>Vandaag ben ik op het idee gekomen voor de biologie minigame. Daaruit kwam dat het een game beetje zoals Overcooked gaat worden waar je cellen moet mixen en matchen om de correcte cel te krijgen. Ook heb ik de playtest met meneer koppelaar gedaan. Dat was allemaal heel succesvol gelukt.</w:t>
+        <w:t xml:space="preserve">Vandaag ben ik op het idee gekomen voor de biologie minigame. Daaruit kwam dat het een game beetje zoals </w:t>
+      </w:r>
+      <w:proofErr w:type="spellStart"/>
+      <w:r>
+        <w:rPr>
+          <w:sz w:val="28"/>
+          <w:szCs w:val="28"/>
+          <w:lang w:val="nl-NL"/>
+        </w:rPr>
+        <w:t>Overcooked</w:t>
+      </w:r>
+      <w:proofErr w:type="spellEnd"/>
+      <w:r>
+        <w:rPr>
+          <w:sz w:val="28"/>
+          <w:szCs w:val="28"/>
+          <w:lang w:val="nl-NL"/>
+        </w:rPr>
+        <w:t xml:space="preserve"> gaat worden waar je cellen moet mixen en matchen om de correcte cel te krijgen. Ook heb ik de </w:t>
+      </w:r>
+      <w:proofErr w:type="spellStart"/>
+      <w:r>
+        <w:rPr>
+          <w:sz w:val="28"/>
+          <w:szCs w:val="28"/>
+          <w:lang w:val="nl-NL"/>
+        </w:rPr>
+        <w:t>playtest</w:t>
+      </w:r>
+      <w:proofErr w:type="spellEnd"/>
+      <w:r>
+        <w:rPr>
+          <w:sz w:val="28"/>
+          <w:szCs w:val="28"/>
+          <w:lang w:val="nl-NL"/>
+        </w:rPr>
+        <w:t xml:space="preserve"> met meneer koppelaar gedaan. Dat was allemaal heel succesvol gelukt.</w:t>
       </w:r>
     </w:p>
     <w:p>
@@ -1026,7 +1134,43 @@
           <w:szCs w:val="28"/>
           <w:lang w:val="nl-NL"/>
         </w:rPr>
-        <w:t>Vandaag heb ik veel progressie gemaakt naar het prototype van de biologie minigame waaronder het hele gedoe van dingen oppakken en in je inventory stoppen ook heb ik een start gemaakt aan het gedoe van spullen op het crafting bureau gemaakt dus dat.</w:t>
+        <w:t xml:space="preserve">Vandaag heb ik veel progressie gemaakt naar het prototype van de biologie minigame waaronder het hele gedoe van dingen oppakken en in je </w:t>
+      </w:r>
+      <w:proofErr w:type="spellStart"/>
+      <w:r>
+        <w:rPr>
+          <w:sz w:val="28"/>
+          <w:szCs w:val="28"/>
+          <w:lang w:val="nl-NL"/>
+        </w:rPr>
+        <w:t>inventory</w:t>
+      </w:r>
+      <w:proofErr w:type="spellEnd"/>
+      <w:r>
+        <w:rPr>
+          <w:sz w:val="28"/>
+          <w:szCs w:val="28"/>
+          <w:lang w:val="nl-NL"/>
+        </w:rPr>
+        <w:t xml:space="preserve"> stoppen ook heb ik een start gemaakt aan het gedoe van spullen op het </w:t>
+      </w:r>
+      <w:proofErr w:type="spellStart"/>
+      <w:r>
+        <w:rPr>
+          <w:sz w:val="28"/>
+          <w:szCs w:val="28"/>
+          <w:lang w:val="nl-NL"/>
+        </w:rPr>
+        <w:t>crafting</w:t>
+      </w:r>
+      <w:proofErr w:type="spellEnd"/>
+      <w:r>
+        <w:rPr>
+          <w:sz w:val="28"/>
+          <w:szCs w:val="28"/>
+          <w:lang w:val="nl-NL"/>
+        </w:rPr>
+        <w:t xml:space="preserve"> bureau gemaakt dus dat.</w:t>
       </w:r>
       <w:r>
         <w:rPr>
@@ -1069,8 +1213,54 @@
           <w:szCs w:val="28"/>
           <w:lang w:val="nl-NL"/>
         </w:rPr>
-        <w:t>Vandaag heb ik veel progressie gemaakt richting de core mechanics van de biologie game waaronder het oppakken en neerzetten van objecten en het systeem van de crafting table</w:t>
-      </w:r>
+        <w:t xml:space="preserve">Vandaag heb ik veel progressie gemaakt richting de </w:t>
+      </w:r>
+      <w:proofErr w:type="spellStart"/>
+      <w:r>
+        <w:rPr>
+          <w:sz w:val="28"/>
+          <w:szCs w:val="28"/>
+          <w:lang w:val="nl-NL"/>
+        </w:rPr>
+        <w:t>core</w:t>
+      </w:r>
+      <w:proofErr w:type="spellEnd"/>
+      <w:r>
+        <w:rPr>
+          <w:sz w:val="28"/>
+          <w:szCs w:val="28"/>
+          <w:lang w:val="nl-NL"/>
+        </w:rPr>
+        <w:t xml:space="preserve"> mechanics van de biologie game waaronder het oppakken en neerzetten van objecten en het systeem van de </w:t>
+      </w:r>
+      <w:proofErr w:type="spellStart"/>
+      <w:r>
+        <w:rPr>
+          <w:sz w:val="28"/>
+          <w:szCs w:val="28"/>
+          <w:lang w:val="nl-NL"/>
+        </w:rPr>
+        <w:t>crafting</w:t>
+      </w:r>
+      <w:proofErr w:type="spellEnd"/>
+      <w:r>
+        <w:rPr>
+          <w:sz w:val="28"/>
+          <w:szCs w:val="28"/>
+          <w:lang w:val="nl-NL"/>
+        </w:rPr>
+        <w:t xml:space="preserve"> </w:t>
+      </w:r>
+      <w:proofErr w:type="spellStart"/>
+      <w:r>
+        <w:rPr>
+          <w:sz w:val="28"/>
+          <w:szCs w:val="28"/>
+          <w:lang w:val="nl-NL"/>
+        </w:rPr>
+        <w:t>table</w:t>
+      </w:r>
+      <w:proofErr w:type="spellEnd"/>
       <w:r>
         <w:rPr>
           <w:sz w:val="28"/>
@@ -1138,7 +1328,25 @@
           <w:szCs w:val="28"/>
           <w:lang w:val="nl-NL"/>
         </w:rPr>
-        <w:t xml:space="preserve">tijd zitten bug fixen rondom de crafting mechanic. Ook heb ik </w:t>
+        <w:t xml:space="preserve">tijd zitten bug fixen rondom de </w:t>
+      </w:r>
+      <w:proofErr w:type="spellStart"/>
+      <w:r>
+        <w:rPr>
+          <w:sz w:val="28"/>
+          <w:szCs w:val="28"/>
+          <w:lang w:val="nl-NL"/>
+        </w:rPr>
+        <w:t>crafting</w:t>
+      </w:r>
+      <w:proofErr w:type="spellEnd"/>
+      <w:r>
+        <w:rPr>
+          <w:sz w:val="28"/>
+          <w:szCs w:val="28"/>
+          <w:lang w:val="nl-NL"/>
+        </w:rPr>
+        <w:t xml:space="preserve"> mechanic. Ook heb ik </w:t>
       </w:r>
       <w:r>
         <w:rPr>
@@ -1298,7 +1506,43 @@
           <w:szCs w:val="28"/>
           <w:lang w:val="nl-NL"/>
         </w:rPr>
-        <w:t>Vandaag heb ik aan mijn portfolio gewerkt en de biologie pagine gebouwt.</w:t>
+        <w:t xml:space="preserve">Vandaag heb ik aan mijn portfolio gewerkt en de biologie </w:t>
+      </w:r>
+      <w:proofErr w:type="spellStart"/>
+      <w:r>
+        <w:rPr>
+          <w:sz w:val="28"/>
+          <w:szCs w:val="28"/>
+          <w:lang w:val="nl-NL"/>
+        </w:rPr>
+        <w:t>pagine</w:t>
+      </w:r>
+      <w:proofErr w:type="spellEnd"/>
+      <w:r>
+        <w:rPr>
+          <w:sz w:val="28"/>
+          <w:szCs w:val="28"/>
+          <w:lang w:val="nl-NL"/>
+        </w:rPr>
+        <w:t xml:space="preserve"> </w:t>
+      </w:r>
+      <w:proofErr w:type="spellStart"/>
+      <w:r>
+        <w:rPr>
+          <w:sz w:val="28"/>
+          <w:szCs w:val="28"/>
+          <w:lang w:val="nl-NL"/>
+        </w:rPr>
+        <w:t>gebouwt</w:t>
+      </w:r>
+      <w:proofErr w:type="spellEnd"/>
+      <w:r>
+        <w:rPr>
+          <w:sz w:val="28"/>
+          <w:szCs w:val="28"/>
+          <w:lang w:val="nl-NL"/>
+        </w:rPr>
+        <w:t>.</w:t>
       </w:r>
     </w:p>
     <w:p>
@@ -1372,7 +1616,179 @@
           <w:szCs w:val="36"/>
           <w:lang w:val="nl-NL"/>
         </w:rPr>
-        <w:t>Maan</w:t>
+        <w:t>Maandag 30 Maart</w:t>
+      </w:r>
+    </w:p>
+    <w:p>
+      <w:pPr>
+        <w:rPr>
+          <w:sz w:val="28"/>
+          <w:szCs w:val="28"/>
+          <w:lang w:val="nl-NL"/>
+        </w:rPr>
+      </w:pPr>
+      <w:r>
+        <w:rPr>
+          <w:sz w:val="28"/>
+          <w:szCs w:val="28"/>
+          <w:lang w:val="nl-NL"/>
+        </w:rPr>
+        <w:t xml:space="preserve">Vandaag heb ik gesolliciteerd voor stage bij </w:t>
+      </w:r>
+      <w:proofErr w:type="spellStart"/>
+      <w:r>
+        <w:rPr>
+          <w:sz w:val="28"/>
+          <w:szCs w:val="28"/>
+          <w:lang w:val="nl-NL"/>
+        </w:rPr>
+        <w:t>SimCenMar</w:t>
+      </w:r>
+      <w:proofErr w:type="spellEnd"/>
+      <w:r>
+        <w:rPr>
+          <w:sz w:val="28"/>
+          <w:szCs w:val="28"/>
+          <w:lang w:val="nl-NL"/>
+        </w:rPr>
+        <w:t xml:space="preserve">, </w:t>
+      </w:r>
+      <w:proofErr w:type="spellStart"/>
+      <w:r>
+        <w:rPr>
+          <w:sz w:val="28"/>
+          <w:szCs w:val="28"/>
+          <w:lang w:val="nl-NL"/>
+        </w:rPr>
+        <w:t>XRLabs</w:t>
+      </w:r>
+      <w:proofErr w:type="spellEnd"/>
+      <w:r>
+        <w:rPr>
+          <w:sz w:val="28"/>
+          <w:szCs w:val="28"/>
+          <w:lang w:val="nl-NL"/>
+        </w:rPr>
+        <w:t xml:space="preserve"> en Parallel. Ook heb ik vandaag met Hofland gezeten om te bespreken over de PAP aangezien hij het enorm druk had vrijdag.</w:t>
+      </w:r>
+    </w:p>
+    <w:p>
+      <w:pPr>
+        <w:rPr>
+          <w:sz w:val="28"/>
+          <w:szCs w:val="28"/>
+          <w:lang w:val="nl-NL"/>
+        </w:rPr>
+      </w:pPr>
+    </w:p>
+    <w:p>
+      <w:pPr>
+        <w:rPr>
+          <w:sz w:val="28"/>
+          <w:szCs w:val="28"/>
+          <w:lang w:val="nl-NL"/>
+        </w:rPr>
+      </w:pPr>
+      <w:r>
+        <w:rPr>
+          <w:b/>
+          <w:bCs/>
+          <w:sz w:val="36"/>
+          <w:szCs w:val="36"/>
+          <w:lang w:val="nl-NL"/>
+        </w:rPr>
+        <w:t>Dins</w:t>
+      </w:r>
+      <w:r>
+        <w:rPr>
+          <w:b/>
+          <w:bCs/>
+          <w:sz w:val="36"/>
+          <w:szCs w:val="36"/>
+          <w:lang w:val="nl-NL"/>
+        </w:rPr>
+        <w:t>dag 3</w:t>
+      </w:r>
+      <w:r>
+        <w:rPr>
+          <w:b/>
+          <w:bCs/>
+          <w:sz w:val="36"/>
+          <w:szCs w:val="36"/>
+          <w:lang w:val="nl-NL"/>
+        </w:rPr>
+        <w:t>1</w:t>
+      </w:r>
+      <w:r>
+        <w:rPr>
+          <w:b/>
+          <w:bCs/>
+          <w:sz w:val="36"/>
+          <w:szCs w:val="36"/>
+          <w:lang w:val="nl-NL"/>
+        </w:rPr>
+        <w:t xml:space="preserve"> Maart</w:t>
+      </w:r>
+    </w:p>
+    <w:p>
+      <w:pPr>
+        <w:rPr>
+          <w:sz w:val="28"/>
+          <w:szCs w:val="28"/>
+          <w:lang w:val="nl-NL"/>
+        </w:rPr>
+      </w:pPr>
+      <w:r>
+        <w:rPr>
+          <w:sz w:val="28"/>
+          <w:szCs w:val="28"/>
+          <w:lang w:val="nl-NL"/>
+        </w:rPr>
+        <w:t xml:space="preserve">Vandaag heb ik mijn PAP </w:t>
+      </w:r>
+      <w:r>
+        <w:rPr>
+          <w:sz w:val="28"/>
+          <w:szCs w:val="28"/>
+          <w:lang w:val="nl-NL"/>
+        </w:rPr>
+        <w:t>geüpdatet</w:t>
+      </w:r>
+      <w:r>
+        <w:rPr>
+          <w:sz w:val="28"/>
+          <w:szCs w:val="28"/>
+          <w:lang w:val="nl-NL"/>
+        </w:rPr>
+        <w:t xml:space="preserve"> en ben ik begonnen aan de art voor de biologie minigame.</w:t>
+      </w:r>
+    </w:p>
+    <w:p>
+      <w:pPr>
+        <w:rPr>
+          <w:sz w:val="28"/>
+          <w:szCs w:val="28"/>
+          <w:lang w:val="nl-NL"/>
+        </w:rPr>
+      </w:pPr>
+    </w:p>
+    <w:p>
+      <w:pPr>
+        <w:rPr>
+          <w:sz w:val="28"/>
+          <w:szCs w:val="28"/>
+          <w:lang w:val="nl-NL"/>
+        </w:rPr>
+      </w:pPr>
+      <w:r>
+        <w:rPr>
+          <w:b/>
+          <w:bCs/>
+          <w:sz w:val="36"/>
+          <w:szCs w:val="36"/>
+          <w:lang w:val="nl-NL"/>
+        </w:rPr>
+        <w:t>Woens</w:t>
       </w:r>
       <w:r>
         <w:rPr>
@@ -1392,34 +1808,24 @@
           <w:szCs w:val="36"/>
           <w:lang w:val="nl-NL"/>
         </w:rPr>
-        <w:t>30</w:t>
-      </w:r>
-      <w:r>
-        <w:rPr>
-          <w:b/>
-          <w:bCs/>
-          <w:sz w:val="36"/>
-          <w:szCs w:val="36"/>
-          <w:lang w:val="nl-NL"/>
-        </w:rPr>
-        <w:t xml:space="preserve"> Maart</w:t>
-      </w:r>
-    </w:p>
-    <w:p>
-      <w:pPr>
-        <w:rPr>
-          <w:sz w:val="28"/>
-          <w:szCs w:val="28"/>
-          <w:lang w:val="nl-NL"/>
-        </w:rPr>
-      </w:pPr>
-      <w:r>
-        <w:rPr>
-          <w:sz w:val="28"/>
-          <w:szCs w:val="28"/>
-          <w:lang w:val="nl-NL"/>
-        </w:rPr>
-        <w:t>Vandaag heb ik gesolliciteerd voor stage bij SimCenMar, XRLabs en Parallel. Ook heb ik vandaag met Hofland gezeten om te bespreken over de PAP aangezien hij het enorm druk had vrijdag.</w:t>
+        <w:t>1 April</w:t>
+      </w:r>
+    </w:p>
+    <w:p>
+      <w:pPr>
+        <w:rPr>
+          <w:sz w:val="28"/>
+          <w:szCs w:val="28"/>
+          <w:lang w:val="nl-NL"/>
+        </w:rPr>
+      </w:pPr>
+      <w:r>
+        <w:rPr>
+          <w:sz w:val="28"/>
+          <w:szCs w:val="28"/>
+          <w:lang w:val="nl-NL"/>
+        </w:rPr>
+        <w:t>Vandaag heb ik enorm veel progressie gemaakt tot de art in de biologie minigame en heb ik een mail gestuurd naar de stage bij de landmacht.</w:t>
       </w:r>
     </w:p>
     <w:p>

--- a/Documenten/Dagboek.docx
+++ b/Documenten/Dagboek.docx
@@ -79,25 +79,7 @@
           <w:szCs w:val="28"/>
           <w:lang w:val="nl-NL"/>
         </w:rPr>
-        <w:t xml:space="preserve">ag gehad ik kreeg een plekje in een kleine kamer die ze hadden. Verder hebben we besproken waar ik aan ga werken. Dat gaat een </w:t>
-      </w:r>
-      <w:proofErr w:type="spellStart"/>
-      <w:r>
-        <w:rPr>
-          <w:sz w:val="28"/>
-          <w:szCs w:val="28"/>
-          <w:lang w:val="nl-NL"/>
-        </w:rPr>
-        <w:t>Serious</w:t>
-      </w:r>
-      <w:proofErr w:type="spellEnd"/>
-      <w:r>
-        <w:rPr>
-          <w:sz w:val="28"/>
-          <w:szCs w:val="28"/>
-          <w:lang w:val="nl-NL"/>
-        </w:rPr>
-        <w:t xml:space="preserve"> game zijn voor hun arcadekast en daar gaan we ook mijn eerste leerdoel op laten richten aangezien ik meer Unreal engine wil leren en dat de perfecte kans is voor mij is.</w:t>
+        <w:t>ag gehad ik kreeg een plekje in een kleine kamer die ze hadden. Verder hebben we besproken waar ik aan ga werken. Dat gaat een Serious game zijn voor hun arcadekast en daar gaan we ook mijn eerste leerdoel op laten richten aangezien ik meer Unreal engine wil leren en dat de perfecte kans is voor mij is.</w:t>
       </w:r>
     </w:p>
     <w:p>
@@ -407,25 +389,7 @@
           <w:szCs w:val="28"/>
           <w:lang w:val="nl-NL"/>
         </w:rPr>
-        <w:t xml:space="preserve">Vandaag ben ik bezig geweest met </w:t>
-      </w:r>
-      <w:proofErr w:type="spellStart"/>
-      <w:r>
-        <w:rPr>
-          <w:sz w:val="28"/>
-          <w:szCs w:val="28"/>
-          <w:lang w:val="nl-NL"/>
-        </w:rPr>
-        <w:t>bugfixes</w:t>
-      </w:r>
-      <w:proofErr w:type="spellEnd"/>
-      <w:r>
-        <w:rPr>
-          <w:sz w:val="28"/>
-          <w:szCs w:val="28"/>
-          <w:lang w:val="nl-NL"/>
-        </w:rPr>
-        <w:t xml:space="preserve"> rond de UI omdat dat nog niet helemaal werkt. Net zoals elke andere Donderdag werk ik vandaag vanuit huis.</w:t>
+        <w:t>Vandaag ben ik bezig geweest met bugfixes rond de UI omdat dat nog niet helemaal werkt. Net zoals elke andere Donderdag werk ik vandaag vanuit huis.</w:t>
       </w:r>
     </w:p>
     <w:p>
@@ -470,25 +434,7 @@
           <w:szCs w:val="28"/>
           <w:lang w:val="nl-NL"/>
         </w:rPr>
-        <w:t xml:space="preserve">Vandaag heb ik nog meer </w:t>
-      </w:r>
-      <w:proofErr w:type="spellStart"/>
-      <w:r>
-        <w:rPr>
-          <w:sz w:val="28"/>
-          <w:szCs w:val="28"/>
-          <w:lang w:val="nl-NL"/>
-        </w:rPr>
-        <w:t>bugfixes</w:t>
-      </w:r>
-      <w:proofErr w:type="spellEnd"/>
-      <w:r>
-        <w:rPr>
-          <w:sz w:val="28"/>
-          <w:szCs w:val="28"/>
-          <w:lang w:val="nl-NL"/>
-        </w:rPr>
-        <w:t xml:space="preserve"> gedaan. Naast dat heb ik ook gezeten met meneer Hofland om te kijken hoe de week is gegaan. Daaruit kwam dat ik meer moet letten op mijn GitHub en Trello omdat ik deze week daar niet enorm op heb gelet.</w:t>
+        <w:t>Vandaag heb ik nog meer bugfixes gedaan. Naast dat heb ik ook gezeten met meneer Hofland om te kijken hoe de week is gegaan. Daaruit kwam dat ik meer moet letten op mijn GitHub en Trello omdat ik deze week daar niet enorm op heb gelet.</w:t>
       </w:r>
     </w:p>
     <w:p>
@@ -855,25 +801,7 @@
           <w:szCs w:val="28"/>
           <w:lang w:val="nl-NL"/>
         </w:rPr>
-        <w:t xml:space="preserve">Vandaag heb ik de geschiedenis minigame afgerond en 1 </w:t>
-      </w:r>
-      <w:proofErr w:type="spellStart"/>
-      <w:r>
-        <w:rPr>
-          <w:sz w:val="28"/>
-          <w:szCs w:val="28"/>
-          <w:lang w:val="nl-NL"/>
-        </w:rPr>
-        <w:t>playtest</w:t>
-      </w:r>
-      <w:proofErr w:type="spellEnd"/>
-      <w:r>
-        <w:rPr>
-          <w:sz w:val="28"/>
-          <w:szCs w:val="28"/>
-          <w:lang w:val="nl-NL"/>
-        </w:rPr>
-        <w:t xml:space="preserve"> gedaan met meneer Dukers omdat meneer koppelaar niet aanwezig was vandaag.</w:t>
+        <w:t>Vandaag heb ik de geschiedenis minigame afgerond en 1 playtest gedaan met meneer Dukers omdat meneer koppelaar niet aanwezig was vandaag.</w:t>
       </w:r>
     </w:p>
     <w:p>
@@ -918,43 +846,7 @@
           <w:szCs w:val="28"/>
           <w:lang w:val="nl-NL"/>
         </w:rPr>
-        <w:t xml:space="preserve">Vandaag ben ik op het idee gekomen voor de biologie minigame. Daaruit kwam dat het een game beetje zoals </w:t>
-      </w:r>
-      <w:proofErr w:type="spellStart"/>
-      <w:r>
-        <w:rPr>
-          <w:sz w:val="28"/>
-          <w:szCs w:val="28"/>
-          <w:lang w:val="nl-NL"/>
-        </w:rPr>
-        <w:t>Overcooked</w:t>
-      </w:r>
-      <w:proofErr w:type="spellEnd"/>
-      <w:r>
-        <w:rPr>
-          <w:sz w:val="28"/>
-          <w:szCs w:val="28"/>
-          <w:lang w:val="nl-NL"/>
-        </w:rPr>
-        <w:t xml:space="preserve"> gaat worden waar je cellen moet mixen en matchen om de correcte cel te krijgen. Ook heb ik de </w:t>
-      </w:r>
-      <w:proofErr w:type="spellStart"/>
-      <w:r>
-        <w:rPr>
-          <w:sz w:val="28"/>
-          <w:szCs w:val="28"/>
-          <w:lang w:val="nl-NL"/>
-        </w:rPr>
-        <w:t>playtest</w:t>
-      </w:r>
-      <w:proofErr w:type="spellEnd"/>
-      <w:r>
-        <w:rPr>
-          <w:sz w:val="28"/>
-          <w:szCs w:val="28"/>
-          <w:lang w:val="nl-NL"/>
-        </w:rPr>
-        <w:t xml:space="preserve"> met meneer koppelaar gedaan. Dat was allemaal heel succesvol gelukt.</w:t>
+        <w:t>Vandaag ben ik op het idee gekomen voor de biologie minigame. Daaruit kwam dat het een game beetje zoals Overcooked gaat worden waar je cellen moet mixen en matchen om de correcte cel te krijgen. Ook heb ik de playtest met meneer koppelaar gedaan. Dat was allemaal heel succesvol gelukt.</w:t>
       </w:r>
     </w:p>
     <w:p>
@@ -1134,43 +1026,7 @@
           <w:szCs w:val="28"/>
           <w:lang w:val="nl-NL"/>
         </w:rPr>
-        <w:t xml:space="preserve">Vandaag heb ik veel progressie gemaakt naar het prototype van de biologie minigame waaronder het hele gedoe van dingen oppakken en in je </w:t>
-      </w:r>
-      <w:proofErr w:type="spellStart"/>
-      <w:r>
-        <w:rPr>
-          <w:sz w:val="28"/>
-          <w:szCs w:val="28"/>
-          <w:lang w:val="nl-NL"/>
-        </w:rPr>
-        <w:t>inventory</w:t>
-      </w:r>
-      <w:proofErr w:type="spellEnd"/>
-      <w:r>
-        <w:rPr>
-          <w:sz w:val="28"/>
-          <w:szCs w:val="28"/>
-          <w:lang w:val="nl-NL"/>
-        </w:rPr>
-        <w:t xml:space="preserve"> stoppen ook heb ik een start gemaakt aan het gedoe van spullen op het </w:t>
-      </w:r>
-      <w:proofErr w:type="spellStart"/>
-      <w:r>
-        <w:rPr>
-          <w:sz w:val="28"/>
-          <w:szCs w:val="28"/>
-          <w:lang w:val="nl-NL"/>
-        </w:rPr>
-        <w:t>crafting</w:t>
-      </w:r>
-      <w:proofErr w:type="spellEnd"/>
-      <w:r>
-        <w:rPr>
-          <w:sz w:val="28"/>
-          <w:szCs w:val="28"/>
-          <w:lang w:val="nl-NL"/>
-        </w:rPr>
-        <w:t xml:space="preserve"> bureau gemaakt dus dat.</w:t>
+        <w:t>Vandaag heb ik veel progressie gemaakt naar het prototype van de biologie minigame waaronder het hele gedoe van dingen oppakken en in je inventory stoppen ook heb ik een start gemaakt aan het gedoe van spullen op het crafting bureau gemaakt dus dat.</w:t>
       </w:r>
       <w:r>
         <w:rPr>
@@ -1213,36 +1069,61 @@
           <w:szCs w:val="28"/>
           <w:lang w:val="nl-NL"/>
         </w:rPr>
-        <w:t xml:space="preserve">Vandaag heb ik veel progressie gemaakt richting de </w:t>
-      </w:r>
-      <w:proofErr w:type="spellStart"/>
-      <w:r>
-        <w:rPr>
-          <w:sz w:val="28"/>
-          <w:szCs w:val="28"/>
-          <w:lang w:val="nl-NL"/>
-        </w:rPr>
-        <w:t>core</w:t>
-      </w:r>
-      <w:proofErr w:type="spellEnd"/>
-      <w:r>
-        <w:rPr>
-          <w:sz w:val="28"/>
-          <w:szCs w:val="28"/>
-          <w:lang w:val="nl-NL"/>
-        </w:rPr>
-        <w:t xml:space="preserve"> mechanics van de biologie game waaronder het oppakken en neerzetten van objecten en het systeem van de </w:t>
-      </w:r>
-      <w:proofErr w:type="spellStart"/>
-      <w:r>
-        <w:rPr>
-          <w:sz w:val="28"/>
-          <w:szCs w:val="28"/>
-          <w:lang w:val="nl-NL"/>
-        </w:rPr>
-        <w:t>crafting</w:t>
-      </w:r>
-      <w:proofErr w:type="spellEnd"/>
+        <w:t>Vandaag heb ik veel progressie gemaakt richting de core mechanics van de biologie game waaronder het oppakken en neerzetten van objecten en het systeem van de crafting table</w:t>
+      </w:r>
+      <w:r>
+        <w:rPr>
+          <w:sz w:val="28"/>
+          <w:szCs w:val="28"/>
+          <w:lang w:val="nl-NL"/>
+        </w:rPr>
+        <w:t xml:space="preserve"> en het mix en matchen van de items die er op neergezet wordt.</w:t>
+      </w:r>
+    </w:p>
+    <w:p>
+      <w:pPr>
+        <w:rPr>
+          <w:sz w:val="28"/>
+          <w:szCs w:val="28"/>
+          <w:lang w:val="nl-NL"/>
+        </w:rPr>
+      </w:pPr>
+    </w:p>
+    <w:p>
+      <w:pPr>
+        <w:rPr>
+          <w:sz w:val="28"/>
+          <w:szCs w:val="28"/>
+          <w:lang w:val="nl-NL"/>
+        </w:rPr>
+      </w:pPr>
+      <w:r>
+        <w:rPr>
+          <w:b/>
+          <w:bCs/>
+          <w:sz w:val="36"/>
+          <w:szCs w:val="36"/>
+          <w:lang w:val="nl-NL"/>
+        </w:rPr>
+        <w:t>Dinsdag 24 Maart</w:t>
+      </w:r>
+    </w:p>
+    <w:p>
+      <w:pPr>
+        <w:rPr>
+          <w:sz w:val="28"/>
+          <w:szCs w:val="28"/>
+          <w:lang w:val="nl-NL"/>
+        </w:rPr>
+      </w:pPr>
+      <w:r>
+        <w:rPr>
+          <w:sz w:val="28"/>
+          <w:szCs w:val="28"/>
+          <w:lang w:val="nl-NL"/>
+        </w:rPr>
+        <w:t>Vandaag heb ik een hele lange</w:t>
+      </w:r>
       <w:r>
         <w:rPr>
           <w:sz w:val="28"/>
@@ -1251,102 +1132,13 @@
         </w:rPr>
         <w:t xml:space="preserve"> </w:t>
       </w:r>
-      <w:proofErr w:type="spellStart"/>
-      <w:r>
-        <w:rPr>
-          <w:sz w:val="28"/>
-          <w:szCs w:val="28"/>
-          <w:lang w:val="nl-NL"/>
-        </w:rPr>
-        <w:t>table</w:t>
-      </w:r>
-      <w:proofErr w:type="spellEnd"/>
-      <w:r>
-        <w:rPr>
-          <w:sz w:val="28"/>
-          <w:szCs w:val="28"/>
-          <w:lang w:val="nl-NL"/>
-        </w:rPr>
-        <w:t xml:space="preserve"> en het mix en matchen van de items die er op neergezet wordt.</w:t>
-      </w:r>
-    </w:p>
-    <w:p>
-      <w:pPr>
-        <w:rPr>
-          <w:sz w:val="28"/>
-          <w:szCs w:val="28"/>
-          <w:lang w:val="nl-NL"/>
-        </w:rPr>
-      </w:pPr>
-    </w:p>
-    <w:p>
-      <w:pPr>
-        <w:rPr>
-          <w:sz w:val="28"/>
-          <w:szCs w:val="28"/>
-          <w:lang w:val="nl-NL"/>
-        </w:rPr>
-      </w:pPr>
-      <w:r>
-        <w:rPr>
-          <w:b/>
-          <w:bCs/>
-          <w:sz w:val="36"/>
-          <w:szCs w:val="36"/>
-          <w:lang w:val="nl-NL"/>
-        </w:rPr>
-        <w:t>Dinsdag 24 Maart</w:t>
-      </w:r>
-    </w:p>
-    <w:p>
-      <w:pPr>
-        <w:rPr>
-          <w:sz w:val="28"/>
-          <w:szCs w:val="28"/>
-          <w:lang w:val="nl-NL"/>
-        </w:rPr>
-      </w:pPr>
-      <w:r>
-        <w:rPr>
-          <w:sz w:val="28"/>
-          <w:szCs w:val="28"/>
-          <w:lang w:val="nl-NL"/>
-        </w:rPr>
-        <w:t>Vandaag heb ik een hele lange</w:t>
-      </w:r>
-      <w:r>
-        <w:rPr>
-          <w:sz w:val="28"/>
-          <w:szCs w:val="28"/>
-          <w:lang w:val="nl-NL"/>
-        </w:rPr>
-        <w:t xml:space="preserve"> </w:t>
-      </w:r>
-      <w:r>
-        <w:rPr>
-          <w:sz w:val="28"/>
-          <w:szCs w:val="28"/>
-          <w:lang w:val="nl-NL"/>
-        </w:rPr>
-        <w:t xml:space="preserve">tijd zitten bug fixen rondom de </w:t>
-      </w:r>
-      <w:proofErr w:type="spellStart"/>
-      <w:r>
-        <w:rPr>
-          <w:sz w:val="28"/>
-          <w:szCs w:val="28"/>
-          <w:lang w:val="nl-NL"/>
-        </w:rPr>
-        <w:t>crafting</w:t>
-      </w:r>
-      <w:proofErr w:type="spellEnd"/>
-      <w:r>
-        <w:rPr>
-          <w:sz w:val="28"/>
-          <w:szCs w:val="28"/>
-          <w:lang w:val="nl-NL"/>
-        </w:rPr>
-        <w:t xml:space="preserve"> mechanic. Ook heb ik </w:t>
+      <w:r>
+        <w:rPr>
+          <w:sz w:val="28"/>
+          <w:szCs w:val="28"/>
+          <w:lang w:val="nl-NL"/>
+        </w:rPr>
+        <w:t xml:space="preserve">tijd zitten bug fixen rondom de crafting mechanic. Ook heb ik </w:t>
       </w:r>
       <w:r>
         <w:rPr>
@@ -1506,43 +1298,7 @@
           <w:szCs w:val="28"/>
           <w:lang w:val="nl-NL"/>
         </w:rPr>
-        <w:t xml:space="preserve">Vandaag heb ik aan mijn portfolio gewerkt en de biologie </w:t>
-      </w:r>
-      <w:proofErr w:type="spellStart"/>
-      <w:r>
-        <w:rPr>
-          <w:sz w:val="28"/>
-          <w:szCs w:val="28"/>
-          <w:lang w:val="nl-NL"/>
-        </w:rPr>
-        <w:t>pagine</w:t>
-      </w:r>
-      <w:proofErr w:type="spellEnd"/>
-      <w:r>
-        <w:rPr>
-          <w:sz w:val="28"/>
-          <w:szCs w:val="28"/>
-          <w:lang w:val="nl-NL"/>
-        </w:rPr>
-        <w:t xml:space="preserve"> </w:t>
-      </w:r>
-      <w:proofErr w:type="spellStart"/>
-      <w:r>
-        <w:rPr>
-          <w:sz w:val="28"/>
-          <w:szCs w:val="28"/>
-          <w:lang w:val="nl-NL"/>
-        </w:rPr>
-        <w:t>gebouwt</w:t>
-      </w:r>
-      <w:proofErr w:type="spellEnd"/>
-      <w:r>
-        <w:rPr>
-          <w:sz w:val="28"/>
-          <w:szCs w:val="28"/>
-          <w:lang w:val="nl-NL"/>
-        </w:rPr>
-        <w:t>.</w:t>
+        <w:t>Vandaag heb ik aan mijn portfolio gewerkt en de biologie pagine gebouwt.</w:t>
       </w:r>
     </w:p>
     <w:p>
@@ -1633,43 +1389,7 @@
           <w:szCs w:val="28"/>
           <w:lang w:val="nl-NL"/>
         </w:rPr>
-        <w:t xml:space="preserve">Vandaag heb ik gesolliciteerd voor stage bij </w:t>
-      </w:r>
-      <w:proofErr w:type="spellStart"/>
-      <w:r>
-        <w:rPr>
-          <w:sz w:val="28"/>
-          <w:szCs w:val="28"/>
-          <w:lang w:val="nl-NL"/>
-        </w:rPr>
-        <w:t>SimCenMar</w:t>
-      </w:r>
-      <w:proofErr w:type="spellEnd"/>
-      <w:r>
-        <w:rPr>
-          <w:sz w:val="28"/>
-          <w:szCs w:val="28"/>
-          <w:lang w:val="nl-NL"/>
-        </w:rPr>
-        <w:t xml:space="preserve">, </w:t>
-      </w:r>
-      <w:proofErr w:type="spellStart"/>
-      <w:r>
-        <w:rPr>
-          <w:sz w:val="28"/>
-          <w:szCs w:val="28"/>
-          <w:lang w:val="nl-NL"/>
-        </w:rPr>
-        <w:t>XRLabs</w:t>
-      </w:r>
-      <w:proofErr w:type="spellEnd"/>
-      <w:r>
-        <w:rPr>
-          <w:sz w:val="28"/>
-          <w:szCs w:val="28"/>
-          <w:lang w:val="nl-NL"/>
-        </w:rPr>
-        <w:t xml:space="preserve"> en Parallel. Ook heb ik vandaag met Hofland gezeten om te bespreken over de PAP aangezien hij het enorm druk had vrijdag.</w:t>
+        <w:t>Vandaag heb ik gesolliciteerd voor stage bij SimCenMar, XRLabs en Parallel. Ook heb ik vandaag met Hofland gezeten om te bespreken over de PAP aangezien hij het enorm druk had vrijdag.</w:t>
       </w:r>
     </w:p>
     <w:p>
@@ -1826,6 +1546,136 @@
           <w:lang w:val="nl-NL"/>
         </w:rPr>
         <w:t>Vandaag heb ik enorm veel progressie gemaakt tot de art in de biologie minigame en heb ik een mail gestuurd naar de stage bij de landmacht.</w:t>
+      </w:r>
+    </w:p>
+    <w:p>
+      <w:pPr>
+        <w:rPr>
+          <w:sz w:val="28"/>
+          <w:szCs w:val="28"/>
+          <w:lang w:val="nl-NL"/>
+        </w:rPr>
+      </w:pPr>
+    </w:p>
+    <w:p>
+      <w:pPr>
+        <w:rPr>
+          <w:sz w:val="28"/>
+          <w:szCs w:val="28"/>
+          <w:lang w:val="nl-NL"/>
+        </w:rPr>
+      </w:pPr>
+      <w:r>
+        <w:rPr>
+          <w:b/>
+          <w:bCs/>
+          <w:sz w:val="36"/>
+          <w:szCs w:val="36"/>
+          <w:lang w:val="nl-NL"/>
+        </w:rPr>
+        <w:t>Donder</w:t>
+      </w:r>
+      <w:r>
+        <w:rPr>
+          <w:b/>
+          <w:bCs/>
+          <w:sz w:val="36"/>
+          <w:szCs w:val="36"/>
+          <w:lang w:val="nl-NL"/>
+        </w:rPr>
+        <w:t xml:space="preserve">dag </w:t>
+      </w:r>
+      <w:r>
+        <w:rPr>
+          <w:b/>
+          <w:bCs/>
+          <w:sz w:val="36"/>
+          <w:szCs w:val="36"/>
+          <w:lang w:val="nl-NL"/>
+        </w:rPr>
+        <w:t>2</w:t>
+      </w:r>
+      <w:r>
+        <w:rPr>
+          <w:b/>
+          <w:bCs/>
+          <w:sz w:val="36"/>
+          <w:szCs w:val="36"/>
+          <w:lang w:val="nl-NL"/>
+        </w:rPr>
+        <w:t xml:space="preserve"> April</w:t>
+      </w:r>
+    </w:p>
+    <w:p>
+      <w:pPr>
+        <w:rPr>
+          <w:sz w:val="28"/>
+          <w:szCs w:val="28"/>
+          <w:lang w:val="nl-NL"/>
+        </w:rPr>
+      </w:pPr>
+      <w:r>
+        <w:rPr>
+          <w:sz w:val="28"/>
+          <w:szCs w:val="28"/>
+          <w:lang w:val="nl-NL"/>
+        </w:rPr>
+        <w:t>Vandaag heb ik thuisgewerkt aan de gameart.</w:t>
+      </w:r>
+    </w:p>
+    <w:p>
+      <w:pPr>
+        <w:rPr>
+          <w:sz w:val="28"/>
+          <w:szCs w:val="28"/>
+          <w:lang w:val="nl-NL"/>
+        </w:rPr>
+      </w:pPr>
+    </w:p>
+    <w:p>
+      <w:pPr>
+        <w:rPr>
+          <w:sz w:val="28"/>
+          <w:szCs w:val="28"/>
+          <w:lang w:val="nl-NL"/>
+        </w:rPr>
+      </w:pPr>
+      <w:r>
+        <w:rPr>
+          <w:b/>
+          <w:bCs/>
+          <w:sz w:val="36"/>
+          <w:szCs w:val="36"/>
+          <w:lang w:val="nl-NL"/>
+        </w:rPr>
+        <w:t>Vrij</w:t>
+      </w:r>
+      <w:r>
+        <w:rPr>
+          <w:b/>
+          <w:bCs/>
+          <w:sz w:val="36"/>
+          <w:szCs w:val="36"/>
+          <w:lang w:val="nl-NL"/>
+        </w:rPr>
+        <w:t>dag 2 April</w:t>
+      </w:r>
+    </w:p>
+    <w:p>
+      <w:pPr>
+        <w:rPr>
+          <w:sz w:val="28"/>
+          <w:szCs w:val="28"/>
+          <w:lang w:val="nl-NL"/>
+        </w:rPr>
+      </w:pPr>
+      <w:r>
+        <w:rPr>
+          <w:sz w:val="28"/>
+          <w:szCs w:val="28"/>
+          <w:lang w:val="nl-NL"/>
+        </w:rPr>
+        <w:t>Vandaag heb ik met Hofland gepraat over de PAP en ik heb aan de gameart gewerkt. Ook heb ik nu een deadline voor de lessen.</w:t>
       </w:r>
     </w:p>
     <w:p>

--- a/Documenten/Dagboek.docx
+++ b/Documenten/Dagboek.docx
@@ -79,7 +79,25 @@
           <w:szCs w:val="28"/>
           <w:lang w:val="nl-NL"/>
         </w:rPr>
-        <w:t>ag gehad ik kreeg een plekje in een kleine kamer die ze hadden. Verder hebben we besproken waar ik aan ga werken. Dat gaat een Serious game zijn voor hun arcadekast en daar gaan we ook mijn eerste leerdoel op laten richten aangezien ik meer Unreal engine wil leren en dat de perfecte kans is voor mij is.</w:t>
+        <w:t xml:space="preserve">ag gehad ik kreeg een plekje in een kleine kamer die ze hadden. Verder hebben we besproken waar ik aan ga werken. Dat gaat een </w:t>
+      </w:r>
+      <w:proofErr w:type="spellStart"/>
+      <w:r>
+        <w:rPr>
+          <w:sz w:val="28"/>
+          <w:szCs w:val="28"/>
+          <w:lang w:val="nl-NL"/>
+        </w:rPr>
+        <w:t>Serious</w:t>
+      </w:r>
+      <w:proofErr w:type="spellEnd"/>
+      <w:r>
+        <w:rPr>
+          <w:sz w:val="28"/>
+          <w:szCs w:val="28"/>
+          <w:lang w:val="nl-NL"/>
+        </w:rPr>
+        <w:t xml:space="preserve"> game zijn voor hun arcadekast en daar gaan we ook mijn eerste leerdoel op laten richten aangezien ik meer Unreal engine wil leren en dat de perfecte kans is voor mij is.</w:t>
       </w:r>
     </w:p>
     <w:p>
@@ -389,7 +407,25 @@
           <w:szCs w:val="28"/>
           <w:lang w:val="nl-NL"/>
         </w:rPr>
-        <w:t>Vandaag ben ik bezig geweest met bugfixes rond de UI omdat dat nog niet helemaal werkt. Net zoals elke andere Donderdag werk ik vandaag vanuit huis.</w:t>
+        <w:t xml:space="preserve">Vandaag ben ik bezig geweest met </w:t>
+      </w:r>
+      <w:proofErr w:type="spellStart"/>
+      <w:r>
+        <w:rPr>
+          <w:sz w:val="28"/>
+          <w:szCs w:val="28"/>
+          <w:lang w:val="nl-NL"/>
+        </w:rPr>
+        <w:t>bugfixes</w:t>
+      </w:r>
+      <w:proofErr w:type="spellEnd"/>
+      <w:r>
+        <w:rPr>
+          <w:sz w:val="28"/>
+          <w:szCs w:val="28"/>
+          <w:lang w:val="nl-NL"/>
+        </w:rPr>
+        <w:t xml:space="preserve"> rond de UI omdat dat nog niet helemaal werkt. Net zoals elke andere Donderdag werk ik vandaag vanuit huis.</w:t>
       </w:r>
     </w:p>
     <w:p>
@@ -434,7 +470,25 @@
           <w:szCs w:val="28"/>
           <w:lang w:val="nl-NL"/>
         </w:rPr>
-        <w:t>Vandaag heb ik nog meer bugfixes gedaan. Naast dat heb ik ook gezeten met meneer Hofland om te kijken hoe de week is gegaan. Daaruit kwam dat ik meer moet letten op mijn GitHub en Trello omdat ik deze week daar niet enorm op heb gelet.</w:t>
+        <w:t xml:space="preserve">Vandaag heb ik nog meer </w:t>
+      </w:r>
+      <w:proofErr w:type="spellStart"/>
+      <w:r>
+        <w:rPr>
+          <w:sz w:val="28"/>
+          <w:szCs w:val="28"/>
+          <w:lang w:val="nl-NL"/>
+        </w:rPr>
+        <w:t>bugfixes</w:t>
+      </w:r>
+      <w:proofErr w:type="spellEnd"/>
+      <w:r>
+        <w:rPr>
+          <w:sz w:val="28"/>
+          <w:szCs w:val="28"/>
+          <w:lang w:val="nl-NL"/>
+        </w:rPr>
+        <w:t xml:space="preserve"> gedaan. Naast dat heb ik ook gezeten met meneer Hofland om te kijken hoe de week is gegaan. Daaruit kwam dat ik meer moet letten op mijn GitHub en Trello omdat ik deze week daar niet enorm op heb gelet.</w:t>
       </w:r>
     </w:p>
     <w:p>
@@ -801,7 +855,25 @@
           <w:szCs w:val="28"/>
           <w:lang w:val="nl-NL"/>
         </w:rPr>
-        <w:t>Vandaag heb ik de geschiedenis minigame afgerond en 1 playtest gedaan met meneer Dukers omdat meneer koppelaar niet aanwezig was vandaag.</w:t>
+        <w:t xml:space="preserve">Vandaag heb ik de geschiedenis minigame afgerond en 1 </w:t>
+      </w:r>
+      <w:proofErr w:type="spellStart"/>
+      <w:r>
+        <w:rPr>
+          <w:sz w:val="28"/>
+          <w:szCs w:val="28"/>
+          <w:lang w:val="nl-NL"/>
+        </w:rPr>
+        <w:t>playtest</w:t>
+      </w:r>
+      <w:proofErr w:type="spellEnd"/>
+      <w:r>
+        <w:rPr>
+          <w:sz w:val="28"/>
+          <w:szCs w:val="28"/>
+          <w:lang w:val="nl-NL"/>
+        </w:rPr>
+        <w:t xml:space="preserve"> gedaan met meneer Dukers omdat meneer koppelaar niet aanwezig was vandaag.</w:t>
       </w:r>
     </w:p>
     <w:p>
@@ -846,7 +918,43 @@
           <w:szCs w:val="28"/>
           <w:lang w:val="nl-NL"/>
         </w:rPr>
-        <w:t>Vandaag ben ik op het idee gekomen voor de biologie minigame. Daaruit kwam dat het een game beetje zoals Overcooked gaat worden waar je cellen moet mixen en matchen om de correcte cel te krijgen. Ook heb ik de playtest met meneer koppelaar gedaan. Dat was allemaal heel succesvol gelukt.</w:t>
+        <w:t xml:space="preserve">Vandaag ben ik op het idee gekomen voor de biologie minigame. Daaruit kwam dat het een game beetje zoals </w:t>
+      </w:r>
+      <w:proofErr w:type="spellStart"/>
+      <w:r>
+        <w:rPr>
+          <w:sz w:val="28"/>
+          <w:szCs w:val="28"/>
+          <w:lang w:val="nl-NL"/>
+        </w:rPr>
+        <w:t>Overcooked</w:t>
+      </w:r>
+      <w:proofErr w:type="spellEnd"/>
+      <w:r>
+        <w:rPr>
+          <w:sz w:val="28"/>
+          <w:szCs w:val="28"/>
+          <w:lang w:val="nl-NL"/>
+        </w:rPr>
+        <w:t xml:space="preserve"> gaat worden waar je cellen moet mixen en matchen om de correcte cel te krijgen. Ook heb ik de </w:t>
+      </w:r>
+      <w:proofErr w:type="spellStart"/>
+      <w:r>
+        <w:rPr>
+          <w:sz w:val="28"/>
+          <w:szCs w:val="28"/>
+          <w:lang w:val="nl-NL"/>
+        </w:rPr>
+        <w:t>playtest</w:t>
+      </w:r>
+      <w:proofErr w:type="spellEnd"/>
+      <w:r>
+        <w:rPr>
+          <w:sz w:val="28"/>
+          <w:szCs w:val="28"/>
+          <w:lang w:val="nl-NL"/>
+        </w:rPr>
+        <w:t xml:space="preserve"> met meneer koppelaar gedaan. Dat was allemaal heel succesvol gelukt.</w:t>
       </w:r>
     </w:p>
     <w:p>
@@ -1026,7 +1134,43 @@
           <w:szCs w:val="28"/>
           <w:lang w:val="nl-NL"/>
         </w:rPr>
-        <w:t>Vandaag heb ik veel progressie gemaakt naar het prototype van de biologie minigame waaronder het hele gedoe van dingen oppakken en in je inventory stoppen ook heb ik een start gemaakt aan het gedoe van spullen op het crafting bureau gemaakt dus dat.</w:t>
+        <w:t xml:space="preserve">Vandaag heb ik veel progressie gemaakt naar het prototype van de biologie minigame waaronder het hele gedoe van dingen oppakken en in je </w:t>
+      </w:r>
+      <w:proofErr w:type="spellStart"/>
+      <w:r>
+        <w:rPr>
+          <w:sz w:val="28"/>
+          <w:szCs w:val="28"/>
+          <w:lang w:val="nl-NL"/>
+        </w:rPr>
+        <w:t>inventory</w:t>
+      </w:r>
+      <w:proofErr w:type="spellEnd"/>
+      <w:r>
+        <w:rPr>
+          <w:sz w:val="28"/>
+          <w:szCs w:val="28"/>
+          <w:lang w:val="nl-NL"/>
+        </w:rPr>
+        <w:t xml:space="preserve"> stoppen ook heb ik een start gemaakt aan het gedoe van spullen op het </w:t>
+      </w:r>
+      <w:proofErr w:type="spellStart"/>
+      <w:r>
+        <w:rPr>
+          <w:sz w:val="28"/>
+          <w:szCs w:val="28"/>
+          <w:lang w:val="nl-NL"/>
+        </w:rPr>
+        <w:t>crafting</w:t>
+      </w:r>
+      <w:proofErr w:type="spellEnd"/>
+      <w:r>
+        <w:rPr>
+          <w:sz w:val="28"/>
+          <w:szCs w:val="28"/>
+          <w:lang w:val="nl-NL"/>
+        </w:rPr>
+        <w:t xml:space="preserve"> bureau gemaakt dus dat.</w:t>
       </w:r>
       <w:r>
         <w:rPr>
@@ -1069,8 +1213,54 @@
           <w:szCs w:val="28"/>
           <w:lang w:val="nl-NL"/>
         </w:rPr>
-        <w:t>Vandaag heb ik veel progressie gemaakt richting de core mechanics van de biologie game waaronder het oppakken en neerzetten van objecten en het systeem van de crafting table</w:t>
-      </w:r>
+        <w:t xml:space="preserve">Vandaag heb ik veel progressie gemaakt richting de </w:t>
+      </w:r>
+      <w:proofErr w:type="spellStart"/>
+      <w:r>
+        <w:rPr>
+          <w:sz w:val="28"/>
+          <w:szCs w:val="28"/>
+          <w:lang w:val="nl-NL"/>
+        </w:rPr>
+        <w:t>core</w:t>
+      </w:r>
+      <w:proofErr w:type="spellEnd"/>
+      <w:r>
+        <w:rPr>
+          <w:sz w:val="28"/>
+          <w:szCs w:val="28"/>
+          <w:lang w:val="nl-NL"/>
+        </w:rPr>
+        <w:t xml:space="preserve"> mechanics van de biologie game waaronder het oppakken en neerzetten van objecten en het systeem van de </w:t>
+      </w:r>
+      <w:proofErr w:type="spellStart"/>
+      <w:r>
+        <w:rPr>
+          <w:sz w:val="28"/>
+          <w:szCs w:val="28"/>
+          <w:lang w:val="nl-NL"/>
+        </w:rPr>
+        <w:t>crafting</w:t>
+      </w:r>
+      <w:proofErr w:type="spellEnd"/>
+      <w:r>
+        <w:rPr>
+          <w:sz w:val="28"/>
+          <w:szCs w:val="28"/>
+          <w:lang w:val="nl-NL"/>
+        </w:rPr>
+        <w:t xml:space="preserve"> </w:t>
+      </w:r>
+      <w:proofErr w:type="spellStart"/>
+      <w:r>
+        <w:rPr>
+          <w:sz w:val="28"/>
+          <w:szCs w:val="28"/>
+          <w:lang w:val="nl-NL"/>
+        </w:rPr>
+        <w:t>table</w:t>
+      </w:r>
+      <w:proofErr w:type="spellEnd"/>
       <w:r>
         <w:rPr>
           <w:sz w:val="28"/>
@@ -1138,7 +1328,25 @@
           <w:szCs w:val="28"/>
           <w:lang w:val="nl-NL"/>
         </w:rPr>
-        <w:t xml:space="preserve">tijd zitten bug fixen rondom de crafting mechanic. Ook heb ik </w:t>
+        <w:t xml:space="preserve">tijd zitten bug fixen rondom de </w:t>
+      </w:r>
+      <w:proofErr w:type="spellStart"/>
+      <w:r>
+        <w:rPr>
+          <w:sz w:val="28"/>
+          <w:szCs w:val="28"/>
+          <w:lang w:val="nl-NL"/>
+        </w:rPr>
+        <w:t>crafting</w:t>
+      </w:r>
+      <w:proofErr w:type="spellEnd"/>
+      <w:r>
+        <w:rPr>
+          <w:sz w:val="28"/>
+          <w:szCs w:val="28"/>
+          <w:lang w:val="nl-NL"/>
+        </w:rPr>
+        <w:t xml:space="preserve"> mechanic. Ook heb ik </w:t>
       </w:r>
       <w:r>
         <w:rPr>
@@ -1298,7 +1506,43 @@
           <w:szCs w:val="28"/>
           <w:lang w:val="nl-NL"/>
         </w:rPr>
-        <w:t>Vandaag heb ik aan mijn portfolio gewerkt en de biologie pagine gebouwt.</w:t>
+        <w:t xml:space="preserve">Vandaag heb ik aan mijn portfolio gewerkt en de biologie </w:t>
+      </w:r>
+      <w:proofErr w:type="spellStart"/>
+      <w:r>
+        <w:rPr>
+          <w:sz w:val="28"/>
+          <w:szCs w:val="28"/>
+          <w:lang w:val="nl-NL"/>
+        </w:rPr>
+        <w:t>pagine</w:t>
+      </w:r>
+      <w:proofErr w:type="spellEnd"/>
+      <w:r>
+        <w:rPr>
+          <w:sz w:val="28"/>
+          <w:szCs w:val="28"/>
+          <w:lang w:val="nl-NL"/>
+        </w:rPr>
+        <w:t xml:space="preserve"> </w:t>
+      </w:r>
+      <w:proofErr w:type="spellStart"/>
+      <w:r>
+        <w:rPr>
+          <w:sz w:val="28"/>
+          <w:szCs w:val="28"/>
+          <w:lang w:val="nl-NL"/>
+        </w:rPr>
+        <w:t>gebouwt</w:t>
+      </w:r>
+      <w:proofErr w:type="spellEnd"/>
+      <w:r>
+        <w:rPr>
+          <w:sz w:val="28"/>
+          <w:szCs w:val="28"/>
+          <w:lang w:val="nl-NL"/>
+        </w:rPr>
+        <w:t>.</w:t>
       </w:r>
     </w:p>
     <w:p>
@@ -1389,7 +1633,386 @@
           <w:szCs w:val="28"/>
           <w:lang w:val="nl-NL"/>
         </w:rPr>
-        <w:t>Vandaag heb ik gesolliciteerd voor stage bij SimCenMar, XRLabs en Parallel. Ook heb ik vandaag met Hofland gezeten om te bespreken over de PAP aangezien hij het enorm druk had vrijdag.</w:t>
+        <w:t xml:space="preserve">Vandaag heb ik gesolliciteerd voor stage bij </w:t>
+      </w:r>
+      <w:proofErr w:type="spellStart"/>
+      <w:r>
+        <w:rPr>
+          <w:sz w:val="28"/>
+          <w:szCs w:val="28"/>
+          <w:lang w:val="nl-NL"/>
+        </w:rPr>
+        <w:t>SimCenMar</w:t>
+      </w:r>
+      <w:proofErr w:type="spellEnd"/>
+      <w:r>
+        <w:rPr>
+          <w:sz w:val="28"/>
+          <w:szCs w:val="28"/>
+          <w:lang w:val="nl-NL"/>
+        </w:rPr>
+        <w:t xml:space="preserve">, </w:t>
+      </w:r>
+      <w:proofErr w:type="spellStart"/>
+      <w:r>
+        <w:rPr>
+          <w:sz w:val="28"/>
+          <w:szCs w:val="28"/>
+          <w:lang w:val="nl-NL"/>
+        </w:rPr>
+        <w:t>XRLabs</w:t>
+      </w:r>
+      <w:proofErr w:type="spellEnd"/>
+      <w:r>
+        <w:rPr>
+          <w:sz w:val="28"/>
+          <w:szCs w:val="28"/>
+          <w:lang w:val="nl-NL"/>
+        </w:rPr>
+        <w:t xml:space="preserve"> en Parallel. Ook heb ik vandaag met Hofland gezeten om te bespreken over de PAP aangezien hij het enorm druk had vrijdag.</w:t>
+      </w:r>
+    </w:p>
+    <w:p>
+      <w:pPr>
+        <w:rPr>
+          <w:sz w:val="28"/>
+          <w:szCs w:val="28"/>
+          <w:lang w:val="nl-NL"/>
+        </w:rPr>
+      </w:pPr>
+    </w:p>
+    <w:p>
+      <w:pPr>
+        <w:rPr>
+          <w:sz w:val="28"/>
+          <w:szCs w:val="28"/>
+          <w:lang w:val="nl-NL"/>
+        </w:rPr>
+      </w:pPr>
+      <w:r>
+        <w:rPr>
+          <w:b/>
+          <w:bCs/>
+          <w:sz w:val="36"/>
+          <w:szCs w:val="36"/>
+          <w:lang w:val="nl-NL"/>
+        </w:rPr>
+        <w:t>Dinsdag 31 Maart</w:t>
+      </w:r>
+    </w:p>
+    <w:p>
+      <w:pPr>
+        <w:rPr>
+          <w:sz w:val="28"/>
+          <w:szCs w:val="28"/>
+          <w:lang w:val="nl-NL"/>
+        </w:rPr>
+      </w:pPr>
+      <w:r>
+        <w:rPr>
+          <w:sz w:val="28"/>
+          <w:szCs w:val="28"/>
+          <w:lang w:val="nl-NL"/>
+        </w:rPr>
+        <w:t xml:space="preserve">Vandaag heb ik mijn PAP </w:t>
+      </w:r>
+      <w:r>
+        <w:rPr>
+          <w:sz w:val="28"/>
+          <w:szCs w:val="28"/>
+          <w:lang w:val="nl-NL"/>
+        </w:rPr>
+        <w:t>geüpdatet</w:t>
+      </w:r>
+      <w:r>
+        <w:rPr>
+          <w:sz w:val="28"/>
+          <w:szCs w:val="28"/>
+          <w:lang w:val="nl-NL"/>
+        </w:rPr>
+        <w:t xml:space="preserve"> en ben ik begonnen aan de art voor de biologie minigame.</w:t>
+      </w:r>
+    </w:p>
+    <w:p>
+      <w:pPr>
+        <w:rPr>
+          <w:sz w:val="28"/>
+          <w:szCs w:val="28"/>
+          <w:lang w:val="nl-NL"/>
+        </w:rPr>
+      </w:pPr>
+    </w:p>
+    <w:p>
+      <w:pPr>
+        <w:rPr>
+          <w:sz w:val="28"/>
+          <w:szCs w:val="28"/>
+          <w:lang w:val="nl-NL"/>
+        </w:rPr>
+      </w:pPr>
+      <w:r>
+        <w:rPr>
+          <w:b/>
+          <w:bCs/>
+          <w:sz w:val="36"/>
+          <w:szCs w:val="36"/>
+          <w:lang w:val="nl-NL"/>
+        </w:rPr>
+        <w:t>Woensdag 1 April</w:t>
+      </w:r>
+    </w:p>
+    <w:p>
+      <w:pPr>
+        <w:rPr>
+          <w:sz w:val="28"/>
+          <w:szCs w:val="28"/>
+          <w:lang w:val="nl-NL"/>
+        </w:rPr>
+      </w:pPr>
+      <w:r>
+        <w:rPr>
+          <w:sz w:val="28"/>
+          <w:szCs w:val="28"/>
+          <w:lang w:val="nl-NL"/>
+        </w:rPr>
+        <w:t>Vandaag heb ik enorm veel progressie gemaakt tot de art in de biologie minigame en heb ik een mail gestuurd naar de stage bij de landmacht.</w:t>
+      </w:r>
+    </w:p>
+    <w:p>
+      <w:pPr>
+        <w:rPr>
+          <w:sz w:val="28"/>
+          <w:szCs w:val="28"/>
+          <w:lang w:val="nl-NL"/>
+        </w:rPr>
+      </w:pPr>
+    </w:p>
+    <w:p>
+      <w:pPr>
+        <w:rPr>
+          <w:sz w:val="28"/>
+          <w:szCs w:val="28"/>
+          <w:lang w:val="nl-NL"/>
+        </w:rPr>
+      </w:pPr>
+      <w:r>
+        <w:rPr>
+          <w:b/>
+          <w:bCs/>
+          <w:sz w:val="36"/>
+          <w:szCs w:val="36"/>
+          <w:lang w:val="nl-NL"/>
+        </w:rPr>
+        <w:t>Donderdag 2 April</w:t>
+      </w:r>
+    </w:p>
+    <w:p>
+      <w:pPr>
+        <w:rPr>
+          <w:sz w:val="28"/>
+          <w:szCs w:val="28"/>
+          <w:lang w:val="nl-NL"/>
+        </w:rPr>
+      </w:pPr>
+      <w:r>
+        <w:rPr>
+          <w:sz w:val="28"/>
+          <w:szCs w:val="28"/>
+          <w:lang w:val="nl-NL"/>
+        </w:rPr>
+        <w:t>Vandaag heb ik thuisgewerkt aan de gameart.</w:t>
+      </w:r>
+    </w:p>
+    <w:p>
+      <w:pPr>
+        <w:rPr>
+          <w:sz w:val="28"/>
+          <w:szCs w:val="28"/>
+          <w:lang w:val="nl-NL"/>
+        </w:rPr>
+      </w:pPr>
+    </w:p>
+    <w:p>
+      <w:pPr>
+        <w:rPr>
+          <w:sz w:val="28"/>
+          <w:szCs w:val="28"/>
+          <w:lang w:val="nl-NL"/>
+        </w:rPr>
+      </w:pPr>
+      <w:r>
+        <w:rPr>
+          <w:b/>
+          <w:bCs/>
+          <w:sz w:val="36"/>
+          <w:szCs w:val="36"/>
+          <w:lang w:val="nl-NL"/>
+        </w:rPr>
+        <w:t xml:space="preserve">Vrijdag </w:t>
+      </w:r>
+      <w:r>
+        <w:rPr>
+          <w:b/>
+          <w:bCs/>
+          <w:sz w:val="36"/>
+          <w:szCs w:val="36"/>
+          <w:lang w:val="nl-NL"/>
+        </w:rPr>
+        <w:t>3</w:t>
+      </w:r>
+      <w:r>
+        <w:rPr>
+          <w:b/>
+          <w:bCs/>
+          <w:sz w:val="36"/>
+          <w:szCs w:val="36"/>
+          <w:lang w:val="nl-NL"/>
+        </w:rPr>
+        <w:t xml:space="preserve"> April</w:t>
+      </w:r>
+    </w:p>
+    <w:p>
+      <w:pPr>
+        <w:rPr>
+          <w:b/>
+          <w:bCs/>
+          <w:sz w:val="36"/>
+          <w:szCs w:val="36"/>
+          <w:lang w:val="nl-NL"/>
+        </w:rPr>
+      </w:pPr>
+      <w:r>
+        <w:rPr>
+          <w:sz w:val="28"/>
+          <w:szCs w:val="28"/>
+          <w:lang w:val="nl-NL"/>
+        </w:rPr>
+        <w:t xml:space="preserve">Vandaag heb ik met Hofland gepraat over de PAP en ik heb aan de </w:t>
+      </w:r>
+      <w:proofErr w:type="spellStart"/>
+      <w:r>
+        <w:rPr>
+          <w:sz w:val="28"/>
+          <w:szCs w:val="28"/>
+          <w:lang w:val="nl-NL"/>
+        </w:rPr>
+        <w:t>gameart</w:t>
+      </w:r>
+      <w:proofErr w:type="spellEnd"/>
+      <w:r>
+        <w:rPr>
+          <w:sz w:val="28"/>
+          <w:szCs w:val="28"/>
+          <w:lang w:val="nl-NL"/>
+        </w:rPr>
+        <w:t xml:space="preserve"> gewerkt. Ook heb ik nu een deadline voor de lessen.</w:t>
+      </w:r>
+      <w:r>
+        <w:rPr>
+          <w:sz w:val="28"/>
+          <w:szCs w:val="28"/>
+          <w:lang w:val="nl-NL"/>
+        </w:rPr>
+        <w:br/>
+      </w:r>
+    </w:p>
+    <w:p>
+      <w:pPr>
+        <w:rPr>
+          <w:sz w:val="28"/>
+          <w:szCs w:val="28"/>
+          <w:lang w:val="nl-NL"/>
+        </w:rPr>
+      </w:pPr>
+      <w:r>
+        <w:rPr>
+          <w:b/>
+          <w:bCs/>
+          <w:sz w:val="36"/>
+          <w:szCs w:val="36"/>
+          <w:lang w:val="nl-NL"/>
+        </w:rPr>
+        <w:lastRenderedPageBreak/>
+        <w:t>Maandag 5 April tot en met 17 Mei</w:t>
+      </w:r>
+    </w:p>
+    <w:p>
+      <w:pPr>
+        <w:rPr>
+          <w:sz w:val="28"/>
+          <w:szCs w:val="28"/>
+          <w:lang w:val="nl-NL"/>
+        </w:rPr>
+      </w:pPr>
+      <w:r>
+        <w:rPr>
+          <w:sz w:val="28"/>
+          <w:szCs w:val="28"/>
+          <w:lang w:val="nl-NL"/>
+        </w:rPr>
+        <w:t xml:space="preserve">Ik had in deze tijdperiode geen toegang tot </w:t>
+      </w:r>
+      <w:proofErr w:type="gramStart"/>
+      <w:r>
+        <w:rPr>
+          <w:sz w:val="28"/>
+          <w:szCs w:val="28"/>
+          <w:lang w:val="nl-NL"/>
+        </w:rPr>
+        <w:t>word</w:t>
+      </w:r>
+      <w:proofErr w:type="gramEnd"/>
+      <w:r>
+        <w:rPr>
+          <w:sz w:val="28"/>
+          <w:szCs w:val="28"/>
+          <w:lang w:val="nl-NL"/>
+        </w:rPr>
+        <w:t xml:space="preserve"> i.v.m. technische problemen. Maar ik heb de biologie minigame afgerond op vrijdag 15 Mei.</w:t>
+      </w:r>
+      <w:r>
+        <w:rPr>
+          <w:sz w:val="28"/>
+          <w:szCs w:val="28"/>
+          <w:lang w:val="nl-NL"/>
+        </w:rPr>
+        <w:br/>
+      </w:r>
+    </w:p>
+    <w:p>
+      <w:pPr>
+        <w:rPr>
+          <w:sz w:val="28"/>
+          <w:szCs w:val="28"/>
+          <w:lang w:val="nl-NL"/>
+        </w:rPr>
+      </w:pPr>
+      <w:r>
+        <w:rPr>
+          <w:b/>
+          <w:bCs/>
+          <w:sz w:val="36"/>
+          <w:szCs w:val="36"/>
+          <w:lang w:val="nl-NL"/>
+        </w:rPr>
+        <w:t>Maandag 18 Mei</w:t>
+      </w:r>
+    </w:p>
+    <w:p>
+      <w:pPr>
+        <w:rPr>
+          <w:sz w:val="28"/>
+          <w:szCs w:val="28"/>
+          <w:lang w:val="nl-NL"/>
+        </w:rPr>
+      </w:pPr>
+      <w:r>
+        <w:rPr>
+          <w:sz w:val="28"/>
+          <w:szCs w:val="28"/>
+          <w:lang w:val="nl-NL"/>
+        </w:rPr>
+        <w:t>Vandaag heb ik aan de centrale hub gewerkt. Ik heb daarin het gebied van blauw geel en rood grotendeels gedaan.</w:t>
       </w:r>
     </w:p>
     <w:p>
@@ -1427,255 +2050,135 @@
           <w:szCs w:val="36"/>
           <w:lang w:val="nl-NL"/>
         </w:rPr>
-        <w:t>dag 3</w:t>
-      </w:r>
-      <w:r>
-        <w:rPr>
-          <w:b/>
-          <w:bCs/>
-          <w:sz w:val="36"/>
-          <w:szCs w:val="36"/>
-          <w:lang w:val="nl-NL"/>
-        </w:rPr>
-        <w:t>1</w:t>
-      </w:r>
-      <w:r>
-        <w:rPr>
-          <w:b/>
-          <w:bCs/>
-          <w:sz w:val="36"/>
-          <w:szCs w:val="36"/>
-          <w:lang w:val="nl-NL"/>
-        </w:rPr>
-        <w:t xml:space="preserve"> Maart</w:t>
-      </w:r>
-    </w:p>
-    <w:p>
-      <w:pPr>
-        <w:rPr>
-          <w:sz w:val="28"/>
-          <w:szCs w:val="28"/>
-          <w:lang w:val="nl-NL"/>
-        </w:rPr>
-      </w:pPr>
-      <w:r>
-        <w:rPr>
-          <w:sz w:val="28"/>
-          <w:szCs w:val="28"/>
-          <w:lang w:val="nl-NL"/>
-        </w:rPr>
-        <w:t xml:space="preserve">Vandaag heb ik mijn PAP </w:t>
-      </w:r>
-      <w:r>
-        <w:rPr>
-          <w:sz w:val="28"/>
-          <w:szCs w:val="28"/>
-          <w:lang w:val="nl-NL"/>
-        </w:rPr>
-        <w:t>geüpdatet</w:t>
-      </w:r>
-      <w:r>
-        <w:rPr>
-          <w:sz w:val="28"/>
-          <w:szCs w:val="28"/>
-          <w:lang w:val="nl-NL"/>
-        </w:rPr>
-        <w:t xml:space="preserve"> en ben ik begonnen aan de art voor de biologie minigame.</w:t>
-      </w:r>
-    </w:p>
-    <w:p>
-      <w:pPr>
-        <w:rPr>
-          <w:sz w:val="28"/>
-          <w:szCs w:val="28"/>
-          <w:lang w:val="nl-NL"/>
-        </w:rPr>
-      </w:pPr>
-    </w:p>
-    <w:p>
-      <w:pPr>
-        <w:rPr>
-          <w:sz w:val="28"/>
-          <w:szCs w:val="28"/>
-          <w:lang w:val="nl-NL"/>
-        </w:rPr>
-      </w:pPr>
-      <w:r>
-        <w:rPr>
-          <w:b/>
-          <w:bCs/>
-          <w:sz w:val="36"/>
-          <w:szCs w:val="36"/>
-          <w:lang w:val="nl-NL"/>
-        </w:rPr>
-        <w:t>Woens</w:t>
-      </w:r>
-      <w:r>
-        <w:rPr>
-          <w:b/>
-          <w:bCs/>
-          <w:sz w:val="36"/>
-          <w:szCs w:val="36"/>
-          <w:lang w:val="nl-NL"/>
-        </w:rPr>
-        <w:t xml:space="preserve">dag </w:t>
-      </w:r>
-      <w:r>
-        <w:rPr>
-          <w:b/>
-          <w:bCs/>
-          <w:sz w:val="36"/>
-          <w:szCs w:val="36"/>
-          <w:lang w:val="nl-NL"/>
-        </w:rPr>
-        <w:t>1 April</w:t>
-      </w:r>
-    </w:p>
-    <w:p>
-      <w:pPr>
-        <w:rPr>
-          <w:sz w:val="28"/>
-          <w:szCs w:val="28"/>
-          <w:lang w:val="nl-NL"/>
-        </w:rPr>
-      </w:pPr>
-      <w:r>
-        <w:rPr>
-          <w:sz w:val="28"/>
-          <w:szCs w:val="28"/>
-          <w:lang w:val="nl-NL"/>
-        </w:rPr>
-        <w:t>Vandaag heb ik enorm veel progressie gemaakt tot de art in de biologie minigame en heb ik een mail gestuurd naar de stage bij de landmacht.</w:t>
-      </w:r>
-    </w:p>
-    <w:p>
-      <w:pPr>
-        <w:rPr>
-          <w:sz w:val="28"/>
-          <w:szCs w:val="28"/>
-          <w:lang w:val="nl-NL"/>
-        </w:rPr>
-      </w:pPr>
-    </w:p>
-    <w:p>
-      <w:pPr>
-        <w:rPr>
-          <w:sz w:val="28"/>
-          <w:szCs w:val="28"/>
-          <w:lang w:val="nl-NL"/>
-        </w:rPr>
-      </w:pPr>
-      <w:r>
-        <w:rPr>
-          <w:b/>
-          <w:bCs/>
-          <w:sz w:val="36"/>
-          <w:szCs w:val="36"/>
-          <w:lang w:val="nl-NL"/>
-        </w:rPr>
-        <w:t>Donder</w:t>
-      </w:r>
-      <w:r>
-        <w:rPr>
-          <w:b/>
-          <w:bCs/>
-          <w:sz w:val="36"/>
-          <w:szCs w:val="36"/>
-          <w:lang w:val="nl-NL"/>
-        </w:rPr>
-        <w:t xml:space="preserve">dag </w:t>
-      </w:r>
-      <w:r>
-        <w:rPr>
-          <w:b/>
-          <w:bCs/>
-          <w:sz w:val="36"/>
-          <w:szCs w:val="36"/>
-          <w:lang w:val="nl-NL"/>
-        </w:rPr>
-        <w:t>2</w:t>
-      </w:r>
-      <w:r>
-        <w:rPr>
-          <w:b/>
-          <w:bCs/>
-          <w:sz w:val="36"/>
-          <w:szCs w:val="36"/>
-          <w:lang w:val="nl-NL"/>
-        </w:rPr>
-        <w:t xml:space="preserve"> April</w:t>
-      </w:r>
-    </w:p>
-    <w:p>
-      <w:pPr>
-        <w:rPr>
-          <w:sz w:val="28"/>
-          <w:szCs w:val="28"/>
-          <w:lang w:val="nl-NL"/>
-        </w:rPr>
-      </w:pPr>
-      <w:r>
-        <w:rPr>
-          <w:sz w:val="28"/>
-          <w:szCs w:val="28"/>
-          <w:lang w:val="nl-NL"/>
-        </w:rPr>
-        <w:t>Vandaag heb ik thuisgewerkt aan de gameart.</w:t>
-      </w:r>
-    </w:p>
-    <w:p>
-      <w:pPr>
-        <w:rPr>
-          <w:sz w:val="28"/>
-          <w:szCs w:val="28"/>
-          <w:lang w:val="nl-NL"/>
-        </w:rPr>
-      </w:pPr>
-    </w:p>
-    <w:p>
-      <w:pPr>
-        <w:rPr>
-          <w:sz w:val="28"/>
-          <w:szCs w:val="28"/>
-          <w:lang w:val="nl-NL"/>
-        </w:rPr>
-      </w:pPr>
-      <w:r>
-        <w:rPr>
-          <w:b/>
-          <w:bCs/>
-          <w:sz w:val="36"/>
-          <w:szCs w:val="36"/>
-          <w:lang w:val="nl-NL"/>
-        </w:rPr>
-        <w:t>Vrij</w:t>
-      </w:r>
-      <w:r>
-        <w:rPr>
-          <w:b/>
-          <w:bCs/>
-          <w:sz w:val="36"/>
-          <w:szCs w:val="36"/>
-          <w:lang w:val="nl-NL"/>
-        </w:rPr>
-        <w:t>dag 2 April</w:t>
-      </w:r>
-    </w:p>
-    <w:p>
-      <w:pPr>
-        <w:rPr>
-          <w:sz w:val="28"/>
-          <w:szCs w:val="28"/>
-          <w:lang w:val="nl-NL"/>
-        </w:rPr>
-      </w:pPr>
-      <w:r>
-        <w:rPr>
-          <w:sz w:val="28"/>
-          <w:szCs w:val="28"/>
-          <w:lang w:val="nl-NL"/>
-        </w:rPr>
-        <w:t>Vandaag heb ik met Hofland gepraat over de PAP en ik heb aan de gameart gewerkt. Ook heb ik nu een deadline voor de lessen.</w:t>
+        <w:t>dag 1</w:t>
+      </w:r>
+      <w:r>
+        <w:rPr>
+          <w:b/>
+          <w:bCs/>
+          <w:sz w:val="36"/>
+          <w:szCs w:val="36"/>
+          <w:lang w:val="nl-NL"/>
+        </w:rPr>
+        <w:t>9</w:t>
+      </w:r>
+      <w:r>
+        <w:rPr>
+          <w:b/>
+          <w:bCs/>
+          <w:sz w:val="36"/>
+          <w:szCs w:val="36"/>
+          <w:lang w:val="nl-NL"/>
+        </w:rPr>
+        <w:t xml:space="preserve"> Mei</w:t>
+      </w:r>
+    </w:p>
+    <w:p>
+      <w:pPr>
+        <w:rPr>
+          <w:sz w:val="28"/>
+          <w:szCs w:val="28"/>
+          <w:lang w:val="nl-NL"/>
+        </w:rPr>
+      </w:pPr>
+      <w:r>
+        <w:rPr>
+          <w:sz w:val="28"/>
+          <w:szCs w:val="28"/>
+          <w:lang w:val="nl-NL"/>
+        </w:rPr>
+        <w:t xml:space="preserve">Vandaag heb ik een groot deel van de binnenkant van de map </w:t>
+      </w:r>
+      <w:proofErr w:type="spellStart"/>
+      <w:r>
+        <w:rPr>
+          <w:sz w:val="28"/>
+          <w:szCs w:val="28"/>
+          <w:lang w:val="nl-NL"/>
+        </w:rPr>
+        <w:t>gedesigned</w:t>
+      </w:r>
+      <w:proofErr w:type="spellEnd"/>
+      <w:r>
+        <w:rPr>
+          <w:sz w:val="28"/>
+          <w:szCs w:val="28"/>
+          <w:lang w:val="nl-NL"/>
+        </w:rPr>
+        <w:t xml:space="preserve"> en heb ik </w:t>
+      </w:r>
+      <w:proofErr w:type="spellStart"/>
+      <w:r>
+        <w:rPr>
+          <w:sz w:val="28"/>
+          <w:szCs w:val="28"/>
+          <w:lang w:val="nl-NL"/>
+        </w:rPr>
+        <w:t>ik</w:t>
+      </w:r>
+      <w:proofErr w:type="spellEnd"/>
+      <w:r>
+        <w:rPr>
+          <w:sz w:val="28"/>
+          <w:szCs w:val="28"/>
+          <w:lang w:val="nl-NL"/>
+        </w:rPr>
+        <w:t xml:space="preserve"> dingen zoals een plafond en lichten toegevoegd. Nu begint het echt te voelen als de school zelf</w:t>
+      </w:r>
+    </w:p>
+    <w:p>
+      <w:pPr>
+        <w:rPr>
+          <w:sz w:val="28"/>
+          <w:szCs w:val="28"/>
+          <w:lang w:val="nl-NL"/>
+        </w:rPr>
+      </w:pPr>
+    </w:p>
+    <w:p>
+      <w:pPr>
+        <w:rPr>
+          <w:sz w:val="28"/>
+          <w:szCs w:val="28"/>
+          <w:lang w:val="nl-NL"/>
+        </w:rPr>
+      </w:pPr>
+      <w:r>
+        <w:rPr>
+          <w:b/>
+          <w:bCs/>
+          <w:sz w:val="36"/>
+          <w:szCs w:val="36"/>
+          <w:lang w:val="nl-NL"/>
+        </w:rPr>
+        <w:t>Woensdag 20</w:t>
+      </w:r>
+      <w:r>
+        <w:rPr>
+          <w:b/>
+          <w:bCs/>
+          <w:sz w:val="36"/>
+          <w:szCs w:val="36"/>
+          <w:lang w:val="nl-NL"/>
+        </w:rPr>
+        <w:t xml:space="preserve"> Mei</w:t>
+      </w:r>
+    </w:p>
+    <w:p>
+      <w:pPr>
+        <w:rPr>
+          <w:sz w:val="28"/>
+          <w:szCs w:val="28"/>
+          <w:lang w:val="nl-NL"/>
+        </w:rPr>
+      </w:pPr>
+      <w:r>
+        <w:rPr>
+          <w:sz w:val="28"/>
+          <w:szCs w:val="28"/>
+          <w:lang w:val="nl-NL"/>
+        </w:rPr>
+        <w:t>Vandaag heb ik gewerkt aan het maken van de lesjes en heb ik mijn eerste les gegeven aan de kinderen. Deze les ging enorm goed en zowel ik als meneer Hofland zijn er erg tevreden over.</w:t>
       </w:r>
     </w:p>
     <w:p>

--- a/Documenten/Dagboek.docx
+++ b/Documenten/Dagboek.docx
@@ -1651,25 +1651,7 @@
           <w:szCs w:val="28"/>
           <w:lang w:val="nl-NL"/>
         </w:rPr>
-        <w:t xml:space="preserve">, </w:t>
-      </w:r>
-      <w:proofErr w:type="spellStart"/>
-      <w:r>
-        <w:rPr>
-          <w:sz w:val="28"/>
-          <w:szCs w:val="28"/>
-          <w:lang w:val="nl-NL"/>
-        </w:rPr>
-        <w:t>XRLabs</w:t>
-      </w:r>
-      <w:proofErr w:type="spellEnd"/>
-      <w:r>
-        <w:rPr>
-          <w:sz w:val="28"/>
-          <w:szCs w:val="28"/>
-          <w:lang w:val="nl-NL"/>
-        </w:rPr>
-        <w:t xml:space="preserve"> en Parallel. Ook heb ik vandaag met Hofland gezeten om te bespreken over de PAP aangezien hij het enorm druk had vrijdag.</w:t>
+        <w:t>, XRLabs en Parallel. Ook heb ik vandaag met Hofland gezeten om te bespreken over de PAP aangezien hij het enorm druk had vrijdag.</w:t>
       </w:r>
     </w:p>
     <w:p>
@@ -2180,6 +2162,163 @@
         </w:rPr>
         <w:t>Vandaag heb ik gewerkt aan het maken van de lesjes en heb ik mijn eerste les gegeven aan de kinderen. Deze les ging enorm goed en zowel ik als meneer Hofland zijn er erg tevreden over.</w:t>
       </w:r>
+    </w:p>
+    <w:p>
+      <w:pPr>
+        <w:rPr>
+          <w:sz w:val="28"/>
+          <w:szCs w:val="28"/>
+          <w:lang w:val="nl-NL"/>
+        </w:rPr>
+      </w:pPr>
+      <w:r>
+        <w:rPr>
+          <w:sz w:val="28"/>
+          <w:szCs w:val="28"/>
+          <w:lang w:val="nl-NL"/>
+        </w:rPr>
+        <w:br/>
+      </w:r>
+      <w:r>
+        <w:rPr>
+          <w:b/>
+          <w:bCs/>
+          <w:sz w:val="36"/>
+          <w:szCs w:val="36"/>
+          <w:lang w:val="nl-NL"/>
+        </w:rPr>
+        <w:t>Donderdag 21</w:t>
+      </w:r>
+      <w:r>
+        <w:rPr>
+          <w:b/>
+          <w:bCs/>
+          <w:sz w:val="36"/>
+          <w:szCs w:val="36"/>
+          <w:lang w:val="nl-NL"/>
+        </w:rPr>
+        <w:t xml:space="preserve"> Mei</w:t>
+      </w:r>
+    </w:p>
+    <w:p>
+      <w:pPr>
+        <w:rPr>
+          <w:sz w:val="28"/>
+          <w:szCs w:val="28"/>
+          <w:lang w:val="nl-NL"/>
+        </w:rPr>
+      </w:pPr>
+      <w:r>
+        <w:rPr>
+          <w:sz w:val="28"/>
+          <w:szCs w:val="28"/>
+          <w:lang w:val="nl-NL"/>
+        </w:rPr>
+        <w:t>Vandaag had ik een sollicitatiegesprek bij XRLabs en dat heeft mijn hele dag genomen vanwege reistijd.</w:t>
+      </w:r>
+    </w:p>
+    <w:p>
+      <w:pPr>
+        <w:rPr>
+          <w:sz w:val="28"/>
+          <w:szCs w:val="28"/>
+          <w:lang w:val="nl-NL"/>
+        </w:rPr>
+      </w:pPr>
+    </w:p>
+    <w:p>
+      <w:pPr>
+        <w:rPr>
+          <w:sz w:val="28"/>
+          <w:szCs w:val="28"/>
+          <w:lang w:val="nl-NL"/>
+        </w:rPr>
+      </w:pPr>
+      <w:r>
+        <w:rPr>
+          <w:b/>
+          <w:bCs/>
+          <w:sz w:val="36"/>
+          <w:szCs w:val="36"/>
+          <w:lang w:val="nl-NL"/>
+        </w:rPr>
+        <w:t>Vrijdag 22</w:t>
+      </w:r>
+      <w:r>
+        <w:rPr>
+          <w:b/>
+          <w:bCs/>
+          <w:sz w:val="36"/>
+          <w:szCs w:val="36"/>
+          <w:lang w:val="nl-NL"/>
+        </w:rPr>
+        <w:t xml:space="preserve"> Mei</w:t>
+      </w:r>
+    </w:p>
+    <w:p>
+      <w:pPr>
+        <w:rPr>
+          <w:sz w:val="28"/>
+          <w:szCs w:val="28"/>
+          <w:lang w:val="nl-NL"/>
+        </w:rPr>
+      </w:pPr>
+      <w:r>
+        <w:rPr>
+          <w:sz w:val="28"/>
+          <w:szCs w:val="28"/>
+          <w:lang w:val="nl-NL"/>
+        </w:rPr>
+        <w:t>Vandaag heb ik gewerkt aan mijn lessen.</w:t>
+      </w:r>
+    </w:p>
+    <w:p>
+      <w:pPr>
+        <w:rPr>
+          <w:sz w:val="28"/>
+          <w:szCs w:val="28"/>
+          <w:lang w:val="nl-NL"/>
+        </w:rPr>
+      </w:pPr>
+    </w:p>
+    <w:p>
+      <w:pPr>
+        <w:rPr>
+          <w:sz w:val="28"/>
+          <w:szCs w:val="28"/>
+          <w:lang w:val="nl-NL"/>
+        </w:rPr>
+      </w:pPr>
+      <w:r>
+        <w:rPr>
+          <w:b/>
+          <w:bCs/>
+          <w:sz w:val="36"/>
+          <w:szCs w:val="36"/>
+          <w:lang w:val="nl-NL"/>
+        </w:rPr>
+        <w:lastRenderedPageBreak/>
+        <w:t>Maandag 26</w:t>
+      </w:r>
+      <w:r>
+        <w:rPr>
+          <w:b/>
+          <w:bCs/>
+          <w:sz w:val="36"/>
+          <w:szCs w:val="36"/>
+          <w:lang w:val="nl-NL"/>
+        </w:rPr>
+        <w:t xml:space="preserve"> Mei</w:t>
+      </w:r>
+    </w:p>
+    <w:p>
+      <w:pPr>
+        <w:rPr>
+          <w:sz w:val="28"/>
+          <w:szCs w:val="28"/>
+          <w:lang w:val="nl-NL"/>
+        </w:rPr>
+      </w:pPr>
     </w:p>
     <w:p>
       <w:pPr>

--- a/Documenten/Dagboek.docx
+++ b/Documenten/Dagboek.docx
@@ -1651,7 +1651,25 @@
           <w:szCs w:val="28"/>
           <w:lang w:val="nl-NL"/>
         </w:rPr>
-        <w:t>, XRLabs en Parallel. Ook heb ik vandaag met Hofland gezeten om te bespreken over de PAP aangezien hij het enorm druk had vrijdag.</w:t>
+        <w:t xml:space="preserve">, </w:t>
+      </w:r>
+      <w:proofErr w:type="spellStart"/>
+      <w:r>
+        <w:rPr>
+          <w:sz w:val="28"/>
+          <w:szCs w:val="28"/>
+          <w:lang w:val="nl-NL"/>
+        </w:rPr>
+        <w:t>XRLabs</w:t>
+      </w:r>
+      <w:proofErr w:type="spellEnd"/>
+      <w:r>
+        <w:rPr>
+          <w:sz w:val="28"/>
+          <w:szCs w:val="28"/>
+          <w:lang w:val="nl-NL"/>
+        </w:rPr>
+        <w:t xml:space="preserve"> en Parallel. Ook heb ik vandaag met Hofland gezeten om te bespreken over de PAP aangezien hij het enorm druk had vrijdag.</w:t>
       </w:r>
     </w:p>
     <w:p>
@@ -2022,27 +2040,233 @@
           <w:szCs w:val="36"/>
           <w:lang w:val="nl-NL"/>
         </w:rPr>
-        <w:t>Dins</w:t>
-      </w:r>
-      <w:r>
-        <w:rPr>
-          <w:b/>
-          <w:bCs/>
-          <w:sz w:val="36"/>
-          <w:szCs w:val="36"/>
-          <w:lang w:val="nl-NL"/>
-        </w:rPr>
-        <w:t>dag 1</w:t>
-      </w:r>
-      <w:r>
-        <w:rPr>
-          <w:b/>
-          <w:bCs/>
-          <w:sz w:val="36"/>
-          <w:szCs w:val="36"/>
-          <w:lang w:val="nl-NL"/>
-        </w:rPr>
-        <w:t>9</w:t>
+        <w:t>Dinsdag 19 Mei</w:t>
+      </w:r>
+    </w:p>
+    <w:p>
+      <w:pPr>
+        <w:rPr>
+          <w:sz w:val="28"/>
+          <w:szCs w:val="28"/>
+          <w:lang w:val="nl-NL"/>
+        </w:rPr>
+      </w:pPr>
+      <w:r>
+        <w:rPr>
+          <w:sz w:val="28"/>
+          <w:szCs w:val="28"/>
+          <w:lang w:val="nl-NL"/>
+        </w:rPr>
+        <w:t xml:space="preserve">Vandaag heb ik een groot deel van de binnenkant van de map </w:t>
+      </w:r>
+      <w:proofErr w:type="spellStart"/>
+      <w:r>
+        <w:rPr>
+          <w:sz w:val="28"/>
+          <w:szCs w:val="28"/>
+          <w:lang w:val="nl-NL"/>
+        </w:rPr>
+        <w:t>gedesigned</w:t>
+      </w:r>
+      <w:proofErr w:type="spellEnd"/>
+      <w:r>
+        <w:rPr>
+          <w:sz w:val="28"/>
+          <w:szCs w:val="28"/>
+          <w:lang w:val="nl-NL"/>
+        </w:rPr>
+        <w:t xml:space="preserve"> en heb ik </w:t>
+      </w:r>
+      <w:proofErr w:type="spellStart"/>
+      <w:r>
+        <w:rPr>
+          <w:sz w:val="28"/>
+          <w:szCs w:val="28"/>
+          <w:lang w:val="nl-NL"/>
+        </w:rPr>
+        <w:t>ik</w:t>
+      </w:r>
+      <w:proofErr w:type="spellEnd"/>
+      <w:r>
+        <w:rPr>
+          <w:sz w:val="28"/>
+          <w:szCs w:val="28"/>
+          <w:lang w:val="nl-NL"/>
+        </w:rPr>
+        <w:t xml:space="preserve"> dingen zoals een plafond en lichten toegevoegd. Nu begint het echt te voelen als de school zelf</w:t>
+      </w:r>
+    </w:p>
+    <w:p>
+      <w:pPr>
+        <w:rPr>
+          <w:sz w:val="28"/>
+          <w:szCs w:val="28"/>
+          <w:lang w:val="nl-NL"/>
+        </w:rPr>
+      </w:pPr>
+    </w:p>
+    <w:p>
+      <w:pPr>
+        <w:rPr>
+          <w:sz w:val="28"/>
+          <w:szCs w:val="28"/>
+          <w:lang w:val="nl-NL"/>
+        </w:rPr>
+      </w:pPr>
+      <w:r>
+        <w:rPr>
+          <w:b/>
+          <w:bCs/>
+          <w:sz w:val="36"/>
+          <w:szCs w:val="36"/>
+          <w:lang w:val="nl-NL"/>
+        </w:rPr>
+        <w:t>Woensdag 20 Mei</w:t>
+      </w:r>
+    </w:p>
+    <w:p>
+      <w:pPr>
+        <w:rPr>
+          <w:sz w:val="28"/>
+          <w:szCs w:val="28"/>
+          <w:lang w:val="nl-NL"/>
+        </w:rPr>
+      </w:pPr>
+      <w:r>
+        <w:rPr>
+          <w:sz w:val="28"/>
+          <w:szCs w:val="28"/>
+          <w:lang w:val="nl-NL"/>
+        </w:rPr>
+        <w:t>Vandaag heb ik gewerkt aan het maken van de lesjes en heb ik mijn eerste les gegeven aan de kinderen. Deze les ging enorm goed en zowel ik als meneer Hofland zijn er erg tevreden over.</w:t>
+      </w:r>
+    </w:p>
+    <w:p>
+      <w:pPr>
+        <w:rPr>
+          <w:sz w:val="28"/>
+          <w:szCs w:val="28"/>
+          <w:lang w:val="nl-NL"/>
+        </w:rPr>
+      </w:pPr>
+      <w:r>
+        <w:rPr>
+          <w:sz w:val="28"/>
+          <w:szCs w:val="28"/>
+          <w:lang w:val="nl-NL"/>
+        </w:rPr>
+        <w:br/>
+      </w:r>
+      <w:r>
+        <w:rPr>
+          <w:b/>
+          <w:bCs/>
+          <w:sz w:val="36"/>
+          <w:szCs w:val="36"/>
+          <w:lang w:val="nl-NL"/>
+        </w:rPr>
+        <w:t>Donderdag 21 Mei</w:t>
+      </w:r>
+    </w:p>
+    <w:p>
+      <w:pPr>
+        <w:rPr>
+          <w:sz w:val="28"/>
+          <w:szCs w:val="28"/>
+          <w:lang w:val="nl-NL"/>
+        </w:rPr>
+      </w:pPr>
+      <w:r>
+        <w:rPr>
+          <w:sz w:val="28"/>
+          <w:szCs w:val="28"/>
+          <w:lang w:val="nl-NL"/>
+        </w:rPr>
+        <w:t>Vandaag had ik een sollicitatiegesprek bij XRLabs en dat heeft mijn hele dag genomen vanwege reistijd.</w:t>
+      </w:r>
+    </w:p>
+    <w:p>
+      <w:pPr>
+        <w:rPr>
+          <w:sz w:val="28"/>
+          <w:szCs w:val="28"/>
+          <w:lang w:val="nl-NL"/>
+        </w:rPr>
+      </w:pPr>
+    </w:p>
+    <w:p>
+      <w:pPr>
+        <w:rPr>
+          <w:sz w:val="28"/>
+          <w:szCs w:val="28"/>
+          <w:lang w:val="nl-NL"/>
+        </w:rPr>
+      </w:pPr>
+      <w:r>
+        <w:rPr>
+          <w:b/>
+          <w:bCs/>
+          <w:sz w:val="36"/>
+          <w:szCs w:val="36"/>
+          <w:lang w:val="nl-NL"/>
+        </w:rPr>
+        <w:t>Vrijdag 22 Mei</w:t>
+      </w:r>
+    </w:p>
+    <w:p>
+      <w:pPr>
+        <w:rPr>
+          <w:sz w:val="28"/>
+          <w:szCs w:val="28"/>
+          <w:lang w:val="nl-NL"/>
+        </w:rPr>
+      </w:pPr>
+      <w:r>
+        <w:rPr>
+          <w:sz w:val="28"/>
+          <w:szCs w:val="28"/>
+          <w:lang w:val="nl-NL"/>
+        </w:rPr>
+        <w:t>Vandaag heb ik gewerkt aan mijn lessen.</w:t>
+      </w:r>
+    </w:p>
+    <w:p>
+      <w:pPr>
+        <w:rPr>
+          <w:sz w:val="28"/>
+          <w:szCs w:val="28"/>
+          <w:lang w:val="nl-NL"/>
+        </w:rPr>
+      </w:pPr>
+    </w:p>
+    <w:p>
+      <w:pPr>
+        <w:rPr>
+          <w:sz w:val="28"/>
+          <w:szCs w:val="28"/>
+          <w:lang w:val="nl-NL"/>
+        </w:rPr>
+      </w:pPr>
+      <w:r>
+        <w:rPr>
+          <w:b/>
+          <w:bCs/>
+          <w:sz w:val="36"/>
+          <w:szCs w:val="36"/>
+          <w:lang w:val="nl-NL"/>
+        </w:rPr>
+        <w:lastRenderedPageBreak/>
+        <w:t>Maandag 2</w:t>
+      </w:r>
+      <w:r>
+        <w:rPr>
+          <w:b/>
+          <w:bCs/>
+          <w:sz w:val="36"/>
+          <w:szCs w:val="36"/>
+          <w:lang w:val="nl-NL"/>
+        </w:rPr>
+        <w:t>5</w:t>
       </w:r>
       <w:r>
         <w:rPr>
@@ -2069,7 +2293,484 @@
           <w:szCs w:val="28"/>
           <w:lang w:val="nl-NL"/>
         </w:rPr>
-        <w:t xml:space="preserve">Vandaag heb ik een groot deel van de binnenkant van de map </w:t>
+        <w:t>Vandaag ben ik verdergegaan met de centrale hub.</w:t>
+      </w:r>
+    </w:p>
+    <w:p>
+      <w:pPr>
+        <w:rPr>
+          <w:sz w:val="28"/>
+          <w:szCs w:val="28"/>
+          <w:lang w:val="nl-NL"/>
+        </w:rPr>
+      </w:pPr>
+    </w:p>
+    <w:p>
+      <w:pPr>
+        <w:rPr>
+          <w:sz w:val="28"/>
+          <w:szCs w:val="28"/>
+          <w:lang w:val="nl-NL"/>
+        </w:rPr>
+      </w:pPr>
+      <w:r>
+        <w:rPr>
+          <w:b/>
+          <w:bCs/>
+          <w:sz w:val="36"/>
+          <w:szCs w:val="36"/>
+          <w:lang w:val="nl-NL"/>
+        </w:rPr>
+        <w:t>Dinsdag 26</w:t>
+      </w:r>
+      <w:r>
+        <w:rPr>
+          <w:b/>
+          <w:bCs/>
+          <w:sz w:val="36"/>
+          <w:szCs w:val="36"/>
+          <w:lang w:val="nl-NL"/>
+        </w:rPr>
+        <w:t xml:space="preserve"> Mei</w:t>
+      </w:r>
+    </w:p>
+    <w:p>
+      <w:pPr>
+        <w:rPr>
+          <w:sz w:val="28"/>
+          <w:szCs w:val="28"/>
+          <w:lang w:val="nl-NL"/>
+        </w:rPr>
+      </w:pPr>
+      <w:r>
+        <w:rPr>
+          <w:sz w:val="28"/>
+          <w:szCs w:val="28"/>
+          <w:lang w:val="nl-NL"/>
+        </w:rPr>
+        <w:t xml:space="preserve">Vandaag ben ik </w:t>
+      </w:r>
+      <w:r>
+        <w:rPr>
+          <w:sz w:val="28"/>
+          <w:szCs w:val="28"/>
+          <w:lang w:val="nl-NL"/>
+        </w:rPr>
+        <w:t xml:space="preserve">alweer </w:t>
+      </w:r>
+      <w:r>
+        <w:rPr>
+          <w:sz w:val="28"/>
+          <w:szCs w:val="28"/>
+          <w:lang w:val="nl-NL"/>
+        </w:rPr>
+        <w:t>verdergegaan met de centrale hub.</w:t>
+      </w:r>
+    </w:p>
+    <w:p>
+      <w:pPr>
+        <w:rPr>
+          <w:sz w:val="28"/>
+          <w:szCs w:val="28"/>
+          <w:lang w:val="nl-NL"/>
+        </w:rPr>
+      </w:pPr>
+    </w:p>
+    <w:p>
+      <w:pPr>
+        <w:rPr>
+          <w:sz w:val="28"/>
+          <w:szCs w:val="28"/>
+          <w:lang w:val="nl-NL"/>
+        </w:rPr>
+      </w:pPr>
+      <w:r>
+        <w:rPr>
+          <w:b/>
+          <w:bCs/>
+          <w:sz w:val="36"/>
+          <w:szCs w:val="36"/>
+          <w:lang w:val="nl-NL"/>
+        </w:rPr>
+        <w:t>Woensdag 27</w:t>
+      </w:r>
+      <w:r>
+        <w:rPr>
+          <w:b/>
+          <w:bCs/>
+          <w:sz w:val="36"/>
+          <w:szCs w:val="36"/>
+          <w:lang w:val="nl-NL"/>
+        </w:rPr>
+        <w:t xml:space="preserve"> Mei</w:t>
+      </w:r>
+    </w:p>
+    <w:p>
+      <w:pPr>
+        <w:rPr>
+          <w:sz w:val="28"/>
+          <w:szCs w:val="28"/>
+          <w:lang w:val="nl-NL"/>
+        </w:rPr>
+      </w:pPr>
+      <w:r>
+        <w:rPr>
+          <w:sz w:val="28"/>
+          <w:szCs w:val="28"/>
+          <w:lang w:val="nl-NL"/>
+        </w:rPr>
+        <w:t xml:space="preserve">Vandaag </w:t>
+      </w:r>
+      <w:r>
+        <w:rPr>
+          <w:sz w:val="28"/>
+          <w:szCs w:val="28"/>
+          <w:lang w:val="nl-NL"/>
+        </w:rPr>
+        <w:t>heb ik mijn 2</w:t>
+      </w:r>
+      <w:r>
+        <w:rPr>
+          <w:sz w:val="28"/>
+          <w:szCs w:val="28"/>
+          <w:vertAlign w:val="superscript"/>
+          <w:lang w:val="nl-NL"/>
+        </w:rPr>
+        <w:t>e</w:t>
+      </w:r>
+      <w:r>
+        <w:rPr>
+          <w:sz w:val="28"/>
+          <w:szCs w:val="28"/>
+          <w:lang w:val="nl-NL"/>
+        </w:rPr>
+        <w:t xml:space="preserve"> lesgegeven en die ging wat minder goed dan de andere dit komt doordat ik eerst wat voor wou doen en dat hun dat volgen maar het duurde veel langer dan verwacht dus we hebben het gene wat ik als 2</w:t>
+      </w:r>
+      <w:r>
+        <w:rPr>
+          <w:sz w:val="28"/>
+          <w:szCs w:val="28"/>
+          <w:vertAlign w:val="superscript"/>
+          <w:lang w:val="nl-NL"/>
+        </w:rPr>
+        <w:t>e</w:t>
+      </w:r>
+      <w:r>
+        <w:rPr>
+          <w:sz w:val="28"/>
+          <w:szCs w:val="28"/>
+          <w:lang w:val="nl-NL"/>
+        </w:rPr>
+        <w:t xml:space="preserve"> deel van de les heb voorbereid geschoven naar de volgende les.</w:t>
+      </w:r>
+    </w:p>
+    <w:p>
+      <w:pPr>
+        <w:rPr>
+          <w:sz w:val="28"/>
+          <w:szCs w:val="28"/>
+          <w:lang w:val="nl-NL"/>
+        </w:rPr>
+      </w:pPr>
+    </w:p>
+    <w:p>
+      <w:pPr>
+        <w:rPr>
+          <w:sz w:val="28"/>
+          <w:szCs w:val="28"/>
+          <w:lang w:val="nl-NL"/>
+        </w:rPr>
+      </w:pPr>
+      <w:r>
+        <w:rPr>
+          <w:b/>
+          <w:bCs/>
+          <w:sz w:val="36"/>
+          <w:szCs w:val="36"/>
+          <w:lang w:val="nl-NL"/>
+        </w:rPr>
+        <w:t>Donderdag 28</w:t>
+      </w:r>
+      <w:r>
+        <w:rPr>
+          <w:b/>
+          <w:bCs/>
+          <w:sz w:val="36"/>
+          <w:szCs w:val="36"/>
+          <w:lang w:val="nl-NL"/>
+        </w:rPr>
+        <w:t xml:space="preserve"> Mei</w:t>
+      </w:r>
+    </w:p>
+    <w:p>
+      <w:pPr>
+        <w:rPr>
+          <w:sz w:val="28"/>
+          <w:szCs w:val="28"/>
+          <w:lang w:val="nl-NL"/>
+        </w:rPr>
+      </w:pPr>
+      <w:r>
+        <w:rPr>
+          <w:sz w:val="28"/>
+          <w:szCs w:val="28"/>
+          <w:lang w:val="nl-NL"/>
+        </w:rPr>
+        <w:t>Vandaag ben ik weer verdergegaan met de hub ik ben er nu bijna klaar mee gelukkig</w:t>
+      </w:r>
+    </w:p>
+    <w:p>
+      <w:pPr>
+        <w:rPr>
+          <w:sz w:val="28"/>
+          <w:szCs w:val="28"/>
+          <w:lang w:val="nl-NL"/>
+        </w:rPr>
+      </w:pPr>
+    </w:p>
+    <w:p>
+      <w:pPr>
+        <w:rPr>
+          <w:sz w:val="28"/>
+          <w:szCs w:val="28"/>
+          <w:lang w:val="nl-NL"/>
+        </w:rPr>
+      </w:pPr>
+      <w:r>
+        <w:rPr>
+          <w:b/>
+          <w:bCs/>
+          <w:sz w:val="36"/>
+          <w:szCs w:val="36"/>
+          <w:lang w:val="nl-NL"/>
+        </w:rPr>
+        <w:t xml:space="preserve">Vrijdag 29 </w:t>
+      </w:r>
+      <w:r>
+        <w:rPr>
+          <w:b/>
+          <w:bCs/>
+          <w:sz w:val="36"/>
+          <w:szCs w:val="36"/>
+          <w:lang w:val="nl-NL"/>
+        </w:rPr>
+        <w:t>Mei</w:t>
+      </w:r>
+    </w:p>
+    <w:p>
+      <w:pPr>
+        <w:rPr>
+          <w:sz w:val="28"/>
+          <w:szCs w:val="28"/>
+          <w:lang w:val="nl-NL"/>
+        </w:rPr>
+      </w:pPr>
+      <w:r>
+        <w:rPr>
+          <w:sz w:val="28"/>
+          <w:szCs w:val="28"/>
+          <w:lang w:val="nl-NL"/>
+        </w:rPr>
+        <w:t>Vandaag heb ik de hub afgerond en ben begonnen met branches maken voor de Engels minigame.</w:t>
+      </w:r>
+    </w:p>
+    <w:p>
+      <w:pPr>
+        <w:rPr>
+          <w:sz w:val="28"/>
+          <w:szCs w:val="28"/>
+          <w:lang w:val="nl-NL"/>
+        </w:rPr>
+      </w:pPr>
+    </w:p>
+    <w:p>
+      <w:pPr>
+        <w:rPr>
+          <w:sz w:val="28"/>
+          <w:szCs w:val="28"/>
+          <w:lang w:val="nl-NL"/>
+        </w:rPr>
+      </w:pPr>
+      <w:r>
+        <w:rPr>
+          <w:b/>
+          <w:bCs/>
+          <w:sz w:val="36"/>
+          <w:szCs w:val="36"/>
+          <w:lang w:val="nl-NL"/>
+        </w:rPr>
+        <w:t>Maandag 1 Juni</w:t>
+      </w:r>
+    </w:p>
+    <w:p>
+      <w:pPr>
+        <w:rPr>
+          <w:sz w:val="28"/>
+          <w:szCs w:val="28"/>
+          <w:lang w:val="nl-NL"/>
+        </w:rPr>
+      </w:pPr>
+      <w:r>
+        <w:rPr>
+          <w:sz w:val="28"/>
+          <w:szCs w:val="28"/>
+          <w:lang w:val="nl-NL"/>
+        </w:rPr>
+        <w:t xml:space="preserve">Vandaag heb ik folder structuur en al die soorten dingen gedaan voor de Engels minigame. </w:t>
+      </w:r>
+    </w:p>
+    <w:p>
+      <w:pPr>
+        <w:rPr>
+          <w:sz w:val="28"/>
+          <w:szCs w:val="28"/>
+          <w:lang w:val="nl-NL"/>
+        </w:rPr>
+      </w:pPr>
+    </w:p>
+    <w:p>
+      <w:pPr>
+        <w:rPr>
+          <w:sz w:val="28"/>
+          <w:szCs w:val="28"/>
+          <w:lang w:val="nl-NL"/>
+        </w:rPr>
+      </w:pPr>
+      <w:r>
+        <w:rPr>
+          <w:b/>
+          <w:bCs/>
+          <w:sz w:val="36"/>
+          <w:szCs w:val="36"/>
+          <w:lang w:val="nl-NL"/>
+        </w:rPr>
+        <w:lastRenderedPageBreak/>
+        <w:t>Dinsdag 2 Juni</w:t>
+      </w:r>
+    </w:p>
+    <w:p>
+      <w:pPr>
+        <w:rPr>
+          <w:sz w:val="28"/>
+          <w:szCs w:val="28"/>
+          <w:lang w:val="nl-NL"/>
+        </w:rPr>
+      </w:pPr>
+      <w:r>
+        <w:rPr>
+          <w:sz w:val="28"/>
+          <w:szCs w:val="28"/>
+          <w:lang w:val="nl-NL"/>
+        </w:rPr>
+        <w:t xml:space="preserve">Vandaag heb ik </w:t>
+      </w:r>
+      <w:r>
+        <w:rPr>
+          <w:sz w:val="28"/>
+          <w:szCs w:val="28"/>
+          <w:lang w:val="nl-NL"/>
+        </w:rPr>
+        <w:t>niet enorm veel gedaan ik was namelijk afgeleid met sollicitaties enzovoort.</w:t>
+      </w:r>
+    </w:p>
+    <w:p>
+      <w:pPr>
+        <w:rPr>
+          <w:sz w:val="28"/>
+          <w:szCs w:val="28"/>
+          <w:lang w:val="nl-NL"/>
+        </w:rPr>
+      </w:pPr>
+    </w:p>
+    <w:p>
+      <w:pPr>
+        <w:rPr>
+          <w:sz w:val="28"/>
+          <w:szCs w:val="28"/>
+          <w:lang w:val="nl-NL"/>
+        </w:rPr>
+      </w:pPr>
+      <w:r>
+        <w:rPr>
+          <w:b/>
+          <w:bCs/>
+          <w:sz w:val="36"/>
+          <w:szCs w:val="36"/>
+          <w:lang w:val="nl-NL"/>
+        </w:rPr>
+        <w:t>Woensdag 3 Juni</w:t>
+      </w:r>
+    </w:p>
+    <w:p>
+      <w:pPr>
+        <w:rPr>
+          <w:sz w:val="28"/>
+          <w:szCs w:val="28"/>
+          <w:lang w:val="nl-NL"/>
+        </w:rPr>
+      </w:pPr>
+      <w:r>
+        <w:rPr>
+          <w:sz w:val="28"/>
+          <w:szCs w:val="28"/>
+          <w:lang w:val="nl-NL"/>
+        </w:rPr>
+        <w:t>Vandaag ging de les niet door omdat de kinderen op excursie gingen naar de Helderse Vallei met meneer Hofland</w:t>
+      </w:r>
+    </w:p>
+    <w:p>
+      <w:pPr>
+        <w:rPr>
+          <w:sz w:val="28"/>
+          <w:szCs w:val="28"/>
+          <w:lang w:val="nl-NL"/>
+        </w:rPr>
+      </w:pPr>
+    </w:p>
+    <w:p>
+      <w:pPr>
+        <w:rPr>
+          <w:sz w:val="28"/>
+          <w:szCs w:val="28"/>
+          <w:lang w:val="nl-NL"/>
+        </w:rPr>
+      </w:pPr>
+      <w:r>
+        <w:rPr>
+          <w:b/>
+          <w:bCs/>
+          <w:sz w:val="36"/>
+          <w:szCs w:val="36"/>
+          <w:lang w:val="nl-NL"/>
+        </w:rPr>
+        <w:t>Donderdag 4</w:t>
+      </w:r>
+      <w:r>
+        <w:rPr>
+          <w:b/>
+          <w:bCs/>
+          <w:sz w:val="36"/>
+          <w:szCs w:val="36"/>
+          <w:lang w:val="nl-NL"/>
+        </w:rPr>
+        <w:t xml:space="preserve"> Juni</w:t>
+      </w:r>
+    </w:p>
+    <w:p>
+      <w:pPr>
+        <w:rPr>
+          <w:sz w:val="28"/>
+          <w:szCs w:val="28"/>
+          <w:lang w:val="nl-NL"/>
+        </w:rPr>
+      </w:pPr>
+      <w:r>
+        <w:rPr>
+          <w:sz w:val="28"/>
+          <w:szCs w:val="28"/>
+          <w:lang w:val="nl-NL"/>
+        </w:rPr>
+        <w:t xml:space="preserve">Vandaag heb ik veel van de basis mechanics uitgewerkt zoals het </w:t>
       </w:r>
       <w:proofErr w:type="spellStart"/>
       <w:r>
@@ -2078,7 +2779,7 @@
           <w:szCs w:val="28"/>
           <w:lang w:val="nl-NL"/>
         </w:rPr>
-        <w:t>gedesigned</w:t>
+        <w:t>spawnen</w:t>
       </w:r>
       <w:proofErr w:type="spellEnd"/>
       <w:r>
@@ -2087,7 +2788,117 @@
           <w:szCs w:val="28"/>
           <w:lang w:val="nl-NL"/>
         </w:rPr>
-        <w:t xml:space="preserve"> en heb ik </w:t>
+        <w:t xml:space="preserve"> van de letters gebaseerd op het aantal om je heen.</w:t>
+      </w:r>
+    </w:p>
+    <w:p>
+      <w:pPr>
+        <w:rPr>
+          <w:sz w:val="28"/>
+          <w:szCs w:val="28"/>
+          <w:lang w:val="nl-NL"/>
+        </w:rPr>
+      </w:pPr>
+    </w:p>
+    <w:p>
+      <w:pPr>
+        <w:rPr>
+          <w:sz w:val="28"/>
+          <w:szCs w:val="28"/>
+          <w:lang w:val="nl-NL"/>
+        </w:rPr>
+      </w:pPr>
+      <w:r>
+        <w:rPr>
+          <w:b/>
+          <w:bCs/>
+          <w:sz w:val="36"/>
+          <w:szCs w:val="36"/>
+          <w:lang w:val="nl-NL"/>
+        </w:rPr>
+        <w:t>Vrijdag 5</w:t>
+      </w:r>
+      <w:r>
+        <w:rPr>
+          <w:b/>
+          <w:bCs/>
+          <w:sz w:val="36"/>
+          <w:szCs w:val="36"/>
+          <w:lang w:val="nl-NL"/>
+        </w:rPr>
+        <w:t xml:space="preserve"> Juni</w:t>
+      </w:r>
+    </w:p>
+    <w:p>
+      <w:pPr>
+        <w:rPr>
+          <w:sz w:val="28"/>
+          <w:szCs w:val="28"/>
+          <w:lang w:val="nl-NL"/>
+        </w:rPr>
+      </w:pPr>
+      <w:r>
+        <w:rPr>
+          <w:sz w:val="28"/>
+          <w:szCs w:val="28"/>
+          <w:lang w:val="nl-NL"/>
+        </w:rPr>
+        <w:t>Vandaag heb ik gewerkt aan de logica van zeggen of een antwoord het goede antwoord is of niet.</w:t>
+      </w:r>
+    </w:p>
+    <w:p>
+      <w:pPr>
+        <w:rPr>
+          <w:sz w:val="28"/>
+          <w:szCs w:val="28"/>
+          <w:lang w:val="nl-NL"/>
+        </w:rPr>
+      </w:pPr>
+    </w:p>
+    <w:p>
+      <w:pPr>
+        <w:rPr>
+          <w:sz w:val="28"/>
+          <w:szCs w:val="28"/>
+          <w:lang w:val="nl-NL"/>
+        </w:rPr>
+      </w:pPr>
+      <w:r>
+        <w:rPr>
+          <w:b/>
+          <w:bCs/>
+          <w:sz w:val="36"/>
+          <w:szCs w:val="36"/>
+          <w:lang w:val="nl-NL"/>
+        </w:rPr>
+        <w:t>Maandag 8</w:t>
+      </w:r>
+      <w:r>
+        <w:rPr>
+          <w:b/>
+          <w:bCs/>
+          <w:sz w:val="36"/>
+          <w:szCs w:val="36"/>
+          <w:lang w:val="nl-NL"/>
+        </w:rPr>
+        <w:t xml:space="preserve"> Juni</w:t>
+      </w:r>
+    </w:p>
+    <w:p>
+      <w:pPr>
+        <w:rPr>
+          <w:sz w:val="28"/>
+          <w:szCs w:val="28"/>
+          <w:lang w:val="nl-NL"/>
+        </w:rPr>
+      </w:pPr>
+      <w:r>
+        <w:rPr>
+          <w:sz w:val="28"/>
+          <w:szCs w:val="28"/>
+          <w:lang w:val="nl-NL"/>
+        </w:rPr>
+        <w:t xml:space="preserve">Vandaag had ik over het algemeen een redelijk aantal gedaan ook ben ik gebeld door </w:t>
       </w:r>
       <w:proofErr w:type="spellStart"/>
       <w:r>
@@ -2096,7 +2907,7 @@
           <w:szCs w:val="28"/>
           <w:lang w:val="nl-NL"/>
         </w:rPr>
-        <w:t>ik</w:t>
+        <w:t>XRLab</w:t>
       </w:r>
       <w:proofErr w:type="spellEnd"/>
       <w:r>
@@ -2105,178 +2916,36 @@
           <w:szCs w:val="28"/>
           <w:lang w:val="nl-NL"/>
         </w:rPr>
-        <w:t xml:space="preserve"> dingen zoals een plafond en lichten toegevoegd. Nu begint het echt te voelen als de school zelf</w:t>
-      </w:r>
-    </w:p>
-    <w:p>
-      <w:pPr>
-        <w:rPr>
-          <w:sz w:val="28"/>
-          <w:szCs w:val="28"/>
-          <w:lang w:val="nl-NL"/>
-        </w:rPr>
-      </w:pPr>
-    </w:p>
-    <w:p>
-      <w:pPr>
-        <w:rPr>
-          <w:sz w:val="28"/>
-          <w:szCs w:val="28"/>
-          <w:lang w:val="nl-NL"/>
-        </w:rPr>
-      </w:pPr>
-      <w:r>
-        <w:rPr>
-          <w:b/>
-          <w:bCs/>
-          <w:sz w:val="36"/>
-          <w:szCs w:val="36"/>
-          <w:lang w:val="nl-NL"/>
-        </w:rPr>
-        <w:t>Woensdag 20</w:t>
-      </w:r>
-      <w:r>
-        <w:rPr>
-          <w:b/>
-          <w:bCs/>
-          <w:sz w:val="36"/>
-          <w:szCs w:val="36"/>
-          <w:lang w:val="nl-NL"/>
-        </w:rPr>
-        <w:t xml:space="preserve"> Mei</w:t>
-      </w:r>
-    </w:p>
-    <w:p>
-      <w:pPr>
-        <w:rPr>
-          <w:sz w:val="28"/>
-          <w:szCs w:val="28"/>
-          <w:lang w:val="nl-NL"/>
-        </w:rPr>
-      </w:pPr>
-      <w:r>
-        <w:rPr>
-          <w:sz w:val="28"/>
-          <w:szCs w:val="28"/>
-          <w:lang w:val="nl-NL"/>
-        </w:rPr>
-        <w:t>Vandaag heb ik gewerkt aan het maken van de lesjes en heb ik mijn eerste les gegeven aan de kinderen. Deze les ging enorm goed en zowel ik als meneer Hofland zijn er erg tevreden over.</w:t>
-      </w:r>
-    </w:p>
-    <w:p>
-      <w:pPr>
-        <w:rPr>
-          <w:sz w:val="28"/>
-          <w:szCs w:val="28"/>
-          <w:lang w:val="nl-NL"/>
-        </w:rPr>
-      </w:pPr>
-      <w:r>
-        <w:rPr>
-          <w:sz w:val="28"/>
-          <w:szCs w:val="28"/>
-          <w:lang w:val="nl-NL"/>
-        </w:rPr>
-        <w:br/>
-      </w:r>
-      <w:r>
-        <w:rPr>
-          <w:b/>
-          <w:bCs/>
-          <w:sz w:val="36"/>
-          <w:szCs w:val="36"/>
-          <w:lang w:val="nl-NL"/>
-        </w:rPr>
-        <w:t>Donderdag 21</w:t>
-      </w:r>
-      <w:r>
-        <w:rPr>
-          <w:b/>
-          <w:bCs/>
-          <w:sz w:val="36"/>
-          <w:szCs w:val="36"/>
-          <w:lang w:val="nl-NL"/>
-        </w:rPr>
-        <w:t xml:space="preserve"> Mei</w:t>
-      </w:r>
-    </w:p>
-    <w:p>
-      <w:pPr>
-        <w:rPr>
-          <w:sz w:val="28"/>
-          <w:szCs w:val="28"/>
-          <w:lang w:val="nl-NL"/>
-        </w:rPr>
-      </w:pPr>
-      <w:r>
-        <w:rPr>
-          <w:sz w:val="28"/>
-          <w:szCs w:val="28"/>
-          <w:lang w:val="nl-NL"/>
-        </w:rPr>
-        <w:t>Vandaag had ik een sollicitatiegesprek bij XRLabs en dat heeft mijn hele dag genomen vanwege reistijd.</w:t>
-      </w:r>
-    </w:p>
-    <w:p>
-      <w:pPr>
-        <w:rPr>
-          <w:sz w:val="28"/>
-          <w:szCs w:val="28"/>
-          <w:lang w:val="nl-NL"/>
-        </w:rPr>
-      </w:pPr>
-    </w:p>
-    <w:p>
-      <w:pPr>
-        <w:rPr>
-          <w:sz w:val="28"/>
-          <w:szCs w:val="28"/>
-          <w:lang w:val="nl-NL"/>
-        </w:rPr>
-      </w:pPr>
-      <w:r>
-        <w:rPr>
-          <w:b/>
-          <w:bCs/>
-          <w:sz w:val="36"/>
-          <w:szCs w:val="36"/>
-          <w:lang w:val="nl-NL"/>
-        </w:rPr>
-        <w:t>Vrijdag 22</w:t>
-      </w:r>
-      <w:r>
-        <w:rPr>
-          <w:b/>
-          <w:bCs/>
-          <w:sz w:val="36"/>
-          <w:szCs w:val="36"/>
-          <w:lang w:val="nl-NL"/>
-        </w:rPr>
-        <w:t xml:space="preserve"> Mei</w:t>
-      </w:r>
-    </w:p>
-    <w:p>
-      <w:pPr>
-        <w:rPr>
-          <w:sz w:val="28"/>
-          <w:szCs w:val="28"/>
-          <w:lang w:val="nl-NL"/>
-        </w:rPr>
-      </w:pPr>
-      <w:r>
-        <w:rPr>
-          <w:sz w:val="28"/>
-          <w:szCs w:val="28"/>
-          <w:lang w:val="nl-NL"/>
-        </w:rPr>
-        <w:t>Vandaag heb ik gewerkt aan mijn lessen.</w:t>
-      </w:r>
-    </w:p>
-    <w:p>
-      <w:pPr>
-        <w:rPr>
-          <w:sz w:val="28"/>
-          <w:szCs w:val="28"/>
+        <w:t xml:space="preserve"> waaruit kwam dat ik op een wachtlijst zit bij ze dit betekent dat als er niemand interessant komt van het GLU ik aangenomen ben anders heb ik pech.</w:t>
+      </w:r>
+    </w:p>
+    <w:p>
+      <w:pPr>
+        <w:rPr>
+          <w:sz w:val="28"/>
+          <w:szCs w:val="28"/>
+          <w:lang w:val="nl-NL"/>
+        </w:rPr>
+      </w:pPr>
+    </w:p>
+    <w:p>
+      <w:pPr>
+        <w:rPr>
+          <w:b/>
+          <w:bCs/>
+          <w:sz w:val="36"/>
+          <w:szCs w:val="36"/>
+          <w:lang w:val="nl-NL"/>
+        </w:rPr>
+      </w:pPr>
+    </w:p>
+    <w:p>
+      <w:pPr>
+        <w:rPr>
+          <w:b/>
+          <w:bCs/>
+          <w:sz w:val="36"/>
+          <w:szCs w:val="36"/>
           <w:lang w:val="nl-NL"/>
         </w:rPr>
       </w:pPr>
@@ -2298,36 +2967,544 @@
           <w:lang w:val="nl-NL"/>
         </w:rPr>
         <w:lastRenderedPageBreak/>
-        <w:t>Maandag 26</w:t>
-      </w:r>
-      <w:r>
-        <w:rPr>
-          <w:b/>
-          <w:bCs/>
-          <w:sz w:val="36"/>
-          <w:szCs w:val="36"/>
-          <w:lang w:val="nl-NL"/>
-        </w:rPr>
-        <w:t xml:space="preserve"> Mei</w:t>
-      </w:r>
-    </w:p>
-    <w:p>
-      <w:pPr>
-        <w:rPr>
-          <w:sz w:val="28"/>
-          <w:szCs w:val="28"/>
-          <w:lang w:val="nl-NL"/>
-        </w:rPr>
-      </w:pPr>
-    </w:p>
-    <w:p>
-      <w:pPr>
-        <w:rPr>
-          <w:sz w:val="28"/>
-          <w:szCs w:val="28"/>
-          <w:lang w:val="nl-NL"/>
-        </w:rPr>
-      </w:pPr>
+        <w:t>Dinsdag 9</w:t>
+      </w:r>
+      <w:r>
+        <w:rPr>
+          <w:b/>
+          <w:bCs/>
+          <w:sz w:val="36"/>
+          <w:szCs w:val="36"/>
+          <w:lang w:val="nl-NL"/>
+        </w:rPr>
+        <w:t xml:space="preserve"> Juni</w:t>
+      </w:r>
+    </w:p>
+    <w:p>
+      <w:pPr>
+        <w:rPr>
+          <w:sz w:val="28"/>
+          <w:szCs w:val="28"/>
+          <w:lang w:val="nl-NL"/>
+        </w:rPr>
+      </w:pPr>
+      <w:r>
+        <w:rPr>
+          <w:sz w:val="28"/>
+          <w:szCs w:val="28"/>
+          <w:lang w:val="nl-NL"/>
+        </w:rPr>
+        <w:t>Vandaag ben ik grondig bezig geweest met solliciteren voor stages en heb ik veel bedrijven gebeld en ook een gesprek gehad met Rogier</w:t>
+      </w:r>
+    </w:p>
+    <w:p>
+      <w:pPr>
+        <w:rPr>
+          <w:sz w:val="28"/>
+          <w:szCs w:val="28"/>
+          <w:lang w:val="nl-NL"/>
+        </w:rPr>
+      </w:pPr>
+    </w:p>
+    <w:p>
+      <w:pPr>
+        <w:rPr>
+          <w:sz w:val="28"/>
+          <w:szCs w:val="28"/>
+          <w:lang w:val="nl-NL"/>
+        </w:rPr>
+      </w:pPr>
+      <w:r>
+        <w:rPr>
+          <w:b/>
+          <w:bCs/>
+          <w:sz w:val="36"/>
+          <w:szCs w:val="36"/>
+          <w:lang w:val="nl-NL"/>
+        </w:rPr>
+        <w:t>Woensdag 10</w:t>
+      </w:r>
+      <w:r>
+        <w:rPr>
+          <w:b/>
+          <w:bCs/>
+          <w:sz w:val="36"/>
+          <w:szCs w:val="36"/>
+          <w:lang w:val="nl-NL"/>
+        </w:rPr>
+        <w:t xml:space="preserve"> Juni</w:t>
+      </w:r>
+    </w:p>
+    <w:p>
+      <w:pPr>
+        <w:rPr>
+          <w:sz w:val="28"/>
+          <w:szCs w:val="28"/>
+          <w:lang w:val="nl-NL"/>
+        </w:rPr>
+      </w:pPr>
+      <w:r>
+        <w:rPr>
+          <w:sz w:val="28"/>
+          <w:szCs w:val="28"/>
+          <w:lang w:val="nl-NL"/>
+        </w:rPr>
+        <w:t>Vandaag was ik er maar een halve dag in totaal omdat ik naar een concert ging maar ik heb wel mijn 3</w:t>
+      </w:r>
+      <w:r>
+        <w:rPr>
+          <w:sz w:val="28"/>
+          <w:szCs w:val="28"/>
+          <w:vertAlign w:val="superscript"/>
+          <w:lang w:val="nl-NL"/>
+        </w:rPr>
+        <w:t>e</w:t>
+      </w:r>
+      <w:r>
+        <w:rPr>
+          <w:sz w:val="28"/>
+          <w:szCs w:val="28"/>
+          <w:lang w:val="nl-NL"/>
+        </w:rPr>
+        <w:t xml:space="preserve"> lesgegeven en die ging enorm goed ik had een boekje voor ze voorbereid hoe ze een roterende pilaar maken.</w:t>
+      </w:r>
+    </w:p>
+    <w:p>
+      <w:pPr>
+        <w:rPr>
+          <w:sz w:val="28"/>
+          <w:szCs w:val="28"/>
+          <w:lang w:val="nl-NL"/>
+        </w:rPr>
+      </w:pPr>
+    </w:p>
+    <w:p>
+      <w:pPr>
+        <w:rPr>
+          <w:sz w:val="28"/>
+          <w:szCs w:val="28"/>
+          <w:lang w:val="nl-NL"/>
+        </w:rPr>
+      </w:pPr>
+      <w:r>
+        <w:rPr>
+          <w:b/>
+          <w:bCs/>
+          <w:sz w:val="36"/>
+          <w:szCs w:val="36"/>
+          <w:lang w:val="nl-NL"/>
+        </w:rPr>
+        <w:t>Donderdag</w:t>
+      </w:r>
+      <w:r>
+        <w:rPr>
+          <w:b/>
+          <w:bCs/>
+          <w:sz w:val="36"/>
+          <w:szCs w:val="36"/>
+          <w:lang w:val="nl-NL"/>
+        </w:rPr>
+        <w:t xml:space="preserve"> 1</w:t>
+      </w:r>
+      <w:r>
+        <w:rPr>
+          <w:b/>
+          <w:bCs/>
+          <w:sz w:val="36"/>
+          <w:szCs w:val="36"/>
+          <w:lang w:val="nl-NL"/>
+        </w:rPr>
+        <w:t>1</w:t>
+      </w:r>
+      <w:r>
+        <w:rPr>
+          <w:b/>
+          <w:bCs/>
+          <w:sz w:val="36"/>
+          <w:szCs w:val="36"/>
+          <w:lang w:val="nl-NL"/>
+        </w:rPr>
+        <w:t xml:space="preserve"> Juni</w:t>
+      </w:r>
+    </w:p>
+    <w:p>
+      <w:pPr>
+        <w:rPr>
+          <w:sz w:val="28"/>
+          <w:szCs w:val="28"/>
+          <w:lang w:val="nl-NL"/>
+        </w:rPr>
+      </w:pPr>
+      <w:r>
+        <w:rPr>
+          <w:sz w:val="28"/>
+          <w:szCs w:val="28"/>
+          <w:lang w:val="nl-NL"/>
+        </w:rPr>
+        <w:t>Vandaag heb ik weinig gedaan omdat ik halfdood was van het concert</w:t>
+      </w:r>
+    </w:p>
+    <w:p>
+      <w:pPr>
+        <w:rPr>
+          <w:sz w:val="28"/>
+          <w:szCs w:val="28"/>
+          <w:lang w:val="nl-NL"/>
+        </w:rPr>
+      </w:pPr>
+    </w:p>
+    <w:p>
+      <w:pPr>
+        <w:rPr>
+          <w:b/>
+          <w:bCs/>
+          <w:sz w:val="36"/>
+          <w:szCs w:val="36"/>
+          <w:lang w:val="nl-NL"/>
+        </w:rPr>
+      </w:pPr>
+      <w:r>
+        <w:rPr>
+          <w:b/>
+          <w:bCs/>
+          <w:sz w:val="36"/>
+          <w:szCs w:val="36"/>
+          <w:lang w:val="nl-NL"/>
+        </w:rPr>
+        <w:t>Vrijdag</w:t>
+      </w:r>
+      <w:r>
+        <w:rPr>
+          <w:b/>
+          <w:bCs/>
+          <w:sz w:val="36"/>
+          <w:szCs w:val="36"/>
+          <w:lang w:val="nl-NL"/>
+        </w:rPr>
+        <w:t xml:space="preserve"> 1</w:t>
+      </w:r>
+      <w:r>
+        <w:rPr>
+          <w:b/>
+          <w:bCs/>
+          <w:sz w:val="36"/>
+          <w:szCs w:val="36"/>
+          <w:lang w:val="nl-NL"/>
+        </w:rPr>
+        <w:t>2</w:t>
+      </w:r>
+      <w:r>
+        <w:rPr>
+          <w:b/>
+          <w:bCs/>
+          <w:sz w:val="36"/>
+          <w:szCs w:val="36"/>
+          <w:lang w:val="nl-NL"/>
+        </w:rPr>
+        <w:t xml:space="preserve"> Juni</w:t>
+      </w:r>
+    </w:p>
+    <w:p>
+      <w:pPr>
+        <w:rPr>
+          <w:sz w:val="28"/>
+          <w:szCs w:val="28"/>
+          <w:lang w:val="nl-NL"/>
+        </w:rPr>
+      </w:pPr>
+      <w:r>
+        <w:rPr>
+          <w:sz w:val="28"/>
+          <w:szCs w:val="28"/>
+          <w:lang w:val="nl-NL"/>
+        </w:rPr>
+        <w:t xml:space="preserve">Vandaag heb ik de </w:t>
+      </w:r>
+      <w:proofErr w:type="spellStart"/>
+      <w:r>
+        <w:rPr>
+          <w:sz w:val="28"/>
+          <w:szCs w:val="28"/>
+          <w:lang w:val="nl-NL"/>
+        </w:rPr>
+        <w:t>core</w:t>
+      </w:r>
+      <w:proofErr w:type="spellEnd"/>
+      <w:r>
+        <w:rPr>
+          <w:sz w:val="28"/>
+          <w:szCs w:val="28"/>
+          <w:lang w:val="nl-NL"/>
+        </w:rPr>
+        <w:t xml:space="preserve"> mechanics van de game uitgewerkt en ben begonnen met UI elementen toevoegen voor de tutorial enzovoorts.</w:t>
+      </w:r>
+    </w:p>
+    <w:p>
+      <w:pPr>
+        <w:rPr>
+          <w:sz w:val="28"/>
+          <w:szCs w:val="28"/>
+          <w:lang w:val="nl-NL"/>
+        </w:rPr>
+      </w:pPr>
+    </w:p>
+    <w:p>
+      <w:pPr>
+        <w:rPr>
+          <w:b/>
+          <w:bCs/>
+          <w:sz w:val="36"/>
+          <w:szCs w:val="36"/>
+          <w:lang w:val="nl-NL"/>
+        </w:rPr>
+      </w:pPr>
+      <w:r>
+        <w:rPr>
+          <w:b/>
+          <w:bCs/>
+          <w:sz w:val="36"/>
+          <w:szCs w:val="36"/>
+          <w:lang w:val="nl-NL"/>
+        </w:rPr>
+        <w:t>Maandag 15 Juni</w:t>
+      </w:r>
+    </w:p>
+    <w:p>
+      <w:pPr>
+        <w:rPr>
+          <w:sz w:val="28"/>
+          <w:szCs w:val="28"/>
+          <w:lang w:val="nl-NL"/>
+        </w:rPr>
+      </w:pPr>
+      <w:r>
+        <w:rPr>
+          <w:sz w:val="28"/>
+          <w:szCs w:val="28"/>
+          <w:lang w:val="nl-NL"/>
+        </w:rPr>
+        <w:t>Vandaag ben ik wezen bellen naar bedrijven aangezien ik nog steeds niks heb gehoord en ik heb ook mijn laatste les gegeven vandaag die ging ook enorm goed en meneer Hofland hoefde nauwelijks bij te springen om te helpen</w:t>
+      </w:r>
+    </w:p>
+    <w:p>
+      <w:pPr>
+        <w:rPr>
+          <w:sz w:val="28"/>
+          <w:szCs w:val="28"/>
+          <w:lang w:val="nl-NL"/>
+        </w:rPr>
+      </w:pPr>
+    </w:p>
+    <w:p>
+      <w:pPr>
+        <w:rPr>
+          <w:b/>
+          <w:bCs/>
+          <w:sz w:val="36"/>
+          <w:szCs w:val="36"/>
+          <w:lang w:val="nl-NL"/>
+        </w:rPr>
+      </w:pPr>
+      <w:r>
+        <w:rPr>
+          <w:b/>
+          <w:bCs/>
+          <w:sz w:val="36"/>
+          <w:szCs w:val="36"/>
+          <w:lang w:val="nl-NL"/>
+        </w:rPr>
+        <w:t>Dinsdag 16</w:t>
+      </w:r>
+      <w:r>
+        <w:rPr>
+          <w:b/>
+          <w:bCs/>
+          <w:sz w:val="36"/>
+          <w:szCs w:val="36"/>
+          <w:lang w:val="nl-NL"/>
+        </w:rPr>
+        <w:t xml:space="preserve"> Juni</w:t>
+      </w:r>
+    </w:p>
+    <w:p>
+      <w:pPr>
+        <w:rPr>
+          <w:sz w:val="28"/>
+          <w:szCs w:val="28"/>
+          <w:lang w:val="nl-NL"/>
+        </w:rPr>
+      </w:pPr>
+      <w:r>
+        <w:rPr>
+          <w:sz w:val="28"/>
+          <w:szCs w:val="28"/>
+          <w:lang w:val="nl-NL"/>
+        </w:rPr>
+        <w:t>Vandaag ben gaan werken aan de puntjes op de I zetten bij het stageproject zodat ik bijna klaar ben</w:t>
+      </w:r>
+    </w:p>
+    <w:p>
+      <w:pPr>
+        <w:rPr>
+          <w:b/>
+          <w:bCs/>
+          <w:sz w:val="36"/>
+          <w:szCs w:val="36"/>
+          <w:lang w:val="nl-NL"/>
+        </w:rPr>
+      </w:pPr>
+      <w:r>
+        <w:rPr>
+          <w:b/>
+          <w:bCs/>
+          <w:sz w:val="36"/>
+          <w:szCs w:val="36"/>
+          <w:lang w:val="nl-NL"/>
+        </w:rPr>
+        <w:lastRenderedPageBreak/>
+        <w:t>Woensdag 17</w:t>
+      </w:r>
+      <w:r>
+        <w:rPr>
+          <w:b/>
+          <w:bCs/>
+          <w:sz w:val="36"/>
+          <w:szCs w:val="36"/>
+          <w:lang w:val="nl-NL"/>
+        </w:rPr>
+        <w:t xml:space="preserve"> Juni</w:t>
+      </w:r>
+    </w:p>
+    <w:p>
+      <w:pPr>
+        <w:rPr>
+          <w:sz w:val="28"/>
+          <w:szCs w:val="28"/>
+          <w:lang w:val="nl-NL"/>
+        </w:rPr>
+      </w:pPr>
+      <w:r>
+        <w:rPr>
+          <w:sz w:val="28"/>
+          <w:szCs w:val="28"/>
+          <w:lang w:val="nl-NL"/>
+        </w:rPr>
+        <w:t>Vandaag ben ik bezig geweest met de map van de Engels minigame en heb dat afgerond</w:t>
+      </w:r>
+    </w:p>
+    <w:p>
+      <w:pPr>
+        <w:rPr>
+          <w:sz w:val="28"/>
+          <w:szCs w:val="28"/>
+          <w:lang w:val="nl-NL"/>
+        </w:rPr>
+      </w:pPr>
+    </w:p>
+    <w:p>
+      <w:pPr>
+        <w:rPr>
+          <w:b/>
+          <w:bCs/>
+          <w:sz w:val="36"/>
+          <w:szCs w:val="36"/>
+          <w:lang w:val="nl-NL"/>
+        </w:rPr>
+      </w:pPr>
+      <w:r>
+        <w:rPr>
+          <w:b/>
+          <w:bCs/>
+          <w:sz w:val="36"/>
+          <w:szCs w:val="36"/>
+          <w:lang w:val="nl-NL"/>
+        </w:rPr>
+        <w:t>Donderdag 18</w:t>
+      </w:r>
+      <w:r>
+        <w:rPr>
+          <w:b/>
+          <w:bCs/>
+          <w:sz w:val="36"/>
+          <w:szCs w:val="36"/>
+          <w:lang w:val="nl-NL"/>
+        </w:rPr>
+        <w:t xml:space="preserve"> Juni</w:t>
+      </w:r>
+    </w:p>
+    <w:p>
+      <w:pPr>
+        <w:rPr>
+          <w:sz w:val="28"/>
+          <w:szCs w:val="28"/>
+          <w:lang w:val="nl-NL"/>
+        </w:rPr>
+      </w:pPr>
+      <w:r>
+        <w:rPr>
+          <w:sz w:val="28"/>
+          <w:szCs w:val="28"/>
+          <w:lang w:val="nl-NL"/>
+        </w:rPr>
+        <w:t>Vandaag heb ik alles samengebracht en het stageproject afgerond. Ik heb ook een build gemaakt die ik in GitHub heb gezet.</w:t>
+      </w:r>
+    </w:p>
+    <w:p>
+      <w:pPr>
+        <w:rPr>
+          <w:sz w:val="28"/>
+          <w:szCs w:val="28"/>
+          <w:lang w:val="nl-NL"/>
+        </w:rPr>
+      </w:pPr>
+    </w:p>
+    <w:p>
+      <w:pPr>
+        <w:rPr>
+          <w:b/>
+          <w:bCs/>
+          <w:sz w:val="36"/>
+          <w:szCs w:val="36"/>
+          <w:lang w:val="nl-NL"/>
+        </w:rPr>
+      </w:pPr>
+      <w:r>
+        <w:rPr>
+          <w:b/>
+          <w:bCs/>
+          <w:sz w:val="36"/>
+          <w:szCs w:val="36"/>
+          <w:lang w:val="nl-NL"/>
+        </w:rPr>
+        <w:t>Vrijdag 19</w:t>
+      </w:r>
+      <w:r>
+        <w:rPr>
+          <w:b/>
+          <w:bCs/>
+          <w:sz w:val="36"/>
+          <w:szCs w:val="36"/>
+          <w:lang w:val="nl-NL"/>
+        </w:rPr>
+        <w:t xml:space="preserve"> Juni</w:t>
+      </w:r>
+    </w:p>
+    <w:p>
+      <w:pPr>
+        <w:rPr>
+          <w:sz w:val="28"/>
+          <w:szCs w:val="28"/>
+          <w:lang w:val="nl-NL"/>
+        </w:rPr>
+      </w:pPr>
+      <w:r>
+        <w:rPr>
+          <w:sz w:val="28"/>
+          <w:szCs w:val="28"/>
+          <w:lang w:val="nl-NL"/>
+        </w:rPr>
+        <w:t>Vandaag heb ik de presentatie voor Rogier gemaakt.</w:t>
+      </w:r>
     </w:p>
     <w:sectPr>
       <w:pgSz w:w="12240" w:h="15840"/>
